--- a/arb/docx/51.content.docx
+++ b/arb/docx/51.content.docx
@@ -32,51 +32,16 @@
     </w:p>
     <w:p>
       <w:pPr>
-        <w:pStyle w:val="Heading2"/>
-        <w:bidi/>
-      </w:pPr>
-      <w:r>
-        <w:rPr>
-          <w:lang w:val="ar_AE" w:bidi="ar_AE"/>
-        </w:rPr>
-        <w:t>License Information</w:t>
-      </w:r>
-      <w:r>
-        <w:rPr>
-          <w:lang w:val="ar_AE" w:bidi="ar_AE"/>
-        </w:rPr>
-      </w:r>
-    </w:p>
-    <w:p>
-      <w:pPr>
-        <w:bidi/>
-      </w:pPr>
-      <w:r>
-        <w:rPr>
-          <w:lang w:val="ar_AE" w:bidi="ar_AE"/>
-        </w:rPr>
-      </w:r>
-      <w:r>
-        <w:rPr>
-          <w:b/>
-          <w:lang w:val="ar_AE" w:bidi="ar_AE"/>
-        </w:rPr>
-        <w:t>ملاحظات الترجمة (كلمة متكشفة)</w:t>
-      </w:r>
-      <w:r>
-        <w:rPr>
-          <w:lang w:val="ar_AE" w:bidi="ar_AE"/>
-        </w:rPr>
-        <w:t xml:space="preserve"> (Arabic) is based on</w:t>
-      </w:r>
-      <w:r>
-        <w:rPr>
-          <w:lang w:val="ar_AE" w:bidi="ar_AE"/>
-        </w:rPr>
-        <w:t xml:space="preserve">: </w:t>
-      </w:r>
-      <w:r>
-        <w:rPr>
+        <w:bidi/>
+      </w:pPr>
+      <w:r>
+        <w:rPr>
+          <w:lang w:val="ar_AE" w:bidi="ar_AE"/>
+        </w:rPr>
+      </w:r>
+      <w:r>
+        <w:rPr>
+          <w:b/>
           <w:lang w:val="ar_AE" w:bidi="ar_AE"/>
         </w:rPr>
         <w:t>unfoldingWord® Translation Notes</w:t>
@@ -85,64 +50,31 @@
         <w:rPr>
           <w:lang w:val="ar_AE" w:bidi="ar_AE"/>
         </w:rPr>
-        <w:t xml:space="preserve">, </w:t>
-      </w:r>
-      <w:hyperlink r:id="rId13">
-        <w:r>
-          <w:rPr>
-            <w:lang w:val="ar_AE" w:bidi="ar_AE"/>
-          </w:rPr>
-          <w:rPr>
-            <w:color w:val="0000EE"/>
-            <w:u w:val="single"/>
-          </w:rPr>
-          <w:t>unfoldingWord</w:t>
-        </w:r>
-      </w:hyperlink>
-      <w:r>
-        <w:rPr>
-          <w:lang w:val="ar_AE" w:bidi="ar_AE"/>
-        </w:rPr>
-        <w:t xml:space="preserve">, 2022, which is licensed under a </w:t>
-      </w:r>
-      <w:hyperlink r:id="rId14">
-        <w:r>
-          <w:rPr>
-            <w:lang w:val="ar_AE" w:bidi="ar_AE"/>
-          </w:rPr>
-          <w:rPr>
-            <w:color w:val="0000EE"/>
-            <w:u w:val="single"/>
-          </w:rPr>
-          <w:t>CC BY-SA 4.0 license</w:t>
-        </w:r>
-      </w:hyperlink>
-      <w:r>
-        <w:rPr>
-          <w:lang w:val="ar_AE" w:bidi="ar_AE"/>
-        </w:rPr>
-        <w:t>.</w:t>
-      </w:r>
-      <w:r>
-        <w:rPr>
-          <w:lang w:val="ar_AE" w:bidi="ar_AE"/>
-        </w:rPr>
-      </w:r>
-    </w:p>
-    <w:p>
-      <w:pPr>
-        <w:bidi/>
-      </w:pPr>
-      <w:r>
-        <w:rPr>
-          <w:lang w:val="ar_AE" w:bidi="ar_AE"/>
-        </w:rPr>
-      </w:r>
-      <w:r>
-        <w:rPr>
-          <w:lang w:val="ar_AE" w:bidi="ar_AE"/>
-        </w:rPr>
-        <w:t>This PDF version is provided under the same license.</w:t>
+        <w:t xml:space="preserve"> © 2022 unfoldingWord. Released under CC BY-SA 4.0 license. </w:t>
+      </w:r>
+      <w:r>
+        <w:rPr>
+          <w:lang w:val="ar_AE" w:bidi="ar_AE"/>
+        </w:rPr>
+        <w:t>unfoldingWord® Translation Notes</w:t>
+      </w:r>
+      <w:r>
+        <w:rPr>
+          <w:lang w:val="ar_AE" w:bidi="ar_AE"/>
+        </w:rPr>
+        <w:t xml:space="preserve"> has been adapted in the following languages: Tok Pisin, Arabic (عربي), French (Français), Hindi (हिंदी), Indonesian (Bahasa Indonesia), Portuguese (Português), Russian (Русский), Spanish (Español), Swahili (Kiswahili), and Simplified Chinese (简体中文) from </w:t>
+      </w:r>
+      <w:r>
+        <w:rPr>
+          <w:lang w:val="ar_AE" w:bidi="ar_AE"/>
+        </w:rPr>
+        <w:t>unfoldingWord® Translation Notes</w:t>
+      </w:r>
+      <w:r>
+        <w:rPr>
+          <w:lang w:val="ar_AE" w:bidi="ar_AE"/>
+        </w:rPr>
+        <w:t xml:space="preserve"> © 2022 unfoldingWord. Released under CC BY-SA 4.0 license by Mission Mutual</w:t>
       </w:r>
       <w:r>
         <w:rPr>
@@ -7017,7 +6949,7 @@
         </w:rPr>
         <w:t xml:space="preserve"> هي عكس عبارة "سُلْطَانِ الظُّلْمَةِ" الواردة في الآية التالية (</w:t>
       </w:r>
-      <w:hyperlink r:id="rId15">
+      <w:hyperlink r:id="rId13">
         <w:r>
           <w:rPr>
             <w:lang w:val="ar_AE" w:bidi="ar_AE"/>
@@ -7955,7 +7887,7 @@
         </w:rPr>
         <w:t xml:space="preserve"> هو لقب ذو أهمية يصف العلاقة بين الله الآب (الذي ذُكر في الآية السابقة (</w:t>
       </w:r>
-      <w:hyperlink r:id="rId16">
+      <w:hyperlink r:id="rId14">
         <w:r>
           <w:rPr>
             <w:lang w:val="ar_AE" w:bidi="ar_AE"/>
@@ -8108,7 +8040,7 @@
         </w:rPr>
         <w:t xml:space="preserve">. من المحتمل أن "بِدَمِهِ" أضيفت عن طريق الخطأ بسبب تشابه هذه الآية مع التي وردت في رسالة أفسس </w:t>
       </w:r>
-      <w:hyperlink r:id="rId17">
+      <w:hyperlink r:id="rId15">
         <w:r>
           <w:rPr>
             <w:lang w:val="ar_AE" w:bidi="ar_AE"/>
@@ -18007,7 +17939,7 @@
         </w:rPr>
         <w:t xml:space="preserve">هنا يصف بولس "كلمة الله" في </w:t>
       </w:r>
-      <w:hyperlink r:id="rId18">
+      <w:hyperlink r:id="rId16">
         <w:r>
           <w:rPr>
             <w:lang w:val="ar_AE" w:bidi="ar_AE"/>
@@ -21334,7 +21266,7 @@
         </w:rPr>
         <w:t xml:space="preserve"> السبب الذي دفع بولس لإخبارهم في </w:t>
       </w:r>
-      <w:hyperlink r:id="rId19">
+      <w:hyperlink r:id="rId17">
         <w:r>
           <w:rPr>
             <w:lang w:val="ar_AE" w:bidi="ar_AE"/>
@@ -21508,7 +21440,7 @@
         </w:rPr>
         <w:t xml:space="preserve">بكلمة "مُجَاهِدًا" في </w:t>
       </w:r>
-      <w:hyperlink r:id="rId19">
+      <w:hyperlink r:id="rId17">
         <w:r>
           <w:rPr>
             <w:lang w:val="ar_AE" w:bidi="ar_AE"/>
@@ -24564,7 +24496,7 @@
         </w:rPr>
         <w:t xml:space="preserve"> إلى ما ذَكره بولس في </w:t>
       </w:r>
-      <w:hyperlink r:id="rId20">
+      <w:hyperlink r:id="rId18">
         <w:r>
           <w:rPr>
             <w:lang w:val="ar_AE" w:bidi="ar_AE"/>
@@ -24956,7 +24888,7 @@
         </w:rPr>
         <w:t xml:space="preserve"> دعماً إضافياً لعدم انخداع أهل كولسي (</w:t>
       </w:r>
-      <w:hyperlink r:id="rId21">
+      <w:hyperlink r:id="rId19">
         <w:r>
           <w:rPr>
             <w:lang w:val="ar_AE" w:bidi="ar_AE"/>
@@ -26521,7 +26453,7 @@
         </w:rPr>
         <w:t xml:space="preserve">نتيجة المُستخلَصة مما قاله بولس في </w:t>
       </w:r>
-      <w:hyperlink r:id="rId22">
+      <w:hyperlink r:id="rId20">
         <w:r>
           <w:rPr>
             <w:lang w:val="ar_AE" w:bidi="ar_AE"/>
@@ -27096,7 +27028,7 @@
         </w:rPr>
         <w:t>يستخدم بولس هذه الأفعال الأربعة لتقديم أمثلة عن كيفية "السلوك في" المسيّا (أي المسيح) (</w:t>
       </w:r>
-      <w:hyperlink r:id="rId23">
+      <w:hyperlink r:id="rId21">
         <w:r>
           <w:rPr>
             <w:lang w:val="ar_AE" w:bidi="ar_AE"/>
@@ -27876,7 +27808,7 @@
         </w:rPr>
         <w:t xml:space="preserve">إذا كانت لغتك لا تستخدم هذا صيغة المبني للمجهول، يمكنك ترجمة هذا الفعل: (1) في صيغة المبني للمعلوم مع العلم بأن أبفراس هو الفاعل (نعلم أنه كان معلمهم من </w:t>
       </w:r>
-      <w:hyperlink r:id="rId24">
+      <w:hyperlink r:id="rId22">
         <w:r>
           <w:rPr>
             <w:lang w:val="ar_AE" w:bidi="ar_AE"/>
@@ -29274,7 +29206,7 @@
         </w:rPr>
         <w:t>" (</w:t>
       </w:r>
-      <w:hyperlink r:id="rId25">
+      <w:hyperlink r:id="rId23">
         <w:r>
           <w:rPr>
             <w:lang w:val="ar_AE" w:bidi="ar_AE"/>
@@ -29739,7 +29671,7 @@
         </w:rPr>
         <w:t>" (</w:t>
       </w:r>
-      <w:hyperlink r:id="rId25">
+      <w:hyperlink r:id="rId23">
         <w:r>
           <w:rPr>
             <w:lang w:val="ar_AE" w:bidi="ar_AE"/>
@@ -29757,7 +29689,7 @@
         </w:rPr>
         <w:t>): فليس فقط أن المسيح هو إله كامل (</w:t>
       </w:r>
-      <w:hyperlink r:id="rId26">
+      <w:hyperlink r:id="rId24">
         <w:r>
           <w:rPr>
             <w:lang w:val="ar_AE" w:bidi="ar_AE"/>
@@ -29907,7 +29839,7 @@
         </w:rPr>
         <w:t xml:space="preserve">كثيرًا الكلمة التي استخدمها بولس في </w:t>
       </w:r>
-      <w:hyperlink r:id="rId26">
+      <w:hyperlink r:id="rId24">
         <w:r>
           <w:rPr>
             <w:lang w:val="ar_AE" w:bidi="ar_AE"/>
@@ -29937,7 +29869,7 @@
         </w:rPr>
         <w:t xml:space="preserve">". إذا كانت لغتك تستخدم كلمات مشابهة في هاتين الجملتين، يمكنك استخدام كلمة مثل التي استخدمتها في </w:t>
       </w:r>
-      <w:hyperlink r:id="rId26">
+      <w:hyperlink r:id="rId24">
         <w:r>
           <w:rPr>
             <w:lang w:val="ar_AE" w:bidi="ar_AE"/>
@@ -30351,7 +30283,7 @@
         </w:rPr>
         <w:t xml:space="preserve"> بطرق أخرى. يمكن لهذه الكلمات أن تشير إلى: (1) كائنات روحية قوية، كما في </w:t>
       </w:r>
-      <w:hyperlink r:id="rId27">
+      <w:hyperlink r:id="rId25">
         <w:r>
           <w:rPr>
             <w:lang w:val="ar_AE" w:bidi="ar_AE"/>
@@ -33184,7 +33116,7 @@
         </w:rPr>
         <w:t xml:space="preserve"> يمكن أن يشير إلى: (1) كيف أن أهل كولوسي لم يكونوا يهوداً مختونين وبالتالي لم يكونوا جزءاً من شعب ٱلله. الترجمة البديلة: "من بين غير اليهود أي بدون وعود ٱلله" أو "بدون الختان، لأنكم أمم" (2) إلى الاستعارة حول الختان في </w:t>
       </w:r>
-      <w:hyperlink r:id="rId28">
+      <w:hyperlink r:id="rId26">
         <w:r>
           <w:rPr>
             <w:lang w:val="ar_AE" w:bidi="ar_AE"/>
@@ -34509,7 +34441,7 @@
         </w:rPr>
         <w:t xml:space="preserve">كما هو الحال في </w:t>
       </w:r>
-      <w:hyperlink r:id="rId27">
+      <w:hyperlink r:id="rId25">
         <w:r>
           <w:rPr>
             <w:lang w:val="ar_AE" w:bidi="ar_AE"/>
@@ -34527,7 +34459,7 @@
         </w:rPr>
         <w:t xml:space="preserve"> و</w:t>
       </w:r>
-      <w:hyperlink r:id="rId29">
+      <w:hyperlink r:id="rId27">
         <w:r>
           <w:rPr>
             <w:lang w:val="ar_AE" w:bidi="ar_AE"/>
@@ -34787,7 +34719,7 @@
         </w:rPr>
         <w:t xml:space="preserve"> تستخلص استنتاجًا أو نتيجة مما قاله بولس بالفعل، والذي يمكن أن نجده في </w:t>
       </w:r>
-      <w:hyperlink r:id="rId30">
+      <w:hyperlink r:id="rId28">
         <w:r>
           <w:rPr>
             <w:lang w:val="ar_AE" w:bidi="ar_AE"/>
@@ -34805,7 +34737,7 @@
         </w:rPr>
         <w:t xml:space="preserve">: ففي عمل المسيح، نال أهل كولوسي على حياة جديدة وتم هزيمة القوى التي تحكم هذا العالم. ونتيجة لهذا، يجب ألا يسمح أهل كولوسي للآخرين بأن يحكموا عليهم من جهة الكيفية التي بها يتصرفون. ويواصل بولس تحذيره ضد المعلمين الكذبة الذي بدأه في </w:t>
       </w:r>
-      <w:hyperlink r:id="rId25">
+      <w:hyperlink r:id="rId23">
         <w:r>
           <w:rPr>
             <w:lang w:val="ar_AE" w:bidi="ar_AE"/>
@@ -36336,7 +36268,7 @@
         </w:rPr>
         <w:t xml:space="preserve">يشير بولس هنا إلى المعلمين الكذبة كما لو كانوا قضاة أو حكام في مسابقة يمكنهم أن يقرروا ضد أهل كولوسي، مما يمنعهم من الحصول على الجائزة للفوز في المسابقة. هذه الاستعارة تتناسب مع لغة "الحكم" في </w:t>
       </w:r>
-      <w:hyperlink r:id="rId31">
+      <w:hyperlink r:id="rId29">
         <w:r>
           <w:rPr>
             <w:lang w:val="ar_AE" w:bidi="ar_AE"/>
@@ -38650,7 +38582,7 @@
         </w:rPr>
         <w:t>يعود بولس الآن إلى الاستعارة التي استخدمها سابقًا: المؤمنون قد ماتوا و"دُفنوا مع" ٱلمسيح (</w:t>
       </w:r>
-      <w:hyperlink r:id="rId32">
+      <w:hyperlink r:id="rId30">
         <w:r>
           <w:rPr>
             <w:lang w:val="ar_AE" w:bidi="ar_AE"/>
@@ -38936,7 +38868,7 @@
         </w:rPr>
         <w:t xml:space="preserve">كما في كولوسي </w:t>
       </w:r>
-      <w:hyperlink r:id="rId25">
+      <w:hyperlink r:id="rId23">
         <w:r>
           <w:rPr>
             <w:lang w:val="ar_AE" w:bidi="ar_AE"/>
@@ -39928,7 +39860,7 @@
         </w:rPr>
         <w:t xml:space="preserve">" الواردة في </w:t>
       </w:r>
-      <w:hyperlink r:id="rId33">
+      <w:hyperlink r:id="rId31">
         <w:r>
           <w:rPr>
             <w:lang w:val="ar_AE" w:bidi="ar_AE"/>
@@ -42506,7 +42438,7 @@
         </w:rPr>
         <w:t xml:space="preserve">هنا لتقديم دعوة أو حثّ عملي مبني على ما قاله بولس سابقًا عن "القيامة مع المسيح" في كولوسي </w:t>
       </w:r>
-      <w:hyperlink r:id="rId32">
+      <w:hyperlink r:id="rId30">
         <w:r>
           <w:rPr>
             <w:lang w:val="ar_AE" w:bidi="ar_AE"/>
@@ -43682,7 +43614,7 @@
         </w:rPr>
         <w:t xml:space="preserve">كما هو الحال في </w:t>
       </w:r>
-      <w:hyperlink r:id="rId34">
+      <w:hyperlink r:id="rId32">
         <w:r>
           <w:rPr>
             <w:lang w:val="ar_AE" w:bidi="ar_AE"/>
@@ -44038,7 +43970,7 @@
         </w:rPr>
         <w:t xml:space="preserve"> السبب الذي ينبغي لأجله أن يفكر أهل كولوسي في الأمور العليا (</w:t>
       </w:r>
-      <w:hyperlink r:id="rId35">
+      <w:hyperlink r:id="rId33">
         <w:r>
           <w:rPr>
             <w:lang w:val="ar_AE" w:bidi="ar_AE"/>
@@ -44199,7 +44131,7 @@
         </w:rPr>
         <w:t xml:space="preserve">هنا يعبّر بولس بطريقة مختلفة قليلاً عن الفكرة التي سبق أن أوضحها في </w:t>
       </w:r>
-      <w:hyperlink r:id="rId33">
+      <w:hyperlink r:id="rId31">
         <w:r>
           <w:rPr>
             <w:lang w:val="ar_AE" w:bidi="ar_AE"/>
@@ -44230,7 +44162,7 @@
         </w:rPr>
         <w:t xml:space="preserve"> مع المسيح. إذا كان من المفيد في لغتك، يمكنك ترجمة هذه الفكرة كما فعلت في </w:t>
       </w:r>
-      <w:hyperlink r:id="rId33">
+      <w:hyperlink r:id="rId31">
         <w:r>
           <w:rPr>
             <w:lang w:val="ar_AE" w:bidi="ar_AE"/>
@@ -47851,7 +47783,7 @@
         </w:rPr>
         <w:t xml:space="preserve">مرة أخرى إلى قائمة الخطايا الواردة في كولوسي </w:t>
       </w:r>
-      <w:hyperlink r:id="rId36">
+      <w:hyperlink r:id="rId34">
         <w:r>
           <w:rPr>
             <w:lang w:val="ar_AE" w:bidi="ar_AE"/>
@@ -48529,7 +48461,7 @@
         </w:rPr>
         <w:t xml:space="preserve">يشيران إلى الخطايا المذكورة في كولوسي </w:t>
       </w:r>
-      <w:hyperlink r:id="rId36">
+      <w:hyperlink r:id="rId34">
         <w:r>
           <w:rPr>
             <w:lang w:val="ar_AE" w:bidi="ar_AE"/>
@@ -48718,7 +48650,7 @@
         </w:rPr>
         <w:t xml:space="preserve"> مقارنةً بالطريقة التي كانوا يتصرفون بها "سابقًا" (</w:t>
       </w:r>
-      <w:hyperlink r:id="rId37">
+      <w:hyperlink r:id="rId35">
         <w:r>
           <w:rPr>
             <w:lang w:val="ar_AE" w:bidi="ar_AE"/>
@@ -49831,7 +49763,7 @@
         </w:rPr>
         <w:t xml:space="preserve">هنا يستخدم بولس استعارة مشابهة لتلك التي استخدمها في كولوسي </w:t>
       </w:r>
-      <w:hyperlink r:id="rId28">
+      <w:hyperlink r:id="rId26">
         <w:r>
           <w:rPr>
             <w:lang w:val="ar_AE" w:bidi="ar_AE"/>
@@ -50470,7 +50402,7 @@
         </w:rPr>
         <w:t xml:space="preserve"> يتوازى مع المقطع الذي يبدأ بـ "خَلَعْتُمُ" في الآية السابقة (</w:t>
       </w:r>
-      <w:hyperlink r:id="rId38">
+      <w:hyperlink r:id="rId36">
         <w:r>
           <w:rPr>
             <w:lang w:val="ar_AE" w:bidi="ar_AE"/>
@@ -50488,7 +50420,7 @@
         </w:rPr>
         <w:t xml:space="preserve">). قم بترجمة هذا المقطع باستخدام نفس البنية المستخدمة في الآية السابقة. يمكن لهذا المقطع أن: (1) يوضح السبب الذي لأجله لا يجب أن يكذب أهل كولوسي على بعضهم البعض (ويجب عليهم أن يخلعوا الخطايا المذكورة في </w:t>
       </w:r>
-      <w:hyperlink r:id="rId39">
+      <w:hyperlink r:id="rId37">
         <w:r>
           <w:rPr>
             <w:lang w:val="ar_AE" w:bidi="ar_AE"/>
@@ -50625,7 +50557,7 @@
         </w:rPr>
         <w:t xml:space="preserve">هنا، يواصل بولس استخدام استعارة تغيير الملابس التي بدأها في </w:t>
       </w:r>
-      <w:hyperlink r:id="rId38">
+      <w:hyperlink r:id="rId36">
         <w:r>
           <w:rPr>
             <w:lang w:val="ar_AE" w:bidi="ar_AE"/>
@@ -50775,7 +50707,7 @@
         </w:rPr>
         <w:t>كما في الآية السابقة (</w:t>
       </w:r>
-      <w:hyperlink r:id="rId38">
+      <w:hyperlink r:id="rId36">
         <w:r>
           <w:rPr>
             <w:lang w:val="ar_AE" w:bidi="ar_AE"/>
@@ -51218,7 +51150,7 @@
         </w:rPr>
         <w:t xml:space="preserve">، فمن المحتمل أنه يشير إلى معرفة كل من الله (كما في </w:t>
       </w:r>
-      <w:hyperlink r:id="rId40">
+      <w:hyperlink r:id="rId38">
         <w:r>
           <w:rPr>
             <w:lang w:val="ar_AE" w:bidi="ar_AE"/>
@@ -51236,7 +51168,7 @@
         </w:rPr>
         <w:t xml:space="preserve">) وإرادة الله (كما في </w:t>
       </w:r>
-      <w:hyperlink r:id="rId41">
+      <w:hyperlink r:id="rId39">
         <w:r>
           <w:rPr>
             <w:lang w:val="ar_AE" w:bidi="ar_AE"/>
@@ -52979,7 +52911,7 @@
         </w:rPr>
         <w:t xml:space="preserve">مرة أخرى، يتحدث بولس عن الذين ماتوا وقاموا مع المسيح. هنا، فبدلاً من التحدث عن أهل كولوسي بأنهم "في المسيح"، يعكس هنا الصيغة، كما فعل في </w:t>
       </w:r>
-      <w:hyperlink r:id="rId42">
+      <w:hyperlink r:id="rId40">
         <w:r>
           <w:rPr>
             <w:lang w:val="ar_AE" w:bidi="ar_AE"/>
@@ -53010,7 +52942,7 @@
         </w:rPr>
         <w:t xml:space="preserve"> الذين يؤمنون به. إذا أمكن، قم بترجمة هذا التعبير بنفس الطريقة التي ترجمت بها "المسيح فيكم" في </w:t>
       </w:r>
-      <w:hyperlink r:id="rId42">
+      <w:hyperlink r:id="rId40">
         <w:r>
           <w:rPr>
             <w:lang w:val="ar_AE" w:bidi="ar_AE"/>
@@ -53160,7 +53092,7 @@
         </w:rPr>
         <w:t xml:space="preserve"> يقدم حثًا، وذلك بالاستناد إلى ما قاله بولس بالفعل لأهل كولوسي في </w:t>
       </w:r>
-      <w:hyperlink r:id="rId43">
+      <w:hyperlink r:id="rId41">
         <w:r>
           <w:rPr>
             <w:lang w:val="ar_AE" w:bidi="ar_AE"/>
@@ -53310,7 +53242,7 @@
         </w:rPr>
         <w:t xml:space="preserve"> وهي نفس الكلمة التي استخدمها بولس في </w:t>
       </w:r>
-      <w:hyperlink r:id="rId44">
+      <w:hyperlink r:id="rId42">
         <w:r>
           <w:rPr>
             <w:lang w:val="ar_AE" w:bidi="ar_AE"/>
@@ -53379,7 +53311,7 @@
         </w:rPr>
         <w:t xml:space="preserve"> كما فعلت في </w:t>
       </w:r>
-      <w:hyperlink r:id="rId44">
+      <w:hyperlink r:id="rId42">
         <w:r>
           <w:rPr>
             <w:lang w:val="ar_AE" w:bidi="ar_AE"/>
@@ -55714,7 +55646,7 @@
         </w:rPr>
         <w:t xml:space="preserve">هنا، بولس يحذف بعض الكلمات التي قد تكون ضرورية في لغتك لتكوين فكرة كاملة. إذا كانت لغتك تتطلب إضافة المزيد من الكلمات، يمكنك إدراج الكلمات التي يشير إليها بولس، والتي يمكن العثور عليها في </w:t>
       </w:r>
-      <w:hyperlink r:id="rId45">
+      <w:hyperlink r:id="rId43">
         <w:r>
           <w:rPr>
             <w:lang w:val="ar_AE" w:bidi="ar_AE"/>
@@ -56578,7 +56510,7 @@
         </w:rPr>
         <w:t xml:space="preserve">" التي يستخدمها بولس في </w:t>
       </w:r>
-      <w:hyperlink r:id="rId46">
+      <w:hyperlink r:id="rId44">
         <w:r>
           <w:rPr>
             <w:lang w:val="ar_AE" w:bidi="ar_AE"/>
@@ -56596,7 +56528,7 @@
         </w:rPr>
         <w:t xml:space="preserve">: وفي كلا الحالتين تُستخدم للإشارة إلى القاضي أو الحَكَم الذي يتخذ قرار، وذلك على الرغم من أننا نجد في </w:t>
       </w:r>
-      <w:hyperlink r:id="rId46">
+      <w:hyperlink r:id="rId44">
         <w:r>
           <w:rPr>
             <w:lang w:val="ar_AE" w:bidi="ar_AE"/>
@@ -61967,7 +61899,7 @@
         </w:rPr>
         <w:t xml:space="preserve">كما هو الحال في </w:t>
       </w:r>
-      <w:hyperlink r:id="rId47">
+      <w:hyperlink r:id="rId45">
         <w:r>
           <w:rPr>
             <w:lang w:val="ar_AE" w:bidi="ar_AE"/>
@@ -62873,7 +62805,7 @@
         </w:rPr>
         <w:t xml:space="preserve"> لأنه يهيئ بالفعل تباينًا مع "السيد" على هؤلاء السادة: أي يسوع (انظر: </w:t>
       </w:r>
-      <w:hyperlink r:id="rId48">
+      <w:hyperlink r:id="rId46">
         <w:r>
           <w:rPr>
             <w:lang w:val="ar_AE" w:bidi="ar_AE"/>
@@ -63135,7 +63067,7 @@
         </w:rPr>
         <w:t xml:space="preserve">كما هو الحال في </w:t>
       </w:r>
-      <w:hyperlink r:id="rId49">
+      <w:hyperlink r:id="rId47">
         <w:r>
           <w:rPr>
             <w:lang w:val="ar_AE" w:bidi="ar_AE"/>
@@ -64599,7 +64531,7 @@
         </w:rPr>
         <w:t xml:space="preserve">سببًا لوجوب طاعة العبيد كما يأمرهم بولس في </w:t>
       </w:r>
-      <w:hyperlink r:id="rId50">
+      <w:hyperlink r:id="rId48">
         <w:r>
           <w:rPr>
             <w:lang w:val="ar_AE" w:bidi="ar_AE"/>
@@ -65131,7 +65063,7 @@
         </w:rPr>
         <w:t xml:space="preserve">يُقدِّم دعمًا لما كان قد قيل بالفعل. هنا يستخدم بولس هذا التعبير لتقديم سبب سلبي للطاعة (حيث قدم بالفعل سببًا إيجابيًا في </w:t>
       </w:r>
-      <w:hyperlink r:id="rId51">
+      <w:hyperlink r:id="rId49">
         <w:r>
           <w:rPr>
             <w:lang w:val="ar_AE" w:bidi="ar_AE"/>
@@ -65284,7 +65216,7 @@
         </w:rPr>
         <w:t xml:space="preserve">. ومع ذلك، فهو يوجه هذه العبارة العامة إلى العبيد الذين كان يخاطبهم (وليس السادة، لأنه لا يخاطبهم حتى </w:t>
       </w:r>
-      <w:hyperlink r:id="rId48">
+      <w:hyperlink r:id="rId46">
         <w:r>
           <w:rPr>
             <w:lang w:val="ar_AE" w:bidi="ar_AE"/>
@@ -66978,7 +66910,7 @@
         </w:rPr>
         <w:t xml:space="preserve"> أو في الوقت ذاته. إذا كان ذلك مفيدًا في لغتك، يمكنك استخدام كلمة أو عبارة تشير إلى أن أهل كولوسي يجب أن يصلوا من أجل بولس في نفس الوقت الذي يصلون فيه لأجل أشياء أخرى (الأشياء المذكورة في </w:t>
       </w:r>
-      <w:hyperlink r:id="rId52">
+      <w:hyperlink r:id="rId50">
         <w:r>
           <w:rPr>
             <w:lang w:val="ar_AE" w:bidi="ar_AE"/>
@@ -67902,7 +67834,7 @@
         </w:rPr>
         <w:t xml:space="preserve"> المسيح. وهذا لا يعني أن الرسالة صعبة الفهم، بل إنها لم تكن قد كُشفت من قبل. ومع ذلك، يقوم بولس الآن بـ "إظهارها" (كما يقول </w:t>
       </w:r>
-      <w:hyperlink r:id="rId53">
+      <w:hyperlink r:id="rId51">
         <w:r>
           <w:rPr>
             <w:lang w:val="ar_AE" w:bidi="ar_AE"/>
@@ -68556,7 +68488,7 @@
         </w:rPr>
         <w:t xml:space="preserve">يمكن أن تُقدِّم: (1) شيئًا آخر يجب أن يصلي من أجله أهل كولوسي (بالإضافة إلى ما تم ذِكْره في </w:t>
       </w:r>
-      <w:hyperlink r:id="rId54">
+      <w:hyperlink r:id="rId52">
         <w:r>
           <w:rPr>
             <w:lang w:val="ar_AE" w:bidi="ar_AE"/>
@@ -68574,7 +68506,7 @@
         </w:rPr>
         <w:t xml:space="preserve">). الترجمة البديلة: "وأن" أو "وطالبين أن" (2) غرضًا آخر يجب أن يصلي من أجله أهل كولوسي من أجل بولس (بالإضافة إلى ما تم ذكره في </w:t>
       </w:r>
-      <w:hyperlink r:id="rId54">
+      <w:hyperlink r:id="rId52">
         <w:r>
           <w:rPr>
             <w:lang w:val="ar_AE" w:bidi="ar_AE"/>
@@ -69755,7 +69687,7 @@
         </w:rPr>
         <w:t>تقدِّم هذه الآية الطريقة التي يريد بها بولس من أهل كولوسي "أن يسلكوا بحكمة تجاه الذين هم من خارج" (</w:t>
       </w:r>
-      <w:hyperlink r:id="rId55">
+      <w:hyperlink r:id="rId53">
         <w:r>
           <w:rPr>
             <w:lang w:val="ar_AE" w:bidi="ar_AE"/>
@@ -70474,7 +70406,7 @@
         </w:rPr>
         <w:t xml:space="preserve"> إلى الأفراد الذين يُعدّون جزءًا من "الذين هم من خارج" (</w:t>
       </w:r>
-      <w:hyperlink r:id="rId55">
+      <w:hyperlink r:id="rId53">
         <w:r>
           <w:rPr>
             <w:lang w:val="ar_AE" w:bidi="ar_AE"/>
@@ -71925,7 +71857,7 @@
         </w:rPr>
         <w:t xml:space="preserve">تمامًا كما في عبارة "جميع أحوالي" في </w:t>
       </w:r>
-      <w:hyperlink r:id="rId56">
+      <w:hyperlink r:id="rId54">
         <w:r>
           <w:rPr>
             <w:lang w:val="ar_AE" w:bidi="ar_AE"/>
@@ -72817,7 +72749,7 @@
         </w:rPr>
         <w:t xml:space="preserve">تمامًا كما في العبارات "جميع أحوالي" في </w:t>
       </w:r>
-      <w:hyperlink r:id="rId56">
+      <w:hyperlink r:id="rId54">
         <w:r>
           <w:rPr>
             <w:lang w:val="ar_AE" w:bidi="ar_AE"/>
@@ -72835,7 +72767,7 @@
         </w:rPr>
         <w:t xml:space="preserve"> و"أحوالكم" في </w:t>
       </w:r>
-      <w:hyperlink r:id="rId57">
+      <w:hyperlink r:id="rId55">
         <w:r>
           <w:rPr>
             <w:lang w:val="ar_AE" w:bidi="ar_AE"/>
@@ -75204,7 +75136,7 @@
         </w:rPr>
         <w:t xml:space="preserve"> هو اسم رجل. وقد كان أول من كرز بالأخبار السارة للناس في كولوسي (انظر: </w:t>
       </w:r>
-      <w:hyperlink r:id="rId24">
+      <w:hyperlink r:id="rId22">
         <w:r>
           <w:rPr>
             <w:lang w:val="ar_AE" w:bidi="ar_AE"/>
@@ -76446,7 +76378,7 @@
         </w:rPr>
         <w:t xml:space="preserve">تأكيدًا إضافيًا لتصريحات بولس حول أبفراس في الآية السابقة. في </w:t>
       </w:r>
-      <w:hyperlink r:id="rId58">
+      <w:hyperlink r:id="rId56">
         <w:r>
           <w:rPr>
             <w:lang w:val="ar_AE" w:bidi="ar_AE"/>
@@ -77362,7 +77294,7 @@
         </w:rPr>
         <w:t xml:space="preserve">كما هو معتاد في هذه الثقافة، لا يكتفي بولس بإرسال التحيات من الأشخاص الذين معه والذين يعرفون الأشخاص الذين يكتب إليهم (كما فعل في </w:t>
       </w:r>
-      <w:hyperlink r:id="rId59">
+      <w:hyperlink r:id="rId57">
         <w:r>
           <w:rPr>
             <w:lang w:val="ar_AE" w:bidi="ar_AE"/>
@@ -78328,7 +78260,7 @@
         </w:rPr>
         <w:t>إلى جانب طلب بولس من أهل كولوسي أن يحيوا الآخرين نيابة عنه (</w:t>
       </w:r>
-      <w:hyperlink r:id="rId60">
+      <w:hyperlink r:id="rId58">
         <w:r>
           <w:rPr>
             <w:lang w:val="ar_AE" w:bidi="ar_AE"/>

--- a/arb/docx/51.content.docx
+++ b/arb/docx/51.content.docx
@@ -152,13 +152,6 @@
         <w:rPr>
           <w:lang w:val="ar_AE" w:bidi="ar_AE"/>
         </w:rPr>
-      </w:r>
-      <w:r>
-        <w:rPr>
-          <w:i/>
-          <w:lang w:val="ar_AE" w:bidi="ar_AE"/>
-        </w:rPr>
-        <w:t>كولوسي 1: 1 (#1), كولوسي 1:1 (#2), كولوسي 1: 1 (#3), كولوسي 1: 1 (#4), كولوسي ١: ٢ (#١), كولوسي 1: 2 (#2), كولوسي 1: 2 (#3), كولوسي 1: 2 (#4), كولوسي 1: 2 (#5), كولوسي 1: 3 (#1), كولوسي 1: 3 (#2), كولوسي ١: ٤ (#١), كولوسي 1: 4 (#2), كولوسي 1: 5 (#1), كولوسي 1: 5 (#2), كولوسي 1: 5 (#3), كولوسي 1: 5 (#4), كولوسي 1: 6 (#1), كولوسي 1: 6 (#2), كولوسي 1: 6 (#3), كولوسي 1: 6 (#4), كولوسي 1: 6 (#5), كولوسي 1: 7 (#1), كولوسي ١: ٧ (#٢), كولوسي 1: 8 (#1), كولوسي 1: 8 (#2), كولوسي 1: 8 (#3), كولوسي ١: ٩ (#١), كولوسي 1: 9 (#2), كولوسي 1: 9 (#3), كولوسي 1: 9 (#4), كولوسي 1: 9 (#5), كولوسي 1: 9 (#6), كولوسي 1: 9 (#7), كولوسي 1: 9 (#8), كولوسي 1: 9 (#9), كولوسي 1: 9 (#10), كولوسي 1: 9 (#11), كولوسي ١: ١٠ (#١), كولوسي ١: ١٠ (#٢), كولوسي 1: 10 (#3), كولوسي ١: ١٠ (#٤), كولوسي 1: 11 (#1), كولوسي 1: 11 (#2), كولوسي 1: 11 (#3), كولوسي ١: ١١ (#٤), كولوسي ١: ١١ (#٥), كولوسي ١: ١١ (#٦), كولوسي 1: 12 (#1), كولوسي 1: 12 (#2), كولوسي ١: ١٢ (#٣), كولوسي 1: 12 (#4), كولوسي 1: 12 (#5), كولوسي 1: 12 (#6), كولوسي 1: 12 (#7), كولوسي ١: ١٣ (#١), كولوسي 1: 13 (#2), كولوسي ١: ١٣ (#٣), كولوسي 1: 13 (#4), كولوسي ١: ١٣ (#٥), كولوسي ١: ١٣ (#٦), كولوسي ١: ١٣ (#٧), كولوسي 1: 14 (#1), كولوسي 1: 14 (#2), كولوسي 1: 14 (#3), كولوسي ١: ١٤ (#٤), كولوسي 1: 15 (#1), كولوسي 1: 15 (#2), كولوسي 1: 15 (#3), كولوسي 1: 15 (#4), كولوسي 1: 16 (#1), كولوسي 1: 16 (#2), كولوسي 1: 16 (#3), كولوسي 1: 16 (#4), كولوسي 1: 16 (#5), كولوسي 1: 16 (#6), كولوسي ١: ١٦ (#٧), كولوسي 1: 16 (#8), كولوسي 1: 17 (#1), كولوسي 1: 17 (#2), كولوسي 1: 18 (#1), كولوسي 1: 18 (#2), كولوسي 1: 18 (#3), كولوسي 1: 18 (#4), كولوسي 1: 18 (#5), كولوسي 1: 18 (#6), كولوسي 1: 19 (#1), كولوسي 1: 19 (#2), كولوسي 1: 19 (#3), كولوسي 1: 19 (#4), كولوسي 1: 20 (#1), كولوسي 1: 20 (#2), كولوسي 1: 20 (#3), كولوسي 1: 20 (#4), كولوسي 1: 20 (#5), كولوسي 1: 20 (#6), كولوسي 1: 20 (#7), كولوسي 1: 21 (#1), كولوسي 1: 21 (#2), كولوسي 1: 21 (#3), كولوسي 1: 21 (#4), كولوسي 1: 22 (#1), كولوسي 1: 22 (#2), كولوسي 1: 22 (#3), كولوسي 1: 22 (#4), كولوسي 1: 22 (#5), كولوسي 1: 22 (#6), كولوسي 1: 22 (#7), كولوسي 1: 22 (#8), كولوسي 1: 22 (#9), كولوسي 1: 23 (#1), كولوسي 1: 23 (#2), كولوسي 1: 23 (#3), كولوسي 1: 23 (#4), كولوسي 1: 23 (#5), كولوسي 1: 23 (#6), كولوسي 1: 23 (#7), كولوسي 1: 23 (#8), كولوسي 1: 23 (#9), كولوسي 1: 23 (#10), كولوسي 1: 24 (#1), كولوسي 1: 24 (#2), كولوسي 1: 24 (#3), كولوسي 1: 24 (#4), كولوسي 1: 24 (#5), كولوسي 1: 24 (#6), كولوسي 1: 25 (#1), كولوسي 1: 25 (#2), كولوسي 1: 25 (#3), كولوسي 1: 25 (#4), كولوسي 1: 25 (#5), كولوسي 1: 25 (#6), كولوسي 1: 26 (#1), كولوسي 1: 26 (#2), كولوسي 1: 26 (#3), كولوسي 1: 26 (#4), كولوسي 1: 26 (#5), كولوسي 1: 26 (#6), كولوسي 1: 27 (#1), كولوسي 1: 27 (#2), كولوسي 1: 27 (#3), كولوسي 1: 27 (#4), كولوسي 1: 27 (#5), كولوسي 1: 27 (#6), كولوسي 1: 27 (#7), كولوسي 1: 28 (#1), كولوسي 1: 28 (#2), كولوسي 1: 28 (#3), كولوسي 1: 28 (#4), كولوسي 1: 28 (#5), كولوسي 1: 28 (#6), كولوسي 1: 28 (#7), كولوسي 1: 29 (#1), كولوسي 1: 29 (#2), كولوسي 1: 29 (#3), كولوسي 1: 29 (#4), كولوسي 2: 1 (#1), كولوسي 2: 1 (#2), كولوسي 2: 1 (#3), كولوسي 2: 1 (#4), كولوسي 2: 1 (#5), كولوسي 2: 1 (#6), كولوسي ٢: ١ (#٧), كولوسي ٢: ٢ (#١), كولوسي ٢: ٢ (#٢), كولوسي ٢: ٢ (#٣), كولوسي ٢: ٢ (#٤), كولوسي ٢: ٢ (#٥), كولوسي ٢: ٢ (#٦), كولوسي 2: 2 (#7), كولوسي 2: 2 (#8), كولوسي 2: 2 (#9), كولوسي 2: 2 (#10), كولوسي ٢: ٣ (#١), كولوسي ٢: ٣ (#٢), كولوسي ٢: ٣ (#٣), كولوسي ٢: ٣ (#٤), كولوسي ٢: ٣ (#٥), كولوسي 2: 4 (#1), كولوسي 2: 4 (#2), كولوسي 2: 4 (#3), كولوسي 2: 5 (#1), كولوسي 2: 5 (#2), كولوسي 2: 5 (#3), كولوسي 2: 5 (#4), كولوسي ٢: ٥ (#٥), كولوسي 2: 5 (#6), كولوسي 2: 5 (#7), كولوسي 2: 5 (#8), كولوسي 2: 5 (#9), كولوسي ٢: ٥ (#١٠), كولوسي ٢: ٥ (#١١), كولوسي ٢: ٦ (#١), كولوسي 2: 6 (#2), كولوسي 2: 6 (#3), كولوسي ٢: ٦ (#٤), كولوسي ٢: ٧ (#١), كولوسي ٢: ٧ (#٢), كولوسي ٢: ٧ (#٣), كولوسي ٢: ٧ (#٤), كولوسي ٢: ٧ (#٥), كولوسي ٢: ٧ (#٦), كولوسي ٢: ٧ (#٧), كولوسي 2: 7 (#8), كولوسي ٢: ٨ (#١), كولوسي ٢: ٨ (#٢), كولوسي ٢: ٨ (#٣), كولوسي ٢: ٨ (#٤), كولوسي 2: 8 (#5), كولوسي ٢: ٨ (#٦), كولوسي ٢: ٨ (#٧), كولوسي 2: 8 (#8), كولوسي 2: 9 (#1), كولوسي ٢: ٩ (#٢), كولوسي ٢: ٩ (#٣), كولوسي ٢: ١٠ (#١), كولوسي ٢: ١٠ (#٢), كولوسي 2: 10 (#3), كولوسي 2: 10 (#4), كولوسي ٢: ١٠ (#٥), كولوسي ٢: ١٠ (#٦), كولوسي ٢: ١١ (#١), كولوسي 2: 11 (#2), كولوسي 2: 11 (#3), كولوسي ٢: ١١ (#٤), كولوسي 2: 11 (#5), كولوسي 2: 12 (#1), كولوسي 2: 12 (#2), كولوسي 2: 12 (#3), كولوسي 2: 12 (#4), كولوسي 2: 12 (#5), كولوسي 2: 12 (#6), كولوسي 2: 12 (#7), كولوسي 2: 12 (#8), كولوسي 2: 13 (#1), كولوسي ٢: ١٣ (#٢), كولوسي 2: 13 (#3), كولوسي 2: 13 (#4), كولوسي ٢: ١٣ (#٥), كولوسي 2: 13 (#6), كولوسي ٢: ١٣ (#٧), كولوسي 2: 13 (#8), كولوسي 2: 13 (#9), كولوسي 2: 14 (#1), كولوسي 2: 14 (#2), كولوسي 2: 14 (#3), كولوسي ٢: ١٤ (#٤), كولوسي ٢: ١٥ (#١), كولوسي 2: 15 (#2), كولوسي 2: 15 (#3), كولوسي ٢: ١٦ (#١), كولوسي 2: 16 (#2), كولوسي ٢: ١٦ (#٣), كولوسي ٢: ١٦ (#٤), كولوسي 2: 17 (#1), كولوسي 2: 17 (#2), كولوسي 2: 17 (#3), كولوسي ٢: ١٧ (#٤), كولوسي 2: 18 (#1), كولوسي 2: 18 (#2), كولوسي 2: 18 (#3), كولوسي 2: 18 (#4), كولوسي ٢: ١٨ (#٥), كولوسي 2: 18 (#6), كولوسي 2: 18 (#7), كولوسي 2: 18 (#8), كولوسي 2: 18 (#9), كولوسي 2: 18 (#10), كولوسي 2: 18 (#11), كولوسي 2: 19 (#1), كولوسي 2: 19 (#2), كولوسي 2: 19 (#3), كولوسي 2: 19 (#4), كولوسي ٢: ١٩ (#٥), كولوسي ٢: ١٩ (#٦), كولوسي 2: 20 (#1), كولوسي 2: 20 (#2), كولوسي 2: 20 (#3), كولوسي 2: 20 (#4), كولوسي 2: 20 (#5), كولوسي 2: 20 (#6), كولوسي 2: 20 (#7), كولوسي 2: 20 (#8), كولوسي 2: 20 (#9), كولوسي 2: 20 (#10), كولوسي ٢: ٢١ (#١), كولوسي ٢:٢١ (#٢), كولوسي ٢: ٢١ (#٣), كولوسي ٢: ٢٢ (#١), كولوسي ٢: ٢٢ (#٢), كولوسي ٢: ٢٢ (#٣), كولوسي ٢: ٢٢ (#٤), كولوسي ٢: ٢٢ (#٥), كولوسي 2: 22 (#6), كولوسي ٢: ٢٣ (#١), كولوسي ٢: ٢٣ (#٢), كولوسي ٢: ٢٣ (#٣), كولوسي ٢: ٢٣ (#٤), كولوسي ٢: ٢٣ (#٥), كولوسي ٢: ٢٣ (#٦), كولوسي ٢: ٢٣ (#٧), كولوسي ٢: ٢٣ (#٨), كولوسي ٢: ٢٣ (#٩), كولوسي ٢: ٢٣ (#١٠), كولوسي 3: 1 (#1), كولوسي 3: 1 (#2), كولوسي ٣: ١ (#٣), كولوسي 3: 1 (#4), كولوسي 3: 1 (#5), كولوسي ٣: ١ (#٦), كولوسي 3: 1 (#7), كولوسي ٣: ١ (#٨), كولوسي 3: 2 (#1), كولوسي ٣: ٢ (#٢), كولوسي ٣: ٢ (#٣), كولوسي 3: 3 (#1), كولوسي 3: 3 (#2), كولوسي 3:3 (#3), كولوسي 3: 3 (#4), كولوسي 3: 3 (#5), كولوسي 3: 4 (#1), كولوسي 3: 4 (#2), كولوسي 3: 4 (#3), كولوسي ٣: ٤ (#٤), كولوسي 3: 4 (#5), كولوسي ٣: ٤ (#٦), كولوسي ٣: ٤ (#٧), كولوسي 3: 5 (#1), كولوسي 3: 5 (#2), كولوسي ٣: ٥ (#٣), كولوسي 3: 5 (#4), كولوسي 3: 5 (#5), كولوسي 3: 5 (#6), كولوسي ٣: ٥ (#٧), كولوسي 3: 5 (#8), كولوسي 3: 5 (#9), كولوسي 3: 5 (#10), كولوسي 3: 6 (#1), كولوسي 3: 6 (#2), كولوسي 3: 6 (#3), كولوسي 3: 6 (#4), كولوسي ٣: ٦ (#٥), كولوسي ٣: ٧ (#١), كولوسي ٣: ٧ (#٢), كولوسي ٣: ٧ (#٣), كولوسي 3: 7 (#4), كولوسي ٣: ٧ (#٥), كولوسي 3: 7 (#6), كولوسي 3: 8 (#1), كولوسي 3: 8 (#2), كولوسي 3: 8 (#3), كولوسي ٣: ٨ (#٤), كولوسي 3: 8 (#5), كولوسي ٣: ٨ (#٦), كولوسي 3: 8 (#7), كولوسي 3: 9 (#1), كولوسي 3: 9 (#2), كولوسي 3: 9 (#3), كولوسي 3: 9 (#4), كولوسي 3: 9 (#5), كولوسي 3: 10 (#1), كولوسي 3: 10 (#2), كولوسي 3: 10 (#3), كولوسي 3: 10 (#4), كولوسي 3: 10 (#5), كولوسي 3: 10 (#6), كولوسي 3: 10 (#7), كولوسي 3: 10 (#8), كولوسي 3: 10 (#9), كولوسي 3: 10 (#10), كولوسي 3: 10 (#11), كولوسي 3: 10 (#12), كولوسي 3: 11 (#1), كولوسي ٣: ١١ (#٢), كولوسي 3: 11 (#3), كولوسي 3: 11 (#4), كولوسي 3: 11 (#5), كولوسي 3: 11 (#6), كولوسي 3: 11 (#7), كولوسي ٣: ١٢ (#١), كولوسي ٣: ١٢ (#٢), كولوسي 3: 12 (#3), كولوسي ٣: ١٢ (#٤), كولوسي ٣: ١٢ (#٥), كولوسي 3: 12 (#6), كولوسي ٣: ١٢ (#٧), كولوسي ٣: ١٢ (#٨), كولوسي ٣: ١٢ (#٩), كولوسي 3: 13 (#1), كولوسي 3: 13 (#2), كولوسي 3: 13 (#3), كولوسي 3: 13 (#4), كولوسي ٣: ١٣ (#٥), كولوسي ٣: ١٣ (#٦), كولوسي 3: 13 (#7), كولوسي 3: 13 (#8), كولوسي 3: 14 (#1), كولوسي 3: 14 (#2), كولوسي 3: 14 (#3), كولوسي 3: 14 (#4), كولوسي 3: 14 (#5), كولوسي 3: 14 (#6), كولوسي ٣: ١٥ (#١), كولوسي 3: 15 (#2), كولوسي 3: 15 (#3), كولوسي 3: 15 (#4), كولوسي ٣: ١٥ (#٥), كولوسي 3: 15 (#6), كولوسي 3: 15 (#7), كولوسي 3: 16 (#1), كولوسي 3: 16 (#2), كولوسي 3: 16 (#3), كولوسي 3: 16 (#4), كولوسي ٣: ١٦ (#٥), كولوسي 3: 16 (#6), كولوسي ٣: ١٦ (#٧), كولوسي 3: 16 (#8), كولوسي 3: 16 (#9), كولوسي ٣: ١٦ (#١٠), كولوسي 3: 16 (#11), كولوسي 3: 16 (#12), كولوسي 3: 16 (#13), كولوسي 3: 17 (#1), كولوسي 3: 17 (#2), كولوسي 3: 17 (#3), كولوسي 3: 17 (#4), كولوسي 3: 17 (#5), كولوسي 3: 18 (#1), كولوسي 3: 18 (#2), كولوسي 3: 18 (#3), كولوسي 3: 18 (#4), كولوسي 3: 18 (#5), كولوسي 3: 18 (#6), كولوسي 3: 19 (#1), كولوسي 3: 19 (#2), كولوسي 3: 19 (#3), كولوسي 3: 20 (#1), كولوسي 3: 20 (#2), كولوسي 3: 20 (#3), كولوسي 3: 20 (#4), كولوسي 3: 20 (#5), كولوسي 3: 20 (#6), كولوسي 3: 20 (#7), كولوسي 3: 21 (#1), كولوسي 3: 21 (#2), كولوسي 3: 21 (#3), كولوسي 3: 21 (#4), كولوسي 3: 21 (#5), كولوسي 3: 22 (#1), كولوسي 3: 22 (#2), كولوسي 3: 22 (#3), كولوسي 3: 22 (#4), كولوسي 3: 22 (#5), كولوسي 3: 22 (#6), كولوسي 3: 22 (#7), كولوسي 3: 22 (#8), كولوسي 3: 22 (#9), كولوسي 3: 22 (#10), كولوسي 3: 23 (#1), كولوسي 3: 23 (#2), كولوسي 3: 23 (#3), كولوسي 3: 23 (#4), كولوسي 3: 24 (#1), كولوسي 3: 24 (#2), كولوسي 3: 24 (#3), كولوسي 3: 24 (#4), كولوسي 3: 25 (#1), كولوسي 3: 25 (#2), كولوسي 3: 25 (#3), كولوسي 3: 25 (#4), كولوسي 3: 25 (#5), كولوسي 4: 1 (#1), كولوسي 4: 1 (#2), كولوسي 4: 1 (#3), كولوسي 4: 1 (#4), كولوسي 4: 1 (#5), كولوسي 4: 2 (#1), كولوسي 4: 2 (#2), كولوسي 4: 2 (#3), كولوسي 4: 2 (#4), كولوسي 4: 3 (#1), كولوسي 4: 3 (#2), كولوسي 4: 3 (#3), كولوسي 4: 3 (#4), كولوسي 4: 3 (#5), كولوسي 4: 3 (#6), كولوسي 4: 3 (#7), كولوسي 4: 3 (#8), كولوسي 4: 3 (#9), كولوسي 4: 3 (#10), كولوسي 4: 3 (#11), كولوسي 4: 3 (#12), كولوسي 4: 4 (#1), كولوسي 4: 4 (#2), كولوسي 4: 4 (#3), كولوسي 4: 4 (#4), كولوسي 4: 5 (#1), كولوسي 4: 5 (#2), كولوسي 4: 5 (#3), كولوسي 4: 5 (#4), كولوسي 4: 5 (#5), كولوسي 4: 6 (#1), كولوسي 4: 6 (#2), كولوسي 4: 6 (#3), كولوسي 4: 6 (#4), كولوسي 4: 6 (#5), كولوسي 4: 6 (#6), كولوسي 4: 6 (#7), كولوسي 4: 7 (#1), كولوسي 4: 7 (#2), كولوسي 4: 7 (#3), كولوسي 4: 7 (#4), كولوسي 4: 7 (#5), كولوسي 4: 7 (#6), كولوسي 4: 8 (#1), كولوسي 4: 8 (#2), كولوسي 4: 8 (#3), كولوسي 4: 8 (#4), كولوسي 4: 8 (#5), كولوسي 4: 8 (#6), كولوسي 4: 8 (#7), كولوسي 4: 9 (#1), كولوسي 4: 9 (#2), كولوسي 4: 9 (#3), كولوسي 4: 9 (#4), كولوسي 4: 9 (#5), كولوسي 4: 10 (#1), كولوسي 4: 10 (#2), كولوسي 4: 10 (#3), كولوسي 4: 10 (#4), كولوسي 4: 10 (#5), كولوسي 4: 10 (#6), كولوسي 4: 10 (#7), كولوسي 4: 10 (#8), كولوسي 4: 10 (#9), كولوسي 4: 11 (#1), كولوسي 4: 11 (#2), كولوسي 4: 11 (#3), كولوسي 4: 11 (#4), كولوسي 4: 11 (#5), كولوسي 4: 11 (#6), كولوسي 4: 11 (#7), كولوسي 4: 11 (#8), كولوسي 4: 12 (#1), كولوسي 4: 12 (#2), كولوسي 4: 12 (#3), كولوسي 4: 12 (#4), كولوسي 4: 12 (#5), كولوسي 4: 12 (#6), كولوسي 4: 12 (#7), كولوسي 4: 12 (#8), كولوسي 4: 12 (#9), كولوسي 4: 12 (#10), كولوسي 4: 13 (#1), كولوسي 4: 13 (#2), كولوسي 4: 13 (#3), كولوسي 4: 13 (#4), كولوسي 4: 14 (#1), كولوسي 4: 14 (#2), كولوسي 4: 14 (#3), كولوسي 4: 15 (#1), كولوسي 4: 15 (#2), كولوسي 4: 15 (#3), كولوسي 4: 15 (#4), كولوسي 4: 16 (#1), كولوسي 4: 16 (#2), كولوسي 4: 16 (#3), كولوسي 4: 16 (#4), كولوسي 4: 17 (#1), كولوسي 4: 17 (#2), كولوسي 4: 17 (#3), كولوسي 4: 17 (#4), كولوسي 4: 17 (#5), كولوسي 4: 17 (#6), كولوسي 4: 17 (#7), كولوسي 4: 17 (#8), كولوسي 4: 18 (#1), كولوسي 4: 18 (#2), كولوسي 4: 18 (#3), كولوسي 4: 18 (#4), كولوسي 4: 18 (#5), كولوسي 4: 18 (#6)</w:t>
       </w:r>
       <w:r>
         <w:rPr>

--- a/arb/docx/51.content.docx
+++ b/arb/docx/51.content.docx
@@ -22,7 +22,7 @@
         <w:rPr>
           <w:lang w:val="ar_AE" w:bidi="ar_AE"/>
         </w:rPr>
-        <w:t>Resource: ملاحظات الترجمة (كلمة متكشفة)</w:t>
+        <w:t>Resource: unfoldingWord® Translation Notes</w:t>
       </w:r>
       <w:r>
         <w:rPr>
@@ -96,7 +96,7 @@
         <w:rPr>
           <w:lang w:val="ar_AE" w:bidi="ar_AE"/>
         </w:rPr>
-        <w:t>ملاحظات الترجمة (كلمة متكشفة)</w:t>
+        <w:t>unfoldingWord® Translation Notes</w:t>
       </w:r>
     </w:p>
     <w:p>

--- a/arb/docx/51.content.docx
+++ b/arb/docx/51.content.docx
@@ -1707,7 +1707,7 @@
           <w:b/>
           <w:lang w:val="ar_AE" w:bidi="ar_AE"/>
         </w:rPr>
-        <w:t>τὴν ἀγάπην ἣν ἔχετε εἰς πάντας τοὺς ἁγίους,</w:t>
+        <w:t>τὴν ἀγάπην ἣν ἔχετε εἰς πάντας τοὺς ἁγίους</w:t>
       </w:r>
     </w:p>
     <w:p>
@@ -4472,7 +4472,7 @@
           <w:b/>
           <w:lang w:val="ar_AE" w:bidi="ar_AE"/>
         </w:rPr>
-        <w:t>πληρωθῆτε τὴν ἐπίγνωσιν τοῦ θελήματος αὐτοῦ ἐν πάσῃ σοφίᾳ καὶ συνέσει πνευματικῇ,</w:t>
+        <w:t>πληρωθῆτε τὴν ἐπίγνωσιν τοῦ θελήματος αὐτοῦ ἐν πάσῃ σοφίᾳ καὶ συνέσει πνευματικῇ</w:t>
       </w:r>
     </w:p>
     <w:p>
@@ -6622,7 +6622,7 @@
           <w:b/>
           <w:lang w:val="ar_AE" w:bidi="ar_AE"/>
         </w:rPr>
-        <w:t>τὴν μερίδα τοῦ κλήρου</w:t>
+        <w:t>εἰς τὴν μερίδα τοῦ κλήρου</w:t>
       </w:r>
     </w:p>
     <w:p>
@@ -13229,7 +13229,7 @@
           <w:b/>
           <w:lang w:val="ar_AE" w:bidi="ar_AE"/>
         </w:rPr>
-        <w:t>τῇ διανοίᾳ ἐν τοῖς ἔργοις τοῖς πονηροῖς,</w:t>
+        <w:t>τῇ διανοίᾳ ἐν τοῖς ἔργοις τοῖς πονηροῖς</w:t>
       </w:r>
     </w:p>
     <w:p>
@@ -26080,7 +26080,7 @@
           <w:b/>
           <w:lang w:val="ar_AE" w:bidi="ar_AE"/>
         </w:rPr>
-        <w:t>τὸ στερέωμα &amp; πίστεως ὑμῶν</w:t>
+        <w:t>τὸ στερέωμα τῆς &amp; πίστεως ὑμῶν</w:t>
       </w:r>
     </w:p>
     <w:p>
@@ -26238,7 +26238,7 @@
           <w:b/>
           <w:lang w:val="ar_AE" w:bidi="ar_AE"/>
         </w:rPr>
-        <w:t>τὸ στερέωμα &amp; πίστεως ὑμῶν</w:t>
+        <w:t>τὸ στερέωμα τῆς &amp; πίστεως ὑμῶν</w:t>
       </w:r>
     </w:p>
     <w:p>
@@ -26533,7 +26533,7 @@
           <w:b/>
           <w:lang w:val="ar_AE" w:bidi="ar_AE"/>
         </w:rPr>
-        <w:t>ὡς &amp; παρελάβετε τὸν Χριστὸν Ἰησοῦν τὸν Κύριον, ἐν αὐτῷ περιπατεῖτε,</w:t>
+        <w:t>ὡς &amp; παρελάβετε τὸν Χριστὸν Ἰησοῦν τὸν Κύριον, ἐν αὐτῷ περιπατεῖτε</w:t>
       </w:r>
     </w:p>
     <w:p>
@@ -33605,7 +33605,7 @@
           <w:b/>
           <w:lang w:val="ar_AE" w:bidi="ar_AE"/>
         </w:rPr>
-        <w:t>ἐξαλείψας τὸ καθ’ ἡμῶν χειρόγραφον τοῖς δόγμασιν, ὃ ἦν ὑπεναντίον ἡμῖν, καὶ αὐτὸ ἦρκεν ἐκ τοῦ μέσου, προσηλώσας αὐτὸ τῷ σταυρῷ;</w:t>
+        <w:t>ἐξαλείψας τὸ καθ’ ἡμῶν χειρόγραφον τοῖς δόγμασιν, ὃ ἦν ὑπεναντίον ἡμῖν, καὶ αὐτὸ ἦρκεν ἐκ τοῦ μέσου, προσηλώσας αὐτὸ τῷ σταυρῷ</w:t>
       </w:r>
     </w:p>
     <w:p>
@@ -34218,7 +34218,7 @@
           <w:b/>
           <w:lang w:val="ar_AE" w:bidi="ar_AE"/>
         </w:rPr>
-        <w:t>ἀπεκδυσάμενος &amp; ἐδειγμάτισεν ἐν παρρησίᾳ &amp; θριαμβεύσας</w:t>
+        <w:t>ἀπεκδυσάμενος &amp; ἐδειγμάτισεν ἐν παρρησίᾳ, θριαμβεύσας</w:t>
       </w:r>
     </w:p>
     <w:p>
@@ -39791,7 +39791,7 @@
           <w:b/>
           <w:lang w:val="ar_AE" w:bidi="ar_AE"/>
         </w:rPr>
-        <w:t>μὴ ἅψῃ! μηδὲ γεύσῃ! μηδὲ θίγῃς!</w:t>
+        <w:t>μὴ ἅψῃ! μηδὲ γεύσῃ! μηδὲ θίγῃς</w:t>
       </w:r>
     </w:p>
     <w:p>
@@ -39918,7 +39918,7 @@
           <w:b/>
           <w:lang w:val="ar_AE" w:bidi="ar_AE"/>
         </w:rPr>
-        <w:t>μὴ ἅψῃ! μηδὲ γεύσῃ! μηδὲ θίγῃς!</w:t>
+        <w:t>μὴ ἅψῃ! μηδὲ γεύσῃ! μηδὲ θίγῃς</w:t>
       </w:r>
     </w:p>
     <w:p>
@@ -41435,7 +41435,7 @@
           <w:b/>
           <w:lang w:val="ar_AE" w:bidi="ar_AE"/>
         </w:rPr>
-        <w:t>λόγον μὲν ἔχοντα σοφίας ἐν ἐθελοθρησκείᾳ καὶ ταπεινοφροσύνῃ, ἀφειδίᾳ σώματος,</w:t>
+        <w:t>λόγον μὲν ἔχοντα σοφίας ἐν ἐθελοθρησκείᾳ καὶ ταπεινοφροσύνῃ, ἀφειδίᾳ σώματος</w:t>
       </w:r>
     </w:p>
     <w:p>
@@ -46229,7 +46229,7 @@
           <w:b/>
           <w:lang w:val="ar_AE" w:bidi="ar_AE"/>
         </w:rPr>
-        <w:t>πορνείαν, ἀκαθαρσίαν, πάθος, ἐπιθυμίαν κακήν, καὶ τὴν πλεονεξίαν, ἥτις ἐστὶν εἰδωλολατρία;</w:t>
+        <w:t>πορνείαν, ἀκαθαρσίαν, πάθος, ἐπιθυμίαν κακήν, καὶ τὴν πλεονεξίαν, ἥτις ἐστὶν εἰδωλολατρία</w:t>
       </w:r>
     </w:p>
     <w:p>
@@ -47436,7 +47436,7 @@
           <w:b/>
           <w:lang w:val="ar_AE" w:bidi="ar_AE"/>
         </w:rPr>
-        <w:t>ἔρχεται ἡ ὀργὴ τοῦ Θεοῦ,</w:t>
+        <w:t>ἔρχεται ἡ ὀργὴ τοῦ Θεοῦ</w:t>
       </w:r>
     </w:p>
     <w:p>
@@ -47581,7 +47581,7 @@
           <w:b/>
           <w:lang w:val="ar_AE" w:bidi="ar_AE"/>
         </w:rPr>
-        <w:t>ἡ ὀργὴ τοῦ Θεοῦ,</w:t>
+        <w:t>ἡ ὀργὴ τοῦ Θεοῦ</w:t>
       </w:r>
     </w:p>
     <w:p>
@@ -48391,7 +48391,7 @@
           <w:b/>
           <w:lang w:val="ar_AE" w:bidi="ar_AE"/>
         </w:rPr>
-        <w:t>ἐν οἷς καὶ ὑμεῖς περιεπατήσατέ ποτε ὅτε ἐζῆτε ἐν τούτοις.</w:t>
+        <w:t>ἐν οἷς καὶ ὑμεῖς περιεπατήσατέ ποτε ὅτε ἐζῆτε ἐν τούτοις</w:t>
       </w:r>
     </w:p>
     <w:p>
@@ -50909,7 +50909,7 @@
           <w:b/>
           <w:lang w:val="ar_AE" w:bidi="ar_AE"/>
         </w:rPr>
-        <w:t>εἰς ἐπίγνωσιν,</w:t>
+        <w:t>εἰς ἐπίγνωσιν</w:t>
       </w:r>
     </w:p>
     <w:p>
@@ -53681,7 +53681,7 @@
           <w:b/>
           <w:lang w:val="ar_AE" w:bidi="ar_AE"/>
         </w:rPr>
-        <w:t>σπλάγχνα οἰκτιρμοῦ, χρηστότητα, ταπεινοφροσύνην, πραΰτητα, μακροθυμίαν;</w:t>
+        <w:t>σπλάγχνα οἰκτιρμοῦ, χρηστότητα, ταπεινοφροσύνην, πραΰτητα, μακροθυμίαν</w:t>
       </w:r>
     </w:p>
     <w:p>
@@ -58796,7 +58796,7 @@
           <w:b/>
           <w:lang w:val="ar_AE" w:bidi="ar_AE"/>
         </w:rPr>
-        <w:t>ἐν τῇ χάριτι,</w:t>
+        <w:t>ἐν τῇ χάριτι</w:t>
       </w:r>
     </w:p>
     <w:p>
@@ -74602,7 +74602,7 @@
           <w:b/>
           <w:lang w:val="ar_AE" w:bidi="ar_AE"/>
         </w:rPr>
-        <w:t>οἱ ὄντες ἐκ περιτομῆς οὗτοι, μόνοι συνεργοὶ εἰς τὴν Βασιλείαν τοῦ Θεοῦ, οἵτινες ἐγενήθησάν μοι παρηγορία.</w:t>
+        <w:t>οἱ ὄντες ἐκ περιτομῆς οὗτοι, μόνοι συνεργοὶ εἰς τὴν Βασιλείαν τοῦ Θεοῦ, οἵτινες ἐγενήθησάν μοι παρηγορία</w:t>
       </w:r>
     </w:p>
     <w:p>
@@ -77076,7 +77076,7 @@
           <w:b/>
           <w:lang w:val="ar_AE" w:bidi="ar_AE"/>
         </w:rPr>
-        <w:t>ἀσπάζεται ὑμᾶς Λουκᾶς, ὁ ἰατρὸς ὁ ἀγαπητὸς, καὶ Δημᾶς.</w:t>
+        <w:t>ἀσπάζεται ὑμᾶς Λουκᾶς, ὁ ἰατρὸς ὁ ἀγαπητὸς, καὶ Δημᾶς</w:t>
       </w:r>
     </w:p>
     <w:p>
@@ -78546,7 +78546,7 @@
           <w:b/>
           <w:lang w:val="ar_AE" w:bidi="ar_AE"/>
         </w:rPr>
-        <w:t>εἴπατε Ἀρχίππῳ, βλέπε τὴν διακονίαν ἣν παρέλαβες ἐν Κυρίῳ, ἵνα αὐτὴν πληροῖς.</w:t>
+        <w:t>εἴπατε Ἀρχίππῳ, βλέπε τὴν διακονίαν ἣν παρέλαβες ἐν Κυρίῳ, ἵνα αὐτὴν πληροῖς</w:t>
       </w:r>
     </w:p>
     <w:p>

--- a/arb/docx/51.content.docx
+++ b/arb/docx/51.content.docx
@@ -1058,23 +1058,6 @@
           <w:b/>
           <w:lang w:val="ar_AE" w:bidi="ar_AE"/>
         </w:rPr>
-        <w:t>χάρις ὑμῖν καὶ εἰρήνη ἀπὸ Θεοῦ Πατρὸς ἡμῶν καὶ Κυρίου Ἰησοῦ Χριστοῦ</w:t>
-      </w:r>
-    </w:p>
-    <w:p>
-      <w:pPr>
-        <w:bidi/>
-      </w:pPr>
-      <w:r>
-        <w:rPr>
-          <w:lang w:val="ar_AE" w:bidi="ar_AE"/>
-        </w:rPr>
-      </w:r>
-      <w:r>
-        <w:rPr>
-          <w:b/>
-          <w:lang w:val="ar_AE" w:bidi="ar_AE"/>
-        </w:rPr>
         <w:t>"نِعْمَةٌ لَكُمْ وَسَلاَمٌ مِنَ اللهِ أَبِينَا وَالرَّبِّ يَسُوعَ الْمَسِيحِ"</w:t>
       </w:r>
     </w:p>
@@ -1302,23 +1285,6 @@
           <w:b/>
           <w:lang w:val="ar_AE" w:bidi="ar_AE"/>
         </w:rPr>
-        <w:t>εὐχαριστοῦμεν &amp; ἡμῶν</w:t>
-      </w:r>
-    </w:p>
-    <w:p>
-      <w:pPr>
-        <w:bidi/>
-      </w:pPr>
-      <w:r>
-        <w:rPr>
-          <w:lang w:val="ar_AE" w:bidi="ar_AE"/>
-        </w:rPr>
-      </w:r>
-      <w:r>
-        <w:rPr>
-          <w:b/>
-          <w:lang w:val="ar_AE" w:bidi="ar_AE"/>
-        </w:rPr>
         <w:t>"نَشْكُرُ" - "رَبِّنَا يَسُوعَ الْمَسِيحِ كُلَّ حِينٍ، مُصَلِّينَ لأَجْلِكُمْ"</w:t>
       </w:r>
       <w:r>
@@ -1707,23 +1673,6 @@
           <w:b/>
           <w:lang w:val="ar_AE" w:bidi="ar_AE"/>
         </w:rPr>
-        <w:t>τὴν ἀγάπην ἣν ἔχετε εἰς πάντας τοὺς ἁγίους</w:t>
-      </w:r>
-    </w:p>
-    <w:p>
-      <w:pPr>
-        <w:bidi/>
-      </w:pPr>
-      <w:r>
-        <w:rPr>
-          <w:lang w:val="ar_AE" w:bidi="ar_AE"/>
-        </w:rPr>
-      </w:r>
-      <w:r>
-        <w:rPr>
-          <w:b/>
-          <w:lang w:val="ar_AE" w:bidi="ar_AE"/>
-        </w:rPr>
         <w:t>"مَحَبَّتَكُمْ لِجَمِيعِ الْقِدِّيسِينَ"</w:t>
       </w:r>
     </w:p>
@@ -3171,23 +3120,6 @@
           <w:b/>
           <w:lang w:val="ar_AE" w:bidi="ar_AE"/>
         </w:rPr>
-        <w:t>ἡμῶν &amp; ἡμῶν</w:t>
-      </w:r>
-    </w:p>
-    <w:p>
-      <w:pPr>
-        <w:bidi/>
-      </w:pPr>
-      <w:r>
-        <w:rPr>
-          <w:lang w:val="ar_AE" w:bidi="ar_AE"/>
-        </w:rPr>
-      </w:r>
-      <w:r>
-        <w:rPr>
-          <w:b/>
-          <w:lang w:val="ar_AE" w:bidi="ar_AE"/>
-        </w:rPr>
         <w:t>"مَعَنَا"</w:t>
       </w:r>
       <w:r>
@@ -3630,23 +3562,6 @@
           <w:b/>
           <w:lang w:val="ar_AE" w:bidi="ar_AE"/>
         </w:rPr>
-        <w:t>ἡμεῖς &amp; ἠκούσαμεν, οὐ παυόμεθα</w:t>
-      </w:r>
-    </w:p>
-    <w:p>
-      <w:pPr>
-        <w:bidi/>
-      </w:pPr>
-      <w:r>
-        <w:rPr>
-          <w:lang w:val="ar_AE" w:bidi="ar_AE"/>
-        </w:rPr>
-      </w:r>
-      <w:r>
-        <w:rPr>
-          <w:b/>
-          <w:lang w:val="ar_AE" w:bidi="ar_AE"/>
-        </w:rPr>
         <w:t>"مُنْذُ يَوْمَ سَمِعْنَا،"</w:t>
       </w:r>
       <w:r>
@@ -3765,23 +3680,6 @@
           <w:b/>
           <w:lang w:val="ar_AE" w:bidi="ar_AE"/>
         </w:rPr>
-        <w:t>ἀφ’ ἧς ἡμέρας ἠκούσαμεν</w:t>
-      </w:r>
-    </w:p>
-    <w:p>
-      <w:pPr>
-        <w:bidi/>
-      </w:pPr>
-      <w:r>
-        <w:rPr>
-          <w:lang w:val="ar_AE" w:bidi="ar_AE"/>
-        </w:rPr>
-      </w:r>
-      <w:r>
-        <w:rPr>
-          <w:b/>
-          <w:lang w:val="ar_AE" w:bidi="ar_AE"/>
-        </w:rPr>
         <w:t>"مُنْذُ يَوْمَ سَمِعْنَا"</w:t>
       </w:r>
     </w:p>
@@ -4327,23 +4225,6 @@
           <w:b/>
           <w:lang w:val="ar_AE" w:bidi="ar_AE"/>
         </w:rPr>
-        <w:t>πληρωθῆτε τὴν ἐπίγνωσιν τοῦ θελήματος αὐτοῦ</w:t>
-      </w:r>
-    </w:p>
-    <w:p>
-      <w:pPr>
-        <w:bidi/>
-      </w:pPr>
-      <w:r>
-        <w:rPr>
-          <w:lang w:val="ar_AE" w:bidi="ar_AE"/>
-        </w:rPr>
-      </w:r>
-      <w:r>
-        <w:rPr>
-          <w:b/>
-          <w:lang w:val="ar_AE" w:bidi="ar_AE"/>
-        </w:rPr>
         <w:t>"مِنْ مَعْرِفَةِ مَشِيئَتِهِ"</w:t>
       </w:r>
     </w:p>
@@ -4472,23 +4353,6 @@
           <w:b/>
           <w:lang w:val="ar_AE" w:bidi="ar_AE"/>
         </w:rPr>
-        <w:t>πληρωθῆτε τὴν ἐπίγνωσιν τοῦ θελήματος αὐτοῦ ἐν πάσῃ σοφίᾳ καὶ συνέσει πνευματικῇ</w:t>
-      </w:r>
-    </w:p>
-    <w:p>
-      <w:pPr>
-        <w:bidi/>
-      </w:pPr>
-      <w:r>
-        <w:rPr>
-          <w:lang w:val="ar_AE" w:bidi="ar_AE"/>
-        </w:rPr>
-      </w:r>
-      <w:r>
-        <w:rPr>
-          <w:b/>
-          <w:lang w:val="ar_AE" w:bidi="ar_AE"/>
-        </w:rPr>
         <w:t>"أَنْ تَمْتَلِئُوا مِنْ مَعْرِفَةِ مَشِيئَتِهِ، فِي كُلِّ حِكْمَةٍ وَفَهْمٍ رُوحِيٍّ"</w:t>
       </w:r>
     </w:p>
@@ -5356,23 +5220,6 @@
           <w:b/>
           <w:lang w:val="ar_AE" w:bidi="ar_AE"/>
         </w:rPr>
-        <w:t>αὐξανόμενοι τῇ ἐπιγνώσει τοῦ Θεοῦ</w:t>
-      </w:r>
-    </w:p>
-    <w:p>
-      <w:pPr>
-        <w:bidi/>
-      </w:pPr>
-      <w:r>
-        <w:rPr>
-          <w:lang w:val="ar_AE" w:bidi="ar_AE"/>
-        </w:rPr>
-      </w:r>
-      <w:r>
-        <w:rPr>
-          <w:b/>
-          <w:lang w:val="ar_AE" w:bidi="ar_AE"/>
-        </w:rPr>
         <w:t>"نَامِينَ فِي مَعْرِفَةِ اللهِ"</w:t>
       </w:r>
     </w:p>
@@ -6127,23 +5974,6 @@
           <w:b/>
           <w:lang w:val="ar_AE" w:bidi="ar_AE"/>
         </w:rPr>
-        <w:t>πᾶσαν ὑπομονὴν καὶ μακροθυμίαν μετὰ χαρᾶς</w:t>
-      </w:r>
-    </w:p>
-    <w:p>
-      <w:pPr>
-        <w:bidi/>
-      </w:pPr>
-      <w:r>
-        <w:rPr>
-          <w:lang w:val="ar_AE" w:bidi="ar_AE"/>
-        </w:rPr>
-      </w:r>
-      <w:r>
-        <w:rPr>
-          <w:b/>
-          <w:lang w:val="ar_AE" w:bidi="ar_AE"/>
-        </w:rPr>
         <w:t>"لِكُلِّ صَبْرٍ وَطُولِ أَنَاةٍ بِفَرَحٍ"</w:t>
       </w:r>
     </w:p>
@@ -6227,6 +6057,23 @@
           <w:b/>
           <w:lang w:val="ar_AE" w:bidi="ar_AE"/>
         </w:rPr>
+        <w:t>εὐχαριστοῦντες</w:t>
+      </w:r>
+    </w:p>
+    <w:p>
+      <w:pPr>
+        <w:bidi/>
+      </w:pPr>
+      <w:r>
+        <w:rPr>
+          <w:lang w:val="ar_AE" w:bidi="ar_AE"/>
+        </w:rPr>
+      </w:r>
+      <w:r>
+        <w:rPr>
+          <w:b/>
+          <w:lang w:val="ar_AE" w:bidi="ar_AE"/>
+        </w:rPr>
         <w:t>"شَاكِرِينَ"</w:t>
       </w:r>
     </w:p>
@@ -6397,23 +6244,6 @@
         <w:rPr>
           <w:lang w:val="ar_AE" w:bidi="ar_AE"/>
         </w:rPr>
-      </w:r>
-    </w:p>
-    <w:p>
-      <w:pPr>
-        <w:bidi/>
-      </w:pPr>
-      <w:r>
-        <w:rPr>
-          <w:lang w:val="ar_AE" w:bidi="ar_AE"/>
-        </w:rPr>
-      </w:r>
-      <w:r>
-        <w:rPr>
-          <w:b/>
-          <w:lang w:val="ar_AE" w:bidi="ar_AE"/>
-        </w:rPr>
-        <w:t>ἱκανώσαντι ὑμᾶς</w:t>
       </w:r>
     </w:p>
     <w:p>
@@ -7019,23 +6849,6 @@
           <w:b/>
           <w:lang w:val="ar_AE" w:bidi="ar_AE"/>
         </w:rPr>
-        <w:t>τῆς ἐξουσίας τοῦ σκότους</w:t>
-      </w:r>
-    </w:p>
-    <w:p>
-      <w:pPr>
-        <w:bidi/>
-      </w:pPr>
-      <w:r>
-        <w:rPr>
-          <w:lang w:val="ar_AE" w:bidi="ar_AE"/>
-        </w:rPr>
-      </w:r>
-      <w:r>
-        <w:rPr>
-          <w:b/>
-          <w:lang w:val="ar_AE" w:bidi="ar_AE"/>
-        </w:rPr>
         <w:t>"سُلْطَانِ الظُّلْمَةِ"</w:t>
       </w:r>
     </w:p>
@@ -8232,23 +8045,6 @@
           <w:b/>
           <w:lang w:val="ar_AE" w:bidi="ar_AE"/>
         </w:rPr>
-        <w:t>ἔχομεν τὴν ἀπολύτρωσιν, τὴν ἄφεσιν τῶν ἁμαρτιῶν</w:t>
-      </w:r>
-    </w:p>
-    <w:p>
-      <w:pPr>
-        <w:bidi/>
-      </w:pPr>
-      <w:r>
-        <w:rPr>
-          <w:lang w:val="ar_AE" w:bidi="ar_AE"/>
-        </w:rPr>
-      </w:r>
-      <w:r>
-        <w:rPr>
-          <w:b/>
-          <w:lang w:val="ar_AE" w:bidi="ar_AE"/>
-        </w:rPr>
         <w:t>"الَّذِي لَنَا فِيهِ الْفِدَاءُ، ...غُفْرَانُ الْخَطَايَا."</w:t>
       </w:r>
     </w:p>
@@ -9107,7 +8903,7 @@
           <w:b/>
           <w:lang w:val="ar_AE" w:bidi="ar_AE"/>
         </w:rPr>
-        <w:t>ὅτι ἐν αὐτῷ ἐκτίσθη τὰ πάντα</w:t>
+        <w:t>τὰ πάντα δι’ αὐτοῦ καὶ εἰς αὐτὸν ἔκτισται</w:t>
       </w:r>
     </w:p>
     <w:p>
@@ -9779,23 +9575,6 @@
           <w:b/>
           <w:lang w:val="ar_AE" w:bidi="ar_AE"/>
         </w:rPr>
-        <w:t>τὰ πάντα δι’ αὐτοῦ καὶ εἰς αὐτὸν ἔκτισται</w:t>
-      </w:r>
-    </w:p>
-    <w:p>
-      <w:pPr>
-        <w:bidi/>
-      </w:pPr>
-      <w:r>
-        <w:rPr>
-          <w:lang w:val="ar_AE" w:bidi="ar_AE"/>
-        </w:rPr>
-      </w:r>
-      <w:r>
-        <w:rPr>
-          <w:b/>
-          <w:lang w:val="ar_AE" w:bidi="ar_AE"/>
-        </w:rPr>
         <w:t>"الْكُلُّ بِهِ وَلَهُ قَدْ خُلِقَ"</w:t>
       </w:r>
     </w:p>
@@ -9882,23 +9661,6 @@
         <w:rPr>
           <w:lang w:val="ar_AE" w:bidi="ar_AE"/>
         </w:rPr>
-      </w:r>
-    </w:p>
-    <w:p>
-      <w:pPr>
-        <w:bidi/>
-      </w:pPr>
-      <w:r>
-        <w:rPr>
-          <w:lang w:val="ar_AE" w:bidi="ar_AE"/>
-        </w:rPr>
-      </w:r>
-      <w:r>
-        <w:rPr>
-          <w:b/>
-          <w:lang w:val="ar_AE" w:bidi="ar_AE"/>
-        </w:rPr>
-        <w:t>δι’ αὐτοῦ &amp; ἔκτισται</w:t>
       </w:r>
     </w:p>
     <w:p>
@@ -12484,23 +12246,6 @@
           <w:b/>
           <w:lang w:val="ar_AE" w:bidi="ar_AE"/>
         </w:rPr>
-        <w:t>τὰ πάντα εἰς αὐτόν &amp; εἴτε τὰ ἐπὶ τῆς γῆς, εἴτε τὰ ἐν τοῖς οὐρανοῖς</w:t>
-      </w:r>
-    </w:p>
-    <w:p>
-      <w:pPr>
-        <w:bidi/>
-      </w:pPr>
-      <w:r>
-        <w:rPr>
-          <w:lang w:val="ar_AE" w:bidi="ar_AE"/>
-        </w:rPr>
-      </w:r>
-      <w:r>
-        <w:rPr>
-          <w:b/>
-          <w:lang w:val="ar_AE" w:bidi="ar_AE"/>
-        </w:rPr>
         <w:t>"الْكُلَّ لِنَفْسِهِ،"</w:t>
       </w:r>
       <w:r>
@@ -12666,23 +12411,6 @@
           <w:b/>
           <w:lang w:val="ar_AE" w:bidi="ar_AE"/>
         </w:rPr>
-        <w:t>εἴτε τὰ ἐπὶ τῆς γῆς, εἴτε τὰ ἐν τοῖς οὐρανοῖς</w:t>
-      </w:r>
-    </w:p>
-    <w:p>
-      <w:pPr>
-        <w:bidi/>
-      </w:pPr>
-      <w:r>
-        <w:rPr>
-          <w:lang w:val="ar_AE" w:bidi="ar_AE"/>
-        </w:rPr>
-      </w:r>
-      <w:r>
-        <w:rPr>
-          <w:b/>
-          <w:lang w:val="ar_AE" w:bidi="ar_AE"/>
-        </w:rPr>
         <w:t>"سَوَاءٌ كَانَ: مَا عَلَى الأَرْضِ، أَمْ مَا فِي السَّمَاوَاتِ."</w:t>
       </w:r>
     </w:p>
@@ -14180,23 +13908,6 @@
           <w:b/>
           <w:lang w:val="ar_AE" w:bidi="ar_AE"/>
         </w:rPr>
-        <w:t>παραστῆσαι ὑμᾶς ἁγίους, καὶ ἀμώμους, καὶ ἀνεγκλήτους, κατενώπιον αὐτοῦ</w:t>
-      </w:r>
-    </w:p>
-    <w:p>
-      <w:pPr>
-        <w:bidi/>
-      </w:pPr>
-      <w:r>
-        <w:rPr>
-          <w:lang w:val="ar_AE" w:bidi="ar_AE"/>
-        </w:rPr>
-      </w:r>
-      <w:r>
-        <w:rPr>
-          <w:b/>
-          <w:lang w:val="ar_AE" w:bidi="ar_AE"/>
-        </w:rPr>
         <w:t>"لِيُحْضِرَكُمْ قِدِّيسِينَ وَبِلاَ لَوْمٍ وَلاَ شَكْوَى أَمَامَهُ"</w:t>
       </w:r>
     </w:p>
@@ -16151,23 +15862,6 @@
           <w:b/>
           <w:lang w:val="ar_AE" w:bidi="ar_AE"/>
         </w:rPr>
-        <w:t>ἐν τοῖς παθήμασιν ὑπὲρ ὑμῶν</w:t>
-      </w:r>
-    </w:p>
-    <w:p>
-      <w:pPr>
-        <w:bidi/>
-      </w:pPr>
-      <w:r>
-        <w:rPr>
-          <w:lang w:val="ar_AE" w:bidi="ar_AE"/>
-        </w:rPr>
-      </w:r>
-      <w:r>
-        <w:rPr>
-          <w:b/>
-          <w:lang w:val="ar_AE" w:bidi="ar_AE"/>
-        </w:rPr>
         <w:t>"فِي آلاَمِي لأَجْلِكُمْ"</w:t>
       </w:r>
     </w:p>
@@ -17380,23 +17074,6 @@
           <w:b/>
           <w:lang w:val="ar_AE" w:bidi="ar_AE"/>
         </w:rPr>
-        <w:t>τὴν δοθεῖσάν μοι</w:t>
-      </w:r>
-    </w:p>
-    <w:p>
-      <w:pPr>
-        <w:bidi/>
-      </w:pPr>
-      <w:r>
-        <w:rPr>
-          <w:lang w:val="ar_AE" w:bidi="ar_AE"/>
-        </w:rPr>
-      </w:r>
-      <w:r>
-        <w:rPr>
-          <w:b/>
-          <w:lang w:val="ar_AE" w:bidi="ar_AE"/>
-        </w:rPr>
         <w:t>"الْمُعْطَى لِي"</w:t>
       </w:r>
     </w:p>
@@ -17747,23 +17424,6 @@
         <w:rPr>
           <w:lang w:val="ar_AE" w:bidi="ar_AE"/>
         </w:rPr>
-      </w:r>
-    </w:p>
-    <w:p>
-      <w:pPr>
-        <w:bidi/>
-      </w:pPr>
-      <w:r>
-        <w:rPr>
-          <w:lang w:val="ar_AE" w:bidi="ar_AE"/>
-        </w:rPr>
-      </w:r>
-      <w:r>
-        <w:rPr>
-          <w:b/>
-          <w:lang w:val="ar_AE" w:bidi="ar_AE"/>
-        </w:rPr>
-        <w:t>τὸ μυστήριον τὸ ἀποκεκρυμμένον</w:t>
       </w:r>
     </w:p>
     <w:p>
@@ -19657,23 +19317,6 @@
           <w:b/>
           <w:lang w:val="ar_AE" w:bidi="ar_AE"/>
         </w:rPr>
-        <w:t>ἡμεῖς καταγγέλλομεν &amp; παραστήσωμεν</w:t>
-      </w:r>
-    </w:p>
-    <w:p>
-      <w:pPr>
-        <w:bidi/>
-      </w:pPr>
-      <w:r>
-        <w:rPr>
-          <w:lang w:val="ar_AE" w:bidi="ar_AE"/>
-        </w:rPr>
-      </w:r>
-      <w:r>
-        <w:rPr>
-          <w:b/>
-          <w:lang w:val="ar_AE" w:bidi="ar_AE"/>
-        </w:rPr>
         <w:t>"نُنَادِي"</w:t>
       </w:r>
       <w:r>
@@ -20903,23 +20546,6 @@
         <w:rPr>
           <w:lang w:val="ar_AE" w:bidi="ar_AE"/>
         </w:rPr>
-      </w:r>
-    </w:p>
-    <w:p>
-      <w:pPr>
-        <w:bidi/>
-      </w:pPr>
-      <w:r>
-        <w:rPr>
-          <w:lang w:val="ar_AE" w:bidi="ar_AE"/>
-        </w:rPr>
-      </w:r>
-      <w:r>
-        <w:rPr>
-          <w:b/>
-          <w:lang w:val="ar_AE" w:bidi="ar_AE"/>
-        </w:rPr>
-        <w:t>κατὰ τὴν ἐνέργειαν αὐτοῦ, τὴν ἐνεργουμένην</w:t>
       </w:r>
     </w:p>
     <w:p>
@@ -21642,23 +21268,6 @@
           <w:b/>
           <w:lang w:val="ar_AE" w:bidi="ar_AE"/>
         </w:rPr>
-        <w:t>ὑπὲρ ὑμῶν, καὶ τῶν ἐν Λαοδικίᾳ, καὶ ὅσοι οὐχ ἑόρακαν τὸ πρόσωπόν μου ἐν σαρκί</w:t>
-      </w:r>
-    </w:p>
-    <w:p>
-      <w:pPr>
-        <w:bidi/>
-      </w:pPr>
-      <w:r>
-        <w:rPr>
-          <w:lang w:val="ar_AE" w:bidi="ar_AE"/>
-        </w:rPr>
-      </w:r>
-      <w:r>
-        <w:rPr>
-          <w:b/>
-          <w:lang w:val="ar_AE" w:bidi="ar_AE"/>
-        </w:rPr>
         <w:t>"لأَجْلِكُمْ، وَلأَجْلِ الَّذِينَ فِي لاَوُدِكِيَّةَ، وَجَمِيعِ الَّذِينَ لَمْ يَرَوْا وَجْهِي فِي الْجَسَدِ"</w:t>
       </w:r>
     </w:p>
@@ -22450,23 +22059,6 @@
           <w:b/>
           <w:lang w:val="ar_AE" w:bidi="ar_AE"/>
         </w:rPr>
-        <w:t>παρακληθῶσιν αἱ καρδίαι αὐτῶν, συμβιβασθέντες</w:t>
-      </w:r>
-    </w:p>
-    <w:p>
-      <w:pPr>
-        <w:bidi/>
-      </w:pPr>
-      <w:r>
-        <w:rPr>
-          <w:lang w:val="ar_AE" w:bidi="ar_AE"/>
-        </w:rPr>
-      </w:r>
-      <w:r>
-        <w:rPr>
-          <w:b/>
-          <w:lang w:val="ar_AE" w:bidi="ar_AE"/>
-        </w:rPr>
         <w:t>"لِكَيْ تَتَعَزَّى قُلُوبُهُمْ مُقْتَرِنَةً"</w:t>
       </w:r>
     </w:p>
@@ -23056,23 +22648,6 @@
           <w:b/>
           <w:lang w:val="ar_AE" w:bidi="ar_AE"/>
         </w:rPr>
-        <w:t>εἰς πᾶν πλοῦτος τῆς πληροφορίας τῆς συνέσεως; εἰς ἐπίγνωσιν τοῦ μυστηρίου τοῦ Θεοῦ, Χριστοῦ</w:t>
-      </w:r>
-    </w:p>
-    <w:p>
-      <w:pPr>
-        <w:bidi/>
-      </w:pPr>
-      <w:r>
-        <w:rPr>
-          <w:lang w:val="ar_AE" w:bidi="ar_AE"/>
-        </w:rPr>
-      </w:r>
-      <w:r>
-        <w:rPr>
-          <w:b/>
-          <w:lang w:val="ar_AE" w:bidi="ar_AE"/>
-        </w:rPr>
         <w:t>"لِكُلِّ غِنَى يَقِينِ الْفَهْمِ، لِمَعْرِفَةِ سِرِّ اللهِ الآبِ وَالْمَسِيحِ"</w:t>
       </w:r>
     </w:p>
@@ -23685,23 +23260,6 @@
         <w:rPr>
           <w:lang w:val="ar_AE" w:bidi="ar_AE"/>
         </w:rPr>
-      </w:r>
-    </w:p>
-    <w:p>
-      <w:pPr>
-        <w:bidi/>
-      </w:pPr>
-      <w:r>
-        <w:rPr>
-          <w:lang w:val="ar_AE" w:bidi="ar_AE"/>
-        </w:rPr>
-      </w:r>
-      <w:r>
-        <w:rPr>
-          <w:b/>
-          <w:lang w:val="ar_AE" w:bidi="ar_AE"/>
-        </w:rPr>
-        <w:t>εἰσιν πάντες οἱ θησαυροὶ τῆς σοφίας καὶ γνώσεως ἀπόκρυφοι</w:t>
       </w:r>
     </w:p>
     <w:p>
@@ -24589,23 +24147,6 @@
           <w:b/>
           <w:lang w:val="ar_AE" w:bidi="ar_AE"/>
         </w:rPr>
-        <w:t>μηδεὶς ὑμᾶς παραλογίζηται</w:t>
-      </w:r>
-    </w:p>
-    <w:p>
-      <w:pPr>
-        <w:bidi/>
-      </w:pPr>
-      <w:r>
-        <w:rPr>
-          <w:lang w:val="ar_AE" w:bidi="ar_AE"/>
-        </w:rPr>
-      </w:r>
-      <w:r>
-        <w:rPr>
-          <w:b/>
-          <w:lang w:val="ar_AE" w:bidi="ar_AE"/>
-        </w:rPr>
         <w:t>"لِئَلاَّ يَخْدَعَكُمْ أَحَدٌ"</w:t>
       </w:r>
     </w:p>
@@ -30495,23 +30036,6 @@
           <w:b/>
           <w:lang w:val="ar_AE" w:bidi="ar_AE"/>
         </w:rPr>
-        <w:t>καὶ περιετμήθητε περιτομῇ ἀχειροποιήτῳ, ἐν τῇ ἀπεκδύσει τοῦ σώματος τῆς σαρκός, ἐν τῇ περιτομῇ τοῦ Χριστοῦ</w:t>
-      </w:r>
-    </w:p>
-    <w:p>
-      <w:pPr>
-        <w:bidi/>
-      </w:pPr>
-      <w:r>
-        <w:rPr>
-          <w:lang w:val="ar_AE" w:bidi="ar_AE"/>
-        </w:rPr>
-      </w:r>
-      <w:r>
-        <w:rPr>
-          <w:b/>
-          <w:lang w:val="ar_AE" w:bidi="ar_AE"/>
-        </w:rPr>
         <w:t>"وَبِهِ أَيْضًا خُتِنْتُمْ خِتَانًا غَيْرَ مَصْنُوعٍ بِيَدٍ، بِخَلْعِ جِسْمِ خَطَايَا الْبَشَرِيَّةِ، بِخِتَانِ الْمَسِيحِ."</w:t>
       </w:r>
     </w:p>
@@ -30692,23 +30216,6 @@
           <w:b/>
           <w:lang w:val="ar_AE" w:bidi="ar_AE"/>
         </w:rPr>
-        <w:t>ἐν ᾧ καὶ περιετμήθητε</w:t>
-      </w:r>
-    </w:p>
-    <w:p>
-      <w:pPr>
-        <w:bidi/>
-      </w:pPr>
-      <w:r>
-        <w:rPr>
-          <w:lang w:val="ar_AE" w:bidi="ar_AE"/>
-        </w:rPr>
-      </w:r>
-      <w:r>
-        <w:rPr>
-          <w:b/>
-          <w:lang w:val="ar_AE" w:bidi="ar_AE"/>
-        </w:rPr>
         <w:t>"بِهِ أَيْضًا خُتِنْتُمْ"</w:t>
       </w:r>
     </w:p>
@@ -30821,23 +30328,6 @@
           <w:b/>
           <w:lang w:val="ar_AE" w:bidi="ar_AE"/>
         </w:rPr>
-        <w:t>ἐν τῇ ἀπεκδύσει τοῦ σώματος τῆς σαρκός</w:t>
-      </w:r>
-    </w:p>
-    <w:p>
-      <w:pPr>
-        <w:bidi/>
-      </w:pPr>
-      <w:r>
-        <w:rPr>
-          <w:lang w:val="ar_AE" w:bidi="ar_AE"/>
-        </w:rPr>
-      </w:r>
-      <w:r>
-        <w:rPr>
-          <w:b/>
-          <w:lang w:val="ar_AE" w:bidi="ar_AE"/>
-        </w:rPr>
         <w:t>"بِخَلْعِ جِسْمِ خَطَايَا الْبَشَرِيَّةِ"</w:t>
       </w:r>
     </w:p>
@@ -31916,23 +31406,6 @@
           <w:b/>
           <w:lang w:val="ar_AE" w:bidi="ar_AE"/>
         </w:rPr>
-        <w:t>συνηγέρθητε &amp; τοῦ ἐγείραντος αὐτὸν ἐκ νεκρῶν</w:t>
-      </w:r>
-    </w:p>
-    <w:p>
-      <w:pPr>
-        <w:bidi/>
-      </w:pPr>
-      <w:r>
-        <w:rPr>
-          <w:lang w:val="ar_AE" w:bidi="ar_AE"/>
-        </w:rPr>
-      </w:r>
-      <w:r>
-        <w:rPr>
-          <w:b/>
-          <w:lang w:val="ar_AE" w:bidi="ar_AE"/>
-        </w:rPr>
         <w:t>"الَّتِي فِيهَا أُقِمْتُمْ"</w:t>
       </w:r>
       <w:r>
@@ -32338,23 +31811,6 @@
           <w:b/>
           <w:lang w:val="ar_AE" w:bidi="ar_AE"/>
         </w:rPr>
-        <w:t>ὑμᾶς νεκροὺς ὄντας ἐν τοῖς παραπτώμασιν καὶ τῇ ἀκροβυστίᾳ τῆς σαρκὸς ὑμῶν, συνεζωοποίησεν ὑμᾶς</w:t>
-      </w:r>
-    </w:p>
-    <w:p>
-      <w:pPr>
-        <w:bidi/>
-      </w:pPr>
-      <w:r>
-        <w:rPr>
-          <w:lang w:val="ar_AE" w:bidi="ar_AE"/>
-        </w:rPr>
-      </w:r>
-      <w:r>
-        <w:rPr>
-          <w:b/>
-          <w:lang w:val="ar_AE" w:bidi="ar_AE"/>
-        </w:rPr>
         <w:t>"وَإِذْ كُنْتُمْ أَمْوَاتًا فِي الْخَطَايَا وَغَلَفِ جَسَدِكُمْ، أَحْيَاكُمْ مَعَهُ"</w:t>
       </w:r>
     </w:p>
@@ -32915,23 +32371,6 @@
         <w:rPr>
           <w:lang w:val="ar_AE" w:bidi="ar_AE"/>
         </w:rPr>
-      </w:r>
-    </w:p>
-    <w:p>
-      <w:pPr>
-        <w:bidi/>
-      </w:pPr>
-      <w:r>
-        <w:rPr>
-          <w:lang w:val="ar_AE" w:bidi="ar_AE"/>
-        </w:rPr>
-      </w:r>
-      <w:r>
-        <w:rPr>
-          <w:b/>
-          <w:lang w:val="ar_AE" w:bidi="ar_AE"/>
-        </w:rPr>
-        <w:t>ἐν τοῖς παραπτώμασιν καὶ τῇ ἀκροβυστίᾳ τῆς σαρκὸς ὑμῶν</w:t>
       </w:r>
     </w:p>
     <w:p>
@@ -33605,23 +33044,6 @@
           <w:b/>
           <w:lang w:val="ar_AE" w:bidi="ar_AE"/>
         </w:rPr>
-        <w:t>ἐξαλείψας τὸ καθ’ ἡμῶν χειρόγραφον τοῖς δόγμασιν, ὃ ἦν ὑπεναντίον ἡμῖν, καὶ αὐτὸ ἦρκεν ἐκ τοῦ μέσου, προσηλώσας αὐτὸ τῷ σταυρῷ</w:t>
-      </w:r>
-    </w:p>
-    <w:p>
-      <w:pPr>
-        <w:bidi/>
-      </w:pPr>
-      <w:r>
-        <w:rPr>
-          <w:lang w:val="ar_AE" w:bidi="ar_AE"/>
-        </w:rPr>
-      </w:r>
-      <w:r>
-        <w:rPr>
-          <w:b/>
-          <w:lang w:val="ar_AE" w:bidi="ar_AE"/>
-        </w:rPr>
         <w:t>"إِذْ مَحَا الصَّكَّ الَّذِي عَلَيْنَا فِي الْفَرَائِضِ، الَّذِي كَانَ ضِدًّا لَنَا، وَقَدْ رَفَعَهُ مِنَ الْوَسَطِ مُسَمِّرًا إِيَّاهُ بِالصَّلِيبِ"</w:t>
       </w:r>
     </w:p>
@@ -33734,23 +33156,6 @@
         <w:rPr>
           <w:lang w:val="ar_AE" w:bidi="ar_AE"/>
         </w:rPr>
-      </w:r>
-    </w:p>
-    <w:p>
-      <w:pPr>
-        <w:bidi/>
-      </w:pPr>
-      <w:r>
-        <w:rPr>
-          <w:lang w:val="ar_AE" w:bidi="ar_AE"/>
-        </w:rPr>
-      </w:r>
-      <w:r>
-        <w:rPr>
-          <w:b/>
-          <w:lang w:val="ar_AE" w:bidi="ar_AE"/>
-        </w:rPr>
-        <w:t>καθ’ ἡμῶν &amp; ὃ ἦν ὑπεναντίον ἡμῖν</w:t>
       </w:r>
     </w:p>
     <w:p>
@@ -36896,23 +36301,6 @@
           <w:b/>
           <w:lang w:val="ar_AE" w:bidi="ar_AE"/>
         </w:rPr>
-        <w:t>εἰκῇ φυσιούμενος ὑπὸ τοῦ νοὸς τῆς σαρκὸς αὐτοῦ</w:t>
-      </w:r>
-    </w:p>
-    <w:p>
-      <w:pPr>
-        <w:bidi/>
-      </w:pPr>
-      <w:r>
-        <w:rPr>
-          <w:lang w:val="ar_AE" w:bidi="ar_AE"/>
-        </w:rPr>
-      </w:r>
-      <w:r>
-        <w:rPr>
-          <w:b/>
-          <w:lang w:val="ar_AE" w:bidi="ar_AE"/>
-        </w:rPr>
         <w:t>"مُنْتَفِخًا بَاطِلًا مِنْ قِبَلِ ذِهْنِهِ الْجَسَدِيِّ"</w:t>
       </w:r>
     </w:p>
@@ -37600,23 +36988,6 @@
           <w:b/>
           <w:lang w:val="ar_AE" w:bidi="ar_AE"/>
         </w:rPr>
-        <w:t>τὴν κεφαλήν, ἐξ οὗ πᾶν τὸ σῶμα διὰ τῶν ἁφῶν καὶ συνδέσμων ἐπιχορηγούμενον καὶ συμβιβαζόμενον, αὔξει τὴν αὔξησιν τοῦ Θεοῦ</w:t>
-      </w:r>
-    </w:p>
-    <w:p>
-      <w:pPr>
-        <w:bidi/>
-      </w:pPr>
-      <w:r>
-        <w:rPr>
-          <w:lang w:val="ar_AE" w:bidi="ar_AE"/>
-        </w:rPr>
-      </w:r>
-      <w:r>
-        <w:rPr>
-          <w:b/>
-          <w:lang w:val="ar_AE" w:bidi="ar_AE"/>
-        </w:rPr>
         <w:t>"وَغَيْرَ مُتَمَسِّكٍ بِالرَّأْسِ الَّذِي مِنْهُ كُلُّ الْجَسَدِ بِمَفَاصِلَ وَرُبُطٍ، مُتَوَازِرًا وَمُقْتَرِنًا يَنْمُو نُمُوًّا مِنَ اللهِ."</w:t>
       </w:r>
     </w:p>
@@ -37742,23 +37113,6 @@
         <w:rPr>
           <w:lang w:val="ar_AE" w:bidi="ar_AE"/>
         </w:rPr>
-      </w:r>
-    </w:p>
-    <w:p>
-      <w:pPr>
-        <w:bidi/>
-      </w:pPr>
-      <w:r>
-        <w:rPr>
-          <w:lang w:val="ar_AE" w:bidi="ar_AE"/>
-        </w:rPr>
-      </w:r>
-      <w:r>
-        <w:rPr>
-          <w:b/>
-          <w:lang w:val="ar_AE" w:bidi="ar_AE"/>
-        </w:rPr>
-        <w:t>ἐξ οὗ πᾶν τὸ σῶμα διὰ τῶν ἁφῶν καὶ συνδέσμων ἐπιχορηγούμενον καὶ συμβιβαζόμενον</w:t>
       </w:r>
     </w:p>
     <w:p>
@@ -38970,6 +38324,427 @@
           <w:b/>
           <w:lang w:val="ar_AE" w:bidi="ar_AE"/>
         </w:rPr>
+        <w:t>"فَلِمَاذَا كَأَنَّكُمْ عَائِشُونَ فِي الْعَالَمِ؟ تُفْرَضُ عَلَيْكُمْ فَرَائِضُ"</w:t>
+      </w:r>
+    </w:p>
+    <w:p>
+      <w:pPr>
+        <w:bidi/>
+      </w:pPr>
+      <w:r>
+        <w:rPr>
+          <w:lang w:val="ar_AE" w:bidi="ar_AE"/>
+        </w:rPr>
+      </w:r>
+      <w:r>
+        <w:rPr>
+          <w:lang w:val="ar_AE" w:bidi="ar_AE"/>
+        </w:rPr>
+        <w:t xml:space="preserve">إذا كان من الصعب فهم هذه البنية في لغتك، يمكنك نقل العبارة </w:t>
+      </w:r>
+      <w:r>
+        <w:rPr>
+          <w:b/>
+          <w:lang w:val="ar_AE" w:bidi="ar_AE"/>
+        </w:rPr>
+        <w:t>كَأَنَّكُمْ عَائِشُونَ فِي الْعَالَمِ</w:t>
+      </w:r>
+      <w:r>
+        <w:rPr>
+          <w:lang w:val="ar_AE" w:bidi="ar_AE"/>
+        </w:rPr>
+        <w:t xml:space="preserve"> إلى نهاية الجملة. الترجمة البديلة: "لماذا تُفرض عليكم فرائض كأنكم عائشون في العالم؟"</w:t>
+      </w:r>
+    </w:p>
+    <w:p>
+      <w:pPr>
+        <w:bidi/>
+      </w:pPr>
+      <w:r>
+        <w:rPr>
+          <w:lang w:val="ar_AE" w:bidi="ar_AE"/>
+        </w:rPr>
+      </w:r>
+      <w:r>
+        <w:rPr>
+          <w:lang w:val="ar_AE" w:bidi="ar_AE"/>
+        </w:rPr>
+        <w:t xml:space="preserve">انظر: </w:t>
+      </w:r>
+      <w:r>
+        <w:rPr>
+          <w:lang w:val="ar_AE" w:bidi="ar_AE"/>
+        </w:rPr>
+        <w:t>بنية المعلومات</w:t>
+      </w:r>
+    </w:p>
+    <w:p>
+      <w:pPr>
+        <w:bidi/>
+      </w:pPr>
+      <w:r>
+        <w:rPr>
+          <w:lang w:val="ar_AE" w:bidi="ar_AE"/>
+        </w:rPr>
+      </w:r>
+      <w:r>
+        <w:rPr>
+          <w:lang w:val="ar_AE" w:bidi="ar_AE"/>
+        </w:rPr>
+      </w:r>
+      <w:r>
+        <w:rPr>
+          <w:lang w:val="ar_AE" w:bidi="ar_AE"/>
+        </w:rPr>
+      </w:r>
+    </w:p>
+    <w:p>
+      <w:pPr>
+        <w:bidi/>
+      </w:pPr>
+      <w:r>
+        <w:rPr>
+          <w:lang w:val="ar_AE" w:bidi="ar_AE"/>
+        </w:rPr>
+      </w:r>
+    </w:p>
+    <w:p>
+      <w:pPr>
+        <w:pStyle w:val="Heading2"/>
+        <w:bidi/>
+      </w:pPr>
+      <w:r>
+        <w:rPr>
+          <w:lang w:val="ar_AE" w:bidi="ar_AE"/>
+        </w:rPr>
+        <w:t>كولوسي 2: 20 (#6)</w:t>
+      </w:r>
+      <w:r>
+        <w:rPr>
+          <w:lang w:val="ar_AE" w:bidi="ar_AE"/>
+        </w:rPr>
+      </w:r>
+    </w:p>
+    <w:p>
+      <w:pPr>
+        <w:bidi/>
+      </w:pPr>
+      <w:r>
+        <w:rPr>
+          <w:lang w:val="ar_AE" w:bidi="ar_AE"/>
+        </w:rPr>
+      </w:r>
+      <w:r>
+        <w:rPr>
+          <w:b/>
+          <w:lang w:val="ar_AE" w:bidi="ar_AE"/>
+        </w:rPr>
+        <w:t>ζῶντες ἐν κόσμῳ</w:t>
+      </w:r>
+    </w:p>
+    <w:p>
+      <w:pPr>
+        <w:bidi/>
+      </w:pPr>
+      <w:r>
+        <w:rPr>
+          <w:lang w:val="ar_AE" w:bidi="ar_AE"/>
+        </w:rPr>
+      </w:r>
+      <w:r>
+        <w:rPr>
+          <w:b/>
+          <w:lang w:val="ar_AE" w:bidi="ar_AE"/>
+        </w:rPr>
+        <w:t>"عَائِشُونَ فِي الْعَالَمِ"</w:t>
+      </w:r>
+    </w:p>
+    <w:p>
+      <w:pPr>
+        <w:bidi/>
+      </w:pPr>
+      <w:r>
+        <w:rPr>
+          <w:lang w:val="ar_AE" w:bidi="ar_AE"/>
+        </w:rPr>
+      </w:r>
+      <w:r>
+        <w:rPr>
+          <w:lang w:val="ar_AE" w:bidi="ar_AE"/>
+        </w:rPr>
+        <w:t xml:space="preserve">يستخدم بولس فعل </w:t>
+      </w:r>
+      <w:r>
+        <w:rPr>
+          <w:b/>
+          <w:lang w:val="ar_AE" w:bidi="ar_AE"/>
+        </w:rPr>
+        <w:t>عَائِشُون</w:t>
+      </w:r>
+      <w:r>
+        <w:rPr>
+          <w:lang w:val="ar_AE" w:bidi="ar_AE"/>
+        </w:rPr>
+        <w:t xml:space="preserve"> لوصف طريقة حياة أهل كولوسي. هم بالفعل أحياء جسديًا وفي العالم، لكنه يريد منهم أن يتصرفوا بطرق لا تتماشى مع ما يفعله الناس </w:t>
+      </w:r>
+      <w:r>
+        <w:rPr>
+          <w:b/>
+          <w:lang w:val="ar_AE" w:bidi="ar_AE"/>
+        </w:rPr>
+        <w:t>فِي الْعَالَمِ</w:t>
+      </w:r>
+      <w:r>
+        <w:rPr>
+          <w:lang w:val="ar_AE" w:bidi="ar_AE"/>
+        </w:rPr>
+        <w:t xml:space="preserve"> عادةً. إذا كان من المفيد في لغتك، يمكنك التعبير عن الفكرة بعبارة فعلية مثل "تنتمون إلى" أو "تتكيفون مع". الترجمة البديلة: "تنتمون إلى العالم" أو "تتكيفون مع العالم"</w:t>
+      </w:r>
+    </w:p>
+    <w:p>
+      <w:pPr>
+        <w:bidi/>
+      </w:pPr>
+      <w:r>
+        <w:rPr>
+          <w:lang w:val="ar_AE" w:bidi="ar_AE"/>
+        </w:rPr>
+      </w:r>
+      <w:r>
+        <w:rPr>
+          <w:lang w:val="ar_AE" w:bidi="ar_AE"/>
+        </w:rPr>
+        <w:t xml:space="preserve">انظر: </w:t>
+      </w:r>
+      <w:r>
+        <w:rPr>
+          <w:lang w:val="ar_AE" w:bidi="ar_AE"/>
+        </w:rPr>
+        <w:t>الاستعارة</w:t>
+      </w:r>
+      <w:r>
+        <w:rPr>
+          <w:lang w:val="ar_AE" w:bidi="ar_AE"/>
+        </w:rPr>
+      </w:r>
+      <w:r>
+        <w:rPr>
+          <w:lang w:val="ar_AE" w:bidi="ar_AE"/>
+        </w:rPr>
+      </w:r>
+    </w:p>
+    <w:p>
+      <w:pPr>
+        <w:bidi/>
+      </w:pPr>
+      <w:r>
+        <w:rPr>
+          <w:lang w:val="ar_AE" w:bidi="ar_AE"/>
+        </w:rPr>
+      </w:r>
+    </w:p>
+    <w:p>
+      <w:pPr>
+        <w:pStyle w:val="Heading2"/>
+        <w:bidi/>
+      </w:pPr>
+      <w:r>
+        <w:rPr>
+          <w:lang w:val="ar_AE" w:bidi="ar_AE"/>
+        </w:rPr>
+        <w:t>كولوسي 2: 20 (#7)</w:t>
+      </w:r>
+      <w:r>
+        <w:rPr>
+          <w:lang w:val="ar_AE" w:bidi="ar_AE"/>
+        </w:rPr>
+      </w:r>
+    </w:p>
+    <w:p>
+      <w:pPr>
+        <w:bidi/>
+      </w:pPr>
+      <w:r>
+        <w:rPr>
+          <w:lang w:val="ar_AE" w:bidi="ar_AE"/>
+        </w:rPr>
+      </w:r>
+      <w:r>
+        <w:rPr>
+          <w:b/>
+          <w:lang w:val="ar_AE" w:bidi="ar_AE"/>
+        </w:rPr>
+        <w:t>ὡς ζῶντες ἐν κόσμῳ</w:t>
+      </w:r>
+    </w:p>
+    <w:p>
+      <w:pPr>
+        <w:bidi/>
+      </w:pPr>
+      <w:r>
+        <w:rPr>
+          <w:lang w:val="ar_AE" w:bidi="ar_AE"/>
+        </w:rPr>
+      </w:r>
+      <w:r>
+        <w:rPr>
+          <w:b/>
+          <w:lang w:val="ar_AE" w:bidi="ar_AE"/>
+        </w:rPr>
+        <w:t>"كَأَنَّكُمْ عَائِشُونَ فِي الْعَالَمِ"</w:t>
+      </w:r>
+    </w:p>
+    <w:p>
+      <w:pPr>
+        <w:bidi/>
+      </w:pPr>
+      <w:r>
+        <w:rPr>
+          <w:lang w:val="ar_AE" w:bidi="ar_AE"/>
+        </w:rPr>
+      </w:r>
+      <w:r>
+        <w:rPr>
+          <w:lang w:val="ar_AE" w:bidi="ar_AE"/>
+        </w:rPr>
+        <w:t xml:space="preserve">في هذا السياق، يُقدِّم تعبير </w:t>
+      </w:r>
+      <w:r>
+        <w:rPr>
+          <w:b/>
+          <w:lang w:val="ar_AE" w:bidi="ar_AE"/>
+        </w:rPr>
+        <w:t xml:space="preserve">كَأَنَّكُمْ </w:t>
+      </w:r>
+      <w:r>
+        <w:rPr>
+          <w:lang w:val="ar_AE" w:bidi="ar_AE"/>
+        </w:rPr>
+        <w:t xml:space="preserve"> شيئًا غير حقيقي أو غيرصحيح: فأهل كولوسي لا يعيشون فعليًا </w:t>
+      </w:r>
+      <w:r>
+        <w:rPr>
+          <w:b/>
+          <w:lang w:val="ar_AE" w:bidi="ar_AE"/>
+        </w:rPr>
+        <w:t xml:space="preserve">فِي الْعَالَمِ، </w:t>
+      </w:r>
+      <w:r>
+        <w:rPr>
+          <w:lang w:val="ar_AE" w:bidi="ar_AE"/>
+        </w:rPr>
+        <w:t xml:space="preserve">أو بحسب العالم. إذا كانت عبارة </w:t>
+      </w:r>
+      <w:r>
+        <w:rPr>
+          <w:b/>
+          <w:lang w:val="ar_AE" w:bidi="ar_AE"/>
+        </w:rPr>
+        <w:t>كَأَنَّكُمْ</w:t>
+      </w:r>
+      <w:r>
+        <w:rPr>
+          <w:lang w:val="ar_AE" w:bidi="ar_AE"/>
+        </w:rPr>
+        <w:t xml:space="preserve"> قد تُفهم بشكل خاطئ في لغتك، يمكنك توضيح أن عبارة </w:t>
+      </w:r>
+      <w:r>
+        <w:rPr>
+          <w:b/>
+          <w:lang w:val="ar_AE" w:bidi="ar_AE"/>
+        </w:rPr>
+        <w:t>عَائِشُونَ فِي الْعَالَمِ</w:t>
+      </w:r>
+      <w:r>
+        <w:rPr>
+          <w:lang w:val="ar_AE" w:bidi="ar_AE"/>
+        </w:rPr>
+        <w:t xml:space="preserve"> ليست صحيحة بالنسبة لأهل كولوسي، وذلك باستخدام عبارة مثل "كما لو". الترجمة البديلة: "كما لو كنتم تعيشون في العالم"</w:t>
+      </w:r>
+    </w:p>
+    <w:p>
+      <w:pPr>
+        <w:bidi/>
+      </w:pPr>
+      <w:r>
+        <w:rPr>
+          <w:lang w:val="ar_AE" w:bidi="ar_AE"/>
+        </w:rPr>
+      </w:r>
+      <w:r>
+        <w:rPr>
+          <w:lang w:val="ar_AE" w:bidi="ar_AE"/>
+        </w:rPr>
+        <w:t xml:space="preserve">انظر: </w:t>
+      </w:r>
+      <w:r>
+        <w:rPr>
+          <w:lang w:val="ar_AE" w:bidi="ar_AE"/>
+        </w:rPr>
+        <w:t>الربط— الشروط غير الواقعية</w:t>
+      </w:r>
+    </w:p>
+    <w:p>
+      <w:pPr>
+        <w:bidi/>
+      </w:pPr>
+      <w:r>
+        <w:rPr>
+          <w:lang w:val="ar_AE" w:bidi="ar_AE"/>
+        </w:rPr>
+      </w:r>
+      <w:r>
+        <w:rPr>
+          <w:lang w:val="ar_AE" w:bidi="ar_AE"/>
+        </w:rPr>
+      </w:r>
+      <w:r>
+        <w:rPr>
+          <w:lang w:val="ar_AE" w:bidi="ar_AE"/>
+        </w:rPr>
+      </w:r>
+    </w:p>
+    <w:p>
+      <w:pPr>
+        <w:bidi/>
+      </w:pPr>
+      <w:r>
+        <w:rPr>
+          <w:lang w:val="ar_AE" w:bidi="ar_AE"/>
+        </w:rPr>
+      </w:r>
+    </w:p>
+    <w:p>
+      <w:pPr>
+        <w:pStyle w:val="Heading2"/>
+        <w:bidi/>
+      </w:pPr>
+      <w:r>
+        <w:rPr>
+          <w:lang w:val="ar_AE" w:bidi="ar_AE"/>
+        </w:rPr>
+        <w:t>كولوسي 2: 20 (#8)</w:t>
+      </w:r>
+      <w:r>
+        <w:rPr>
+          <w:lang w:val="ar_AE" w:bidi="ar_AE"/>
+        </w:rPr>
+      </w:r>
+    </w:p>
+    <w:p>
+      <w:pPr>
+        <w:bidi/>
+      </w:pPr>
+      <w:r>
+        <w:rPr>
+          <w:lang w:val="ar_AE" w:bidi="ar_AE"/>
+        </w:rPr>
+      </w:r>
+      <w:r>
+        <w:rPr>
+          <w:b/>
+          <w:lang w:val="ar_AE" w:bidi="ar_AE"/>
+        </w:rPr>
         <w:t>τί ὡς ζῶντες ἐν κόσμῳ δογματίζεσθε</w:t>
       </w:r>
     </w:p>
@@ -39003,20 +38778,20 @@
         <w:rPr>
           <w:lang w:val="ar_AE" w:bidi="ar_AE"/>
         </w:rPr>
-        <w:t xml:space="preserve">إذا كان من الصعب فهم هذه البنية في لغتك، يمكنك نقل العبارة </w:t>
-      </w:r>
-      <w:r>
-        <w:rPr>
-          <w:b/>
-          <w:lang w:val="ar_AE" w:bidi="ar_AE"/>
-        </w:rPr>
-        <w:t>كَأَنَّكُمْ عَائِشُونَ فِي الْعَالَمِ</w:t>
-      </w:r>
-      <w:r>
-        <w:rPr>
-          <w:lang w:val="ar_AE" w:bidi="ar_AE"/>
-        </w:rPr>
-        <w:t xml:space="preserve"> إلى نهاية الجملة. الترجمة البديلة: "لماذا تُفرض عليكم فرائض كأنكم عائشون في العالم؟"</w:t>
+        <w:t xml:space="preserve">لا يطرح بولس هنا هذا السؤال بحثًا عن معلومات، لكنه يطرحه لإشراك أهل كولوسي في النقاش الذي يجريه. فهنا، لا توجد إجابة على السؤال، وهذا هو بالضبط ما يقصده بولس. لا يوجد سبب </w:t>
+      </w:r>
+      <w:r>
+        <w:rPr>
+          <w:b/>
+          <w:lang w:val="ar_AE" w:bidi="ar_AE"/>
+        </w:rPr>
+        <w:t>لتُفْرَضُ عَلَيْهمْ فَرَائِضُ</w:t>
+      </w:r>
+      <w:r>
+        <w:rPr>
+          <w:lang w:val="ar_AE" w:bidi="ar_AE"/>
+        </w:rPr>
+        <w:t>. إذا كان ذلك مفيدًا في لغتك، يمكنك التعبير عن الفكرة في صيغة الأمر أو كبيان باستخدام كلمة "يجب". الترجمة البديلة: "فلا تكونوا، كأنكم تعيشون في العالم، وخاضعين لفرائضه" أو "يجب ألا تكونوا، كأنكم تعيشون في العالم، وتٌفرض عليكم فرائضه"</w:t>
       </w:r>
     </w:p>
     <w:p>
@@ -39038,7 +38813,7 @@
         <w:rPr>
           <w:lang w:val="ar_AE" w:bidi="ar_AE"/>
         </w:rPr>
-        <w:t>بنية المعلومات</w:t>
+        <w:t>السؤال البلاغي</w:t>
       </w:r>
     </w:p>
     <w:p>
@@ -39080,467 +38855,12 @@
         <w:rPr>
           <w:lang w:val="ar_AE" w:bidi="ar_AE"/>
         </w:rPr>
-        <w:t>كولوسي 2: 20 (#6)</w:t>
-      </w:r>
-      <w:r>
-        <w:rPr>
-          <w:lang w:val="ar_AE" w:bidi="ar_AE"/>
-        </w:rPr>
-      </w:r>
-    </w:p>
-    <w:p>
-      <w:pPr>
-        <w:bidi/>
-      </w:pPr>
-      <w:r>
-        <w:rPr>
-          <w:lang w:val="ar_AE" w:bidi="ar_AE"/>
-        </w:rPr>
-      </w:r>
-      <w:r>
-        <w:rPr>
-          <w:b/>
-          <w:lang w:val="ar_AE" w:bidi="ar_AE"/>
-        </w:rPr>
-        <w:t>ζῶντες ἐν κόσμῳ</w:t>
-      </w:r>
-    </w:p>
-    <w:p>
-      <w:pPr>
-        <w:bidi/>
-      </w:pPr>
-      <w:r>
-        <w:rPr>
-          <w:lang w:val="ar_AE" w:bidi="ar_AE"/>
-        </w:rPr>
-      </w:r>
-      <w:r>
-        <w:rPr>
-          <w:b/>
-          <w:lang w:val="ar_AE" w:bidi="ar_AE"/>
-        </w:rPr>
-        <w:t>"عَائِشُونَ فِي الْعَالَمِ"</w:t>
-      </w:r>
-    </w:p>
-    <w:p>
-      <w:pPr>
-        <w:bidi/>
-      </w:pPr>
-      <w:r>
-        <w:rPr>
-          <w:lang w:val="ar_AE" w:bidi="ar_AE"/>
-        </w:rPr>
-      </w:r>
-      <w:r>
-        <w:rPr>
-          <w:lang w:val="ar_AE" w:bidi="ar_AE"/>
-        </w:rPr>
-        <w:t xml:space="preserve">يستخدم بولس فعل </w:t>
-      </w:r>
-      <w:r>
-        <w:rPr>
-          <w:b/>
-          <w:lang w:val="ar_AE" w:bidi="ar_AE"/>
-        </w:rPr>
-        <w:t>عَائِشُون</w:t>
-      </w:r>
-      <w:r>
-        <w:rPr>
-          <w:lang w:val="ar_AE" w:bidi="ar_AE"/>
-        </w:rPr>
-        <w:t xml:space="preserve"> لوصف طريقة حياة أهل كولوسي. هم بالفعل أحياء جسديًا وفي العالم، لكنه يريد منهم أن يتصرفوا بطرق لا تتماشى مع ما يفعله الناس </w:t>
-      </w:r>
-      <w:r>
-        <w:rPr>
-          <w:b/>
-          <w:lang w:val="ar_AE" w:bidi="ar_AE"/>
-        </w:rPr>
-        <w:t>فِي الْعَالَمِ</w:t>
-      </w:r>
-      <w:r>
-        <w:rPr>
-          <w:lang w:val="ar_AE" w:bidi="ar_AE"/>
-        </w:rPr>
-        <w:t xml:space="preserve"> عادةً. إذا كان من المفيد في لغتك، يمكنك التعبير عن الفكرة بعبارة فعلية مثل "تنتمون إلى" أو "تتكيفون مع". الترجمة البديلة: "تنتمون إلى العالم" أو "تتكيفون مع العالم"</w:t>
-      </w:r>
-    </w:p>
-    <w:p>
-      <w:pPr>
-        <w:bidi/>
-      </w:pPr>
-      <w:r>
-        <w:rPr>
-          <w:lang w:val="ar_AE" w:bidi="ar_AE"/>
-        </w:rPr>
-      </w:r>
-      <w:r>
-        <w:rPr>
-          <w:lang w:val="ar_AE" w:bidi="ar_AE"/>
-        </w:rPr>
-        <w:t xml:space="preserve">انظر: </w:t>
-      </w:r>
-      <w:r>
-        <w:rPr>
-          <w:lang w:val="ar_AE" w:bidi="ar_AE"/>
-        </w:rPr>
-        <w:t>الاستعارة</w:t>
-      </w:r>
-      <w:r>
-        <w:rPr>
-          <w:lang w:val="ar_AE" w:bidi="ar_AE"/>
-        </w:rPr>
-      </w:r>
-      <w:r>
-        <w:rPr>
-          <w:lang w:val="ar_AE" w:bidi="ar_AE"/>
-        </w:rPr>
-      </w:r>
-    </w:p>
-    <w:p>
-      <w:pPr>
-        <w:bidi/>
-      </w:pPr>
-      <w:r>
-        <w:rPr>
-          <w:lang w:val="ar_AE" w:bidi="ar_AE"/>
-        </w:rPr>
-      </w:r>
-    </w:p>
-    <w:p>
-      <w:pPr>
-        <w:pStyle w:val="Heading2"/>
-        <w:bidi/>
-      </w:pPr>
-      <w:r>
-        <w:rPr>
-          <w:lang w:val="ar_AE" w:bidi="ar_AE"/>
-        </w:rPr>
-        <w:t>كولوسي 2: 20 (#7)</w:t>
-      </w:r>
-      <w:r>
-        <w:rPr>
-          <w:lang w:val="ar_AE" w:bidi="ar_AE"/>
-        </w:rPr>
-      </w:r>
-    </w:p>
-    <w:p>
-      <w:pPr>
-        <w:bidi/>
-      </w:pPr>
-      <w:r>
-        <w:rPr>
-          <w:lang w:val="ar_AE" w:bidi="ar_AE"/>
-        </w:rPr>
-      </w:r>
-      <w:r>
-        <w:rPr>
-          <w:b/>
-          <w:lang w:val="ar_AE" w:bidi="ar_AE"/>
-        </w:rPr>
-        <w:t>ὡς ζῶντες ἐν κόσμῳ</w:t>
-      </w:r>
-    </w:p>
-    <w:p>
-      <w:pPr>
-        <w:bidi/>
-      </w:pPr>
-      <w:r>
-        <w:rPr>
-          <w:lang w:val="ar_AE" w:bidi="ar_AE"/>
-        </w:rPr>
-      </w:r>
-      <w:r>
-        <w:rPr>
-          <w:b/>
-          <w:lang w:val="ar_AE" w:bidi="ar_AE"/>
-        </w:rPr>
-        <w:t>"كَأَنَّكُمْ عَائِشُونَ فِي الْعَالَمِ"</w:t>
-      </w:r>
-    </w:p>
-    <w:p>
-      <w:pPr>
-        <w:bidi/>
-      </w:pPr>
-      <w:r>
-        <w:rPr>
-          <w:lang w:val="ar_AE" w:bidi="ar_AE"/>
-        </w:rPr>
-      </w:r>
-      <w:r>
-        <w:rPr>
-          <w:lang w:val="ar_AE" w:bidi="ar_AE"/>
-        </w:rPr>
-        <w:t xml:space="preserve">في هذا السياق، يُقدِّم تعبير </w:t>
-      </w:r>
-      <w:r>
-        <w:rPr>
-          <w:b/>
-          <w:lang w:val="ar_AE" w:bidi="ar_AE"/>
-        </w:rPr>
-        <w:t xml:space="preserve">كَأَنَّكُمْ </w:t>
-      </w:r>
-      <w:r>
-        <w:rPr>
-          <w:lang w:val="ar_AE" w:bidi="ar_AE"/>
-        </w:rPr>
-        <w:t xml:space="preserve"> شيئًا غير حقيقي أو غيرصحيح: فأهل كولوسي لا يعيشون فعليًا </w:t>
-      </w:r>
-      <w:r>
-        <w:rPr>
-          <w:b/>
-          <w:lang w:val="ar_AE" w:bidi="ar_AE"/>
-        </w:rPr>
-        <w:t xml:space="preserve">فِي الْعَالَمِ، </w:t>
-      </w:r>
-      <w:r>
-        <w:rPr>
-          <w:lang w:val="ar_AE" w:bidi="ar_AE"/>
-        </w:rPr>
-        <w:t xml:space="preserve">أو بحسب العالم. إذا كانت عبارة </w:t>
-      </w:r>
-      <w:r>
-        <w:rPr>
-          <w:b/>
-          <w:lang w:val="ar_AE" w:bidi="ar_AE"/>
-        </w:rPr>
-        <w:t>كَأَنَّكُمْ</w:t>
-      </w:r>
-      <w:r>
-        <w:rPr>
-          <w:lang w:val="ar_AE" w:bidi="ar_AE"/>
-        </w:rPr>
-        <w:t xml:space="preserve"> قد تُفهم بشكل خاطئ في لغتك، يمكنك توضيح أن عبارة </w:t>
-      </w:r>
-      <w:r>
-        <w:rPr>
-          <w:b/>
-          <w:lang w:val="ar_AE" w:bidi="ar_AE"/>
-        </w:rPr>
-        <w:t>عَائِشُونَ فِي الْعَالَمِ</w:t>
-      </w:r>
-      <w:r>
-        <w:rPr>
-          <w:lang w:val="ar_AE" w:bidi="ar_AE"/>
-        </w:rPr>
-        <w:t xml:space="preserve"> ليست صحيحة بالنسبة لأهل كولوسي، وذلك باستخدام عبارة مثل "كما لو". الترجمة البديلة: "كما لو كنتم تعيشون في العالم"</w:t>
-      </w:r>
-    </w:p>
-    <w:p>
-      <w:pPr>
-        <w:bidi/>
-      </w:pPr>
-      <w:r>
-        <w:rPr>
-          <w:lang w:val="ar_AE" w:bidi="ar_AE"/>
-        </w:rPr>
-      </w:r>
-      <w:r>
-        <w:rPr>
-          <w:lang w:val="ar_AE" w:bidi="ar_AE"/>
-        </w:rPr>
-        <w:t xml:space="preserve">انظر: </w:t>
-      </w:r>
-      <w:r>
-        <w:rPr>
-          <w:lang w:val="ar_AE" w:bidi="ar_AE"/>
-        </w:rPr>
-        <w:t>الربط— الشروط غير الواقعية</w:t>
-      </w:r>
-    </w:p>
-    <w:p>
-      <w:pPr>
-        <w:bidi/>
-      </w:pPr>
-      <w:r>
-        <w:rPr>
-          <w:lang w:val="ar_AE" w:bidi="ar_AE"/>
-        </w:rPr>
-      </w:r>
-      <w:r>
-        <w:rPr>
-          <w:lang w:val="ar_AE" w:bidi="ar_AE"/>
-        </w:rPr>
-      </w:r>
-      <w:r>
-        <w:rPr>
-          <w:lang w:val="ar_AE" w:bidi="ar_AE"/>
-        </w:rPr>
-      </w:r>
-    </w:p>
-    <w:p>
-      <w:pPr>
-        <w:bidi/>
-      </w:pPr>
-      <w:r>
-        <w:rPr>
-          <w:lang w:val="ar_AE" w:bidi="ar_AE"/>
-        </w:rPr>
-      </w:r>
-    </w:p>
-    <w:p>
-      <w:pPr>
-        <w:pStyle w:val="Heading2"/>
-        <w:bidi/>
-      </w:pPr>
-      <w:r>
-        <w:rPr>
-          <w:lang w:val="ar_AE" w:bidi="ar_AE"/>
-        </w:rPr>
-        <w:t>كولوسي 2: 20 (#8)</w:t>
-      </w:r>
-      <w:r>
-        <w:rPr>
-          <w:lang w:val="ar_AE" w:bidi="ar_AE"/>
-        </w:rPr>
-      </w:r>
-    </w:p>
-    <w:p>
-      <w:pPr>
-        <w:bidi/>
-      </w:pPr>
-      <w:r>
-        <w:rPr>
-          <w:lang w:val="ar_AE" w:bidi="ar_AE"/>
-        </w:rPr>
-      </w:r>
-      <w:r>
-        <w:rPr>
-          <w:b/>
-          <w:lang w:val="ar_AE" w:bidi="ar_AE"/>
-        </w:rPr>
-        <w:t>τί ὡς ζῶντες ἐν κόσμῳ δογματίζεσθε</w:t>
-      </w:r>
-    </w:p>
-    <w:p>
-      <w:pPr>
-        <w:bidi/>
-      </w:pPr>
-      <w:r>
-        <w:rPr>
-          <w:lang w:val="ar_AE" w:bidi="ar_AE"/>
-        </w:rPr>
-      </w:r>
-      <w:r>
-        <w:rPr>
-          <w:b/>
-          <w:lang w:val="ar_AE" w:bidi="ar_AE"/>
-        </w:rPr>
-        <w:t>"فَلِمَاذَا كَأَنَّكُمْ عَائِشُونَ فِي الْعَالَمِ؟ تُفْرَضُ عَلَيْكُمْ فَرَائِضُ"</w:t>
-      </w:r>
-    </w:p>
-    <w:p>
-      <w:pPr>
-        <w:bidi/>
-      </w:pPr>
-      <w:r>
-        <w:rPr>
-          <w:lang w:val="ar_AE" w:bidi="ar_AE"/>
-        </w:rPr>
-      </w:r>
-      <w:r>
-        <w:rPr>
-          <w:lang w:val="ar_AE" w:bidi="ar_AE"/>
-        </w:rPr>
-        <w:t xml:space="preserve">لا يطرح بولس هنا هذا السؤال بحثًا عن معلومات، لكنه يطرحه لإشراك أهل كولوسي في النقاش الذي يجريه. فهنا، لا توجد إجابة على السؤال، وهذا هو بالضبط ما يقصده بولس. لا يوجد سبب </w:t>
-      </w:r>
-      <w:r>
-        <w:rPr>
-          <w:b/>
-          <w:lang w:val="ar_AE" w:bidi="ar_AE"/>
-        </w:rPr>
-        <w:t>لتُفْرَضُ عَلَيْهمْ فَرَائِضُ</w:t>
-      </w:r>
-      <w:r>
-        <w:rPr>
-          <w:lang w:val="ar_AE" w:bidi="ar_AE"/>
-        </w:rPr>
-        <w:t>. إذا كان ذلك مفيدًا في لغتك، يمكنك التعبير عن الفكرة في صيغة الأمر أو كبيان باستخدام كلمة "يجب". الترجمة البديلة: "فلا تكونوا، كأنكم تعيشون في العالم، وخاضعين لفرائضه" أو "يجب ألا تكونوا، كأنكم تعيشون في العالم، وتٌفرض عليكم فرائضه"</w:t>
-      </w:r>
-    </w:p>
-    <w:p>
-      <w:pPr>
-        <w:bidi/>
-      </w:pPr>
-      <w:r>
-        <w:rPr>
-          <w:lang w:val="ar_AE" w:bidi="ar_AE"/>
-        </w:rPr>
-      </w:r>
-      <w:r>
-        <w:rPr>
-          <w:lang w:val="ar_AE" w:bidi="ar_AE"/>
-        </w:rPr>
-        <w:t xml:space="preserve">انظر: </w:t>
-      </w:r>
-      <w:r>
-        <w:rPr>
-          <w:lang w:val="ar_AE" w:bidi="ar_AE"/>
-        </w:rPr>
-        <w:t>السؤال البلاغي</w:t>
-      </w:r>
-    </w:p>
-    <w:p>
-      <w:pPr>
-        <w:bidi/>
-      </w:pPr>
-      <w:r>
-        <w:rPr>
-          <w:lang w:val="ar_AE" w:bidi="ar_AE"/>
-        </w:rPr>
-      </w:r>
-      <w:r>
-        <w:rPr>
-          <w:lang w:val="ar_AE" w:bidi="ar_AE"/>
-        </w:rPr>
-      </w:r>
-      <w:r>
-        <w:rPr>
-          <w:lang w:val="ar_AE" w:bidi="ar_AE"/>
-        </w:rPr>
-      </w:r>
-    </w:p>
-    <w:p>
-      <w:pPr>
-        <w:bidi/>
-      </w:pPr>
-      <w:r>
-        <w:rPr>
-          <w:lang w:val="ar_AE" w:bidi="ar_AE"/>
-        </w:rPr>
-      </w:r>
-    </w:p>
-    <w:p>
-      <w:pPr>
-        <w:pStyle w:val="Heading2"/>
-        <w:bidi/>
-      </w:pPr>
-      <w:r>
-        <w:rPr>
-          <w:lang w:val="ar_AE" w:bidi="ar_AE"/>
-        </w:rPr>
         <w:t>كولوسي 2: 20 (#9)</w:t>
       </w:r>
       <w:r>
         <w:rPr>
           <w:lang w:val="ar_AE" w:bidi="ar_AE"/>
         </w:rPr>
-      </w:r>
-    </w:p>
-    <w:p>
-      <w:pPr>
-        <w:bidi/>
-      </w:pPr>
-      <w:r>
-        <w:rPr>
-          <w:lang w:val="ar_AE" w:bidi="ar_AE"/>
-        </w:rPr>
-      </w:r>
-      <w:r>
-        <w:rPr>
-          <w:b/>
-          <w:lang w:val="ar_AE" w:bidi="ar_AE"/>
-        </w:rPr>
-        <w:t>δογματίζεσθε</w:t>
       </w:r>
     </w:p>
     <w:p>
@@ -40749,23 +40069,6 @@
           <w:b/>
           <w:lang w:val="ar_AE" w:bidi="ar_AE"/>
         </w:rPr>
-        <w:t>τὰ ἐντάλματα καὶ διδασκαλίας τῶν ἀνθρώπων</w:t>
-      </w:r>
-    </w:p>
-    <w:p>
-      <w:pPr>
-        <w:bidi/>
-      </w:pPr>
-      <w:r>
-        <w:rPr>
-          <w:lang w:val="ar_AE" w:bidi="ar_AE"/>
-        </w:rPr>
-      </w:r>
-      <w:r>
-        <w:rPr>
-          <w:b/>
-          <w:lang w:val="ar_AE" w:bidi="ar_AE"/>
-        </w:rPr>
         <w:t>"وَصَايَا وَتَعَالِيمِ النَّاسِ"</w:t>
       </w:r>
     </w:p>
@@ -41419,23 +40722,6 @@
         <w:rPr>
           <w:lang w:val="ar_AE" w:bidi="ar_AE"/>
         </w:rPr>
-      </w:r>
-    </w:p>
-    <w:p>
-      <w:pPr>
-        <w:bidi/>
-      </w:pPr>
-      <w:r>
-        <w:rPr>
-          <w:lang w:val="ar_AE" w:bidi="ar_AE"/>
-        </w:rPr>
-      </w:r>
-      <w:r>
-        <w:rPr>
-          <w:b/>
-          <w:lang w:val="ar_AE" w:bidi="ar_AE"/>
-        </w:rPr>
-        <w:t>λόγον μὲν ἔχοντα σοφίας ἐν ἐθελοθρησκείᾳ καὶ ταπεινοφροσύνῃ, ἀφειδίᾳ σώματος</w:t>
       </w:r>
     </w:p>
     <w:p>
@@ -44422,23 +43708,6 @@
           <w:b/>
           <w:lang w:val="ar_AE" w:bidi="ar_AE"/>
         </w:rPr>
-        <w:t>ἡ ζωὴ ὑμῶν κέκρυπται σὺν τῷ Χριστῷ ἐν τῷ Θεῷ</w:t>
-      </w:r>
-    </w:p>
-    <w:p>
-      <w:pPr>
-        <w:bidi/>
-      </w:pPr>
-      <w:r>
-        <w:rPr>
-          <w:lang w:val="ar_AE" w:bidi="ar_AE"/>
-        </w:rPr>
-      </w:r>
-      <w:r>
-        <w:rPr>
-          <w:b/>
-          <w:lang w:val="ar_AE" w:bidi="ar_AE"/>
-        </w:rPr>
         <w:t>"وحَيَاتُكُمْ مُسْتَتِرَةٌ مَعَ الْمَسِيحِ فِي اللهِ"</w:t>
       </w:r>
     </w:p>
@@ -46213,23 +45482,6 @@
         <w:rPr>
           <w:lang w:val="ar_AE" w:bidi="ar_AE"/>
         </w:rPr>
-      </w:r>
-    </w:p>
-    <w:p>
-      <w:pPr>
-        <w:bidi/>
-      </w:pPr>
-      <w:r>
-        <w:rPr>
-          <w:lang w:val="ar_AE" w:bidi="ar_AE"/>
-        </w:rPr>
-      </w:r>
-      <w:r>
-        <w:rPr>
-          <w:b/>
-          <w:lang w:val="ar_AE" w:bidi="ar_AE"/>
-        </w:rPr>
-        <w:t>πορνείαν, ἀκαθαρσίαν, πάθος, ἐπιθυμίαν κακήν, καὶ τὴν πλεονεξίαν, ἥτις ἐστὶν εἰδωλολατρία</w:t>
       </w:r>
     </w:p>
     <w:p>
@@ -48875,23 +48127,6 @@
           <w:b/>
           <w:lang w:val="ar_AE" w:bidi="ar_AE"/>
         </w:rPr>
-        <w:t>ὀργήν, θυμόν, κακίαν, βλασφημίαν, αἰσχρολογίαν ἐκ τοῦ στόματος ὑμῶν</w:t>
-      </w:r>
-    </w:p>
-    <w:p>
-      <w:pPr>
-        <w:bidi/>
-      </w:pPr>
-      <w:r>
-        <w:rPr>
-          <w:lang w:val="ar_AE" w:bidi="ar_AE"/>
-        </w:rPr>
-      </w:r>
-      <w:r>
-        <w:rPr>
-          <w:b/>
-          <w:lang w:val="ar_AE" w:bidi="ar_AE"/>
-        </w:rPr>
         <w:t>"الْغَضَبَ، السَّخَطَ، الْخُبْثَ، التَّجْدِيفَ، الْكَلاَمَ الْقَبِيحَ مِنْ أَفْوَاهِكُمْ"</w:t>
       </w:r>
     </w:p>
@@ -52313,23 +51548,6 @@
           <w:b/>
           <w:lang w:val="ar_AE" w:bidi="ar_AE"/>
         </w:rPr>
-        <w:t>οὐκ ἔνι Ἕλλην καὶ Ἰουδαῖος, περιτομὴ καὶ ἀκροβυστία, βάρβαρος, Σκύθης, δοῦλος, ἐλεύθερος</w:t>
-      </w:r>
-    </w:p>
-    <w:p>
-      <w:pPr>
-        <w:bidi/>
-      </w:pPr>
-      <w:r>
-        <w:rPr>
-          <w:lang w:val="ar_AE" w:bidi="ar_AE"/>
-        </w:rPr>
-      </w:r>
-      <w:r>
-        <w:rPr>
-          <w:b/>
-          <w:lang w:val="ar_AE" w:bidi="ar_AE"/>
-        </w:rPr>
         <w:t>"لَيْسَ يُونَانِيٌّ وَيَهُودِيٌّ، خِتَانٌ وَغُرْلَةٌ، بَرْبَرِيٌّ سِكِّيثِيٌّ، عَبْدٌ حُرٌّ"</w:t>
       </w:r>
     </w:p>
@@ -54383,23 +53601,6 @@
           <w:b/>
           <w:lang w:val="ar_AE" w:bidi="ar_AE"/>
         </w:rPr>
-        <w:t>ἀνεχόμενοι ἀλλήλων καὶ χαριζόμενοι ἑαυτοῖς, ἐάν τις πρός τινα ἔχῃ μομφήν</w:t>
-      </w:r>
-    </w:p>
-    <w:p>
-      <w:pPr>
-        <w:bidi/>
-      </w:pPr>
-      <w:r>
-        <w:rPr>
-          <w:lang w:val="ar_AE" w:bidi="ar_AE"/>
-        </w:rPr>
-      </w:r>
-      <w:r>
-        <w:rPr>
-          <w:b/>
-          <w:lang w:val="ar_AE" w:bidi="ar_AE"/>
-        </w:rPr>
         <w:t>"مُحْتَمِلِينَ بَعْضُكُمْ بَعْضًا، وَمُسَامِحِينَ بَعْضُكُمْ بَعْضًا إِنْ كَانَ لأَحَدٍ عَلَى أَحَدٍ شَكْوَى"</w:t>
       </w:r>
     </w:p>
@@ -55027,23 +54228,6 @@
         <w:rPr>
           <w:lang w:val="ar_AE" w:bidi="ar_AE"/>
         </w:rPr>
-      </w:r>
-    </w:p>
-    <w:p>
-      <w:pPr>
-        <w:bidi/>
-      </w:pPr>
-      <w:r>
-        <w:rPr>
-          <w:lang w:val="ar_AE" w:bidi="ar_AE"/>
-        </w:rPr>
-      </w:r>
-      <w:r>
-        <w:rPr>
-          <w:b/>
-          <w:lang w:val="ar_AE" w:bidi="ar_AE"/>
-        </w:rPr>
-        <w:t>καθὼς καὶ ὁ Κύριος ἐχαρίσατο ὑμῖν, οὕτως καὶ ὑμεῖς</w:t>
       </w:r>
     </w:p>
     <w:p>
@@ -57184,23 +56368,6 @@
           <w:b/>
           <w:lang w:val="ar_AE" w:bidi="ar_AE"/>
         </w:rPr>
-        <w:t>εὐχάριστοι γίνεσθε</w:t>
-      </w:r>
-    </w:p>
-    <w:p>
-      <w:pPr>
-        <w:bidi/>
-      </w:pPr>
-      <w:r>
-        <w:rPr>
-          <w:lang w:val="ar_AE" w:bidi="ar_AE"/>
-        </w:rPr>
-      </w:r>
-      <w:r>
-        <w:rPr>
-          <w:b/>
-          <w:lang w:val="ar_AE" w:bidi="ar_AE"/>
-        </w:rPr>
         <w:t>"كُونُوا شَاكِرِينَ"</w:t>
       </w:r>
     </w:p>
@@ -66383,23 +65550,6 @@
           <w:b/>
           <w:lang w:val="ar_AE" w:bidi="ar_AE"/>
         </w:rPr>
-        <w:t>τῇ προσευχῇ προσκαρτερεῖτε</w:t>
-      </w:r>
-    </w:p>
-    <w:p>
-      <w:pPr>
-        <w:bidi/>
-      </w:pPr>
-      <w:r>
-        <w:rPr>
-          <w:lang w:val="ar_AE" w:bidi="ar_AE"/>
-        </w:rPr>
-      </w:r>
-      <w:r>
-        <w:rPr>
-          <w:b/>
-          <w:lang w:val="ar_AE" w:bidi="ar_AE"/>
-        </w:rPr>
         <w:t>"وَاظِبُوا عَلَى الصَّلاَةِ"</w:t>
       </w:r>
     </w:p>
@@ -68576,23 +67726,6 @@
           <w:b/>
           <w:lang w:val="ar_AE" w:bidi="ar_AE"/>
         </w:rPr>
-        <w:t>φανερώσω αὐτὸ</w:t>
-      </w:r>
-    </w:p>
-    <w:p>
-      <w:pPr>
-        <w:bidi/>
-      </w:pPr>
-      <w:r>
-        <w:rPr>
-          <w:lang w:val="ar_AE" w:bidi="ar_AE"/>
-        </w:rPr>
-      </w:r>
-      <w:r>
-        <w:rPr>
-          <w:b/>
-          <w:lang w:val="ar_AE" w:bidi="ar_AE"/>
-        </w:rPr>
         <w:t>"أُظْهِرَهُ"</w:t>
       </w:r>
     </w:p>
@@ -70249,23 +69382,6 @@
           <w:b/>
           <w:lang w:val="ar_AE" w:bidi="ar_AE"/>
         </w:rPr>
-        <w:t>πῶς δεῖ ὑμᾶς &amp; ἀποκρίνεσθαι</w:t>
-      </w:r>
-    </w:p>
-    <w:p>
-      <w:pPr>
-        <w:bidi/>
-      </w:pPr>
-      <w:r>
-        <w:rPr>
-          <w:lang w:val="ar_AE" w:bidi="ar_AE"/>
-        </w:rPr>
-      </w:r>
-      <w:r>
-        <w:rPr>
-          <w:b/>
-          <w:lang w:val="ar_AE" w:bidi="ar_AE"/>
-        </w:rPr>
         <w:t>"كَيْفَ يَجِبُ أَنْ تُجَاوِبُوا"</w:t>
       </w:r>
     </w:p>
@@ -70476,23 +69592,6 @@
           <w:b/>
           <w:lang w:val="ar_AE" w:bidi="ar_AE"/>
         </w:rPr>
-        <w:t>τὰ κατ’ ἐμὲ πάντα γνωρίσει ὑμῖν Τυχικὸς, ὁ ἀγαπητὸς ἀδελφὸς, καὶ πιστὸς διάκονος, καὶ σύνδουλος ἐν Κυρίῳ</w:t>
-      </w:r>
-    </w:p>
-    <w:p>
-      <w:pPr>
-        <w:bidi/>
-      </w:pPr>
-      <w:r>
-        <w:rPr>
-          <w:lang w:val="ar_AE" w:bidi="ar_AE"/>
-        </w:rPr>
-      </w:r>
-      <w:r>
-        <w:rPr>
-          <w:b/>
-          <w:lang w:val="ar_AE" w:bidi="ar_AE"/>
-        </w:rPr>
         <w:t>"جَمِيعُ أَحْوَالِي سَيُعَرِّفُكُمْ بِهَا تِيخِيكُسُ الأَخُ الْحَبِيبُ، وَالْخَادِمُ الأَمِينُ، وَالْعَبْدُ مَعَنَا فِي الرَّبِّ،"</w:t>
       </w:r>
     </w:p>
@@ -70730,23 +69829,6 @@
         <w:rPr>
           <w:lang w:val="ar_AE" w:bidi="ar_AE"/>
         </w:rPr>
-      </w:r>
-    </w:p>
-    <w:p>
-      <w:pPr>
-        <w:bidi/>
-      </w:pPr>
-      <w:r>
-        <w:rPr>
-          <w:lang w:val="ar_AE" w:bidi="ar_AE"/>
-        </w:rPr>
-      </w:r>
-      <w:r>
-        <w:rPr>
-          <w:b/>
-          <w:lang w:val="ar_AE" w:bidi="ar_AE"/>
-        </w:rPr>
-        <w:t>Τυχικὸς</w:t>
       </w:r>
     </w:p>
     <w:p>
@@ -72332,23 +71414,6 @@
           <w:b/>
           <w:lang w:val="ar_AE" w:bidi="ar_AE"/>
         </w:rPr>
-        <w:t>Ὀνησίμῳ</w:t>
-      </w:r>
-    </w:p>
-    <w:p>
-      <w:pPr>
-        <w:bidi/>
-      </w:pPr>
-      <w:r>
-        <w:rPr>
-          <w:lang w:val="ar_AE" w:bidi="ar_AE"/>
-        </w:rPr>
-      </w:r>
-      <w:r>
-        <w:rPr>
-          <w:b/>
-          <w:lang w:val="ar_AE" w:bidi="ar_AE"/>
-        </w:rPr>
         <w:t>"أُنِسِيمُسَ"</w:t>
       </w:r>
     </w:p>
@@ -72850,23 +71915,6 @@
           <w:b/>
           <w:lang w:val="ar_AE" w:bidi="ar_AE"/>
         </w:rPr>
-        <w:t>Ἀρίσταρχος &amp; Μᾶρκος &amp; Βαρναβᾶ</w:t>
-      </w:r>
-    </w:p>
-    <w:p>
-      <w:pPr>
-        <w:bidi/>
-      </w:pPr>
-      <w:r>
-        <w:rPr>
-          <w:lang w:val="ar_AE" w:bidi="ar_AE"/>
-        </w:rPr>
-      </w:r>
-      <w:r>
-        <w:rPr>
-          <w:b/>
-          <w:lang w:val="ar_AE" w:bidi="ar_AE"/>
-        </w:rPr>
         <w:t>"أَرِسْتَرْخُسُ،"</w:t>
       </w:r>
       <w:r>
@@ -73995,23 +73043,6 @@
         <w:rPr>
           <w:lang w:val="ar_AE" w:bidi="ar_AE"/>
         </w:rPr>
-      </w:r>
-    </w:p>
-    <w:p>
-      <w:pPr>
-        <w:bidi/>
-      </w:pPr>
-      <w:r>
-        <w:rPr>
-          <w:lang w:val="ar_AE" w:bidi="ar_AE"/>
-        </w:rPr>
-      </w:r>
-      <w:r>
-        <w:rPr>
-          <w:b/>
-          <w:lang w:val="ar_AE" w:bidi="ar_AE"/>
-        </w:rPr>
-        <w:t>Ἰησοῦς &amp; Ἰοῦστος</w:t>
       </w:r>
     </w:p>
     <w:p>
@@ -76947,23 +75978,6 @@
           <w:b/>
           <w:lang w:val="ar_AE" w:bidi="ar_AE"/>
         </w:rPr>
-        <w:t>Λουκᾶς &amp; Δημᾶς</w:t>
-      </w:r>
-    </w:p>
-    <w:p>
-      <w:pPr>
-        <w:bidi/>
-      </w:pPr>
-      <w:r>
-        <w:rPr>
-          <w:lang w:val="ar_AE" w:bidi="ar_AE"/>
-        </w:rPr>
-      </w:r>
-      <w:r>
-        <w:rPr>
-          <w:b/>
-          <w:lang w:val="ar_AE" w:bidi="ar_AE"/>
-        </w:rPr>
         <w:t>"لُوقَا،"</w:t>
       </w:r>
       <w:r>
@@ -77464,23 +76478,6 @@
           <w:b/>
           <w:lang w:val="ar_AE" w:bidi="ar_AE"/>
         </w:rPr>
-        <w:t>Νύμφαν</w:t>
-      </w:r>
-    </w:p>
-    <w:p>
-      <w:pPr>
-        <w:bidi/>
-      </w:pPr>
-      <w:r>
-        <w:rPr>
-          <w:lang w:val="ar_AE" w:bidi="ar_AE"/>
-        </w:rPr>
-      </w:r>
-      <w:r>
-        <w:rPr>
-          <w:b/>
-          <w:lang w:val="ar_AE" w:bidi="ar_AE"/>
-        </w:rPr>
         <w:t>"نِمْفَاسَ"</w:t>
       </w:r>
     </w:p>
@@ -77850,23 +76847,6 @@
           <w:b/>
           <w:lang w:val="ar_AE" w:bidi="ar_AE"/>
         </w:rPr>
-        <w:t>ἀναγνωσθῇ παρ’ ὑμῖν ἡ ἐπιστολή &amp; ἀναγνωσθῇ</w:t>
-      </w:r>
-    </w:p>
-    <w:p>
-      <w:pPr>
-        <w:bidi/>
-      </w:pPr>
-      <w:r>
-        <w:rPr>
-          <w:lang w:val="ar_AE" w:bidi="ar_AE"/>
-        </w:rPr>
-      </w:r>
-      <w:r>
-        <w:rPr>
-          <w:b/>
-          <w:lang w:val="ar_AE" w:bidi="ar_AE"/>
-        </w:rPr>
         <w:t>"وَمَتَى قُرِئَتْ عِنْدَكُمْ هذِهِ الرِّسَالَةُ،"</w:t>
       </w:r>
       <w:r>
@@ -77956,23 +76936,6 @@
         <w:rPr>
           <w:lang w:val="ar_AE" w:bidi="ar_AE"/>
         </w:rPr>
-      </w:r>
-    </w:p>
-    <w:p>
-      <w:pPr>
-        <w:bidi/>
-      </w:pPr>
-      <w:r>
-        <w:rPr>
-          <w:lang w:val="ar_AE" w:bidi="ar_AE"/>
-        </w:rPr>
-      </w:r>
-      <w:r>
-        <w:rPr>
-          <w:b/>
-          <w:lang w:val="ar_AE" w:bidi="ar_AE"/>
-        </w:rPr>
-        <w:t>ποιήσατε ἵνα καὶ ἐν τῇ Λαοδικαίων ἐκκλησίᾳ ἀναγνωσθῇ, καὶ τὴν ἐκ Λαοδικίας ἵνα καὶ ὑμεῖς ἀναγνῶτε</w:t>
       </w:r>
     </w:p>
     <w:p>
@@ -78321,23 +77284,6 @@
           <w:b/>
           <w:lang w:val="ar_AE" w:bidi="ar_AE"/>
         </w:rPr>
-        <w:t>Ἀρχίππῳ</w:t>
-      </w:r>
-    </w:p>
-    <w:p>
-      <w:pPr>
-        <w:bidi/>
-      </w:pPr>
-      <w:r>
-        <w:rPr>
-          <w:lang w:val="ar_AE" w:bidi="ar_AE"/>
-        </w:rPr>
-      </w:r>
-      <w:r>
-        <w:rPr>
-          <w:b/>
-          <w:lang w:val="ar_AE" w:bidi="ar_AE"/>
-        </w:rPr>
         <w:t>"لأَرْخِبُّسَ"</w:t>
       </w:r>
     </w:p>
@@ -78437,23 +77383,6 @@
           <w:b/>
           <w:lang w:val="ar_AE" w:bidi="ar_AE"/>
         </w:rPr>
-        <w:t>βλέπε τὴν διακονίαν ἣν παρέλαβες ἐν Κυρίῳ, ἵνα αὐτὴν πληροῖς</w:t>
-      </w:r>
-    </w:p>
-    <w:p>
-      <w:pPr>
-        <w:bidi/>
-      </w:pPr>
-      <w:r>
-        <w:rPr>
-          <w:lang w:val="ar_AE" w:bidi="ar_AE"/>
-        </w:rPr>
-      </w:r>
-      <w:r>
-        <w:rPr>
-          <w:b/>
-          <w:lang w:val="ar_AE" w:bidi="ar_AE"/>
-        </w:rPr>
         <w:t>"انْظُرْ إِلَى الْخِدْمَةِ الَّتِي قَبِلْتَهَا فِي الرَّبِّ لِكَيْ تُتَمِّمَهَا"</w:t>
       </w:r>
     </w:p>
@@ -78530,23 +77459,6 @@
         <w:rPr>
           <w:lang w:val="ar_AE" w:bidi="ar_AE"/>
         </w:rPr>
-      </w:r>
-    </w:p>
-    <w:p>
-      <w:pPr>
-        <w:bidi/>
-      </w:pPr>
-      <w:r>
-        <w:rPr>
-          <w:lang w:val="ar_AE" w:bidi="ar_AE"/>
-        </w:rPr>
-      </w:r>
-      <w:r>
-        <w:rPr>
-          <w:b/>
-          <w:lang w:val="ar_AE" w:bidi="ar_AE"/>
-        </w:rPr>
-        <w:t>εἴπατε Ἀρχίππῳ, βλέπε τὴν διακονίαν ἣν παρέλαβες ἐν Κυρίῳ, ἵνα αὐτὴν πληροῖς</w:t>
       </w:r>
     </w:p>
     <w:p>

--- a/arb/docx/51.content.docx
+++ b/arb/docx/51.content.docx
@@ -1058,6 +1058,23 @@
           <w:b/>
           <w:lang w:val="ar_AE" w:bidi="ar_AE"/>
         </w:rPr>
+        <w:t>χάρις ὑμῖν καὶ εἰρήνη ἀπὸ Θεοῦ Πατρὸς ἡμῶν καὶ Κυρίου Ἰησοῦ Χριστοῦ</w:t>
+      </w:r>
+    </w:p>
+    <w:p>
+      <w:pPr>
+        <w:bidi/>
+      </w:pPr>
+      <w:r>
+        <w:rPr>
+          <w:lang w:val="ar_AE" w:bidi="ar_AE"/>
+        </w:rPr>
+      </w:r>
+      <w:r>
+        <w:rPr>
+          <w:b/>
+          <w:lang w:val="ar_AE" w:bidi="ar_AE"/>
+        </w:rPr>
         <w:t>"نِعْمَةٌ لَكُمْ وَسَلاَمٌ مِنَ اللهِ أَبِينَا وَالرَّبِّ يَسُوعَ الْمَسِيحِ"</w:t>
       </w:r>
     </w:p>
@@ -1285,6 +1302,23 @@
           <w:b/>
           <w:lang w:val="ar_AE" w:bidi="ar_AE"/>
         </w:rPr>
+        <w:t>εὐχαριστοῦμεν &amp; ἡμῶν</w:t>
+      </w:r>
+    </w:p>
+    <w:p>
+      <w:pPr>
+        <w:bidi/>
+      </w:pPr>
+      <w:r>
+        <w:rPr>
+          <w:lang w:val="ar_AE" w:bidi="ar_AE"/>
+        </w:rPr>
+      </w:r>
+      <w:r>
+        <w:rPr>
+          <w:b/>
+          <w:lang w:val="ar_AE" w:bidi="ar_AE"/>
+        </w:rPr>
         <w:t>"نَشْكُرُ" - "رَبِّنَا يَسُوعَ الْمَسِيحِ كُلَّ حِينٍ، مُصَلِّينَ لأَجْلِكُمْ"</w:t>
       </w:r>
       <w:r>
@@ -1673,6 +1707,23 @@
           <w:b/>
           <w:lang w:val="ar_AE" w:bidi="ar_AE"/>
         </w:rPr>
+        <w:t>τὴν ἀγάπην ἣν ἔχετε εἰς πάντας τοὺς ἁγίους</w:t>
+      </w:r>
+    </w:p>
+    <w:p>
+      <w:pPr>
+        <w:bidi/>
+      </w:pPr>
+      <w:r>
+        <w:rPr>
+          <w:lang w:val="ar_AE" w:bidi="ar_AE"/>
+        </w:rPr>
+      </w:r>
+      <w:r>
+        <w:rPr>
+          <w:b/>
+          <w:lang w:val="ar_AE" w:bidi="ar_AE"/>
+        </w:rPr>
         <w:t>"مَحَبَّتَكُمْ لِجَمِيعِ الْقِدِّيسِينَ"</w:t>
       </w:r>
     </w:p>
@@ -3120,6 +3171,23 @@
           <w:b/>
           <w:lang w:val="ar_AE" w:bidi="ar_AE"/>
         </w:rPr>
+        <w:t>ἡμῶν &amp; ἡμῶν</w:t>
+      </w:r>
+    </w:p>
+    <w:p>
+      <w:pPr>
+        <w:bidi/>
+      </w:pPr>
+      <w:r>
+        <w:rPr>
+          <w:lang w:val="ar_AE" w:bidi="ar_AE"/>
+        </w:rPr>
+      </w:r>
+      <w:r>
+        <w:rPr>
+          <w:b/>
+          <w:lang w:val="ar_AE" w:bidi="ar_AE"/>
+        </w:rPr>
         <w:t>"مَعَنَا"</w:t>
       </w:r>
       <w:r>
@@ -3562,6 +3630,23 @@
           <w:b/>
           <w:lang w:val="ar_AE" w:bidi="ar_AE"/>
         </w:rPr>
+        <w:t>ἡμεῖς &amp; ἠκούσαμεν, οὐ παυόμεθα</w:t>
+      </w:r>
+    </w:p>
+    <w:p>
+      <w:pPr>
+        <w:bidi/>
+      </w:pPr>
+      <w:r>
+        <w:rPr>
+          <w:lang w:val="ar_AE" w:bidi="ar_AE"/>
+        </w:rPr>
+      </w:r>
+      <w:r>
+        <w:rPr>
+          <w:b/>
+          <w:lang w:val="ar_AE" w:bidi="ar_AE"/>
+        </w:rPr>
         <w:t>"مُنْذُ يَوْمَ سَمِعْنَا،"</w:t>
       </w:r>
       <w:r>
@@ -3680,6 +3765,23 @@
           <w:b/>
           <w:lang w:val="ar_AE" w:bidi="ar_AE"/>
         </w:rPr>
+        <w:t>ἀφ’ ἧς ἡμέρας ἠκούσαμεν</w:t>
+      </w:r>
+    </w:p>
+    <w:p>
+      <w:pPr>
+        <w:bidi/>
+      </w:pPr>
+      <w:r>
+        <w:rPr>
+          <w:lang w:val="ar_AE" w:bidi="ar_AE"/>
+        </w:rPr>
+      </w:r>
+      <w:r>
+        <w:rPr>
+          <w:b/>
+          <w:lang w:val="ar_AE" w:bidi="ar_AE"/>
+        </w:rPr>
         <w:t>"مُنْذُ يَوْمَ سَمِعْنَا"</w:t>
       </w:r>
     </w:p>
@@ -4225,6 +4327,23 @@
           <w:b/>
           <w:lang w:val="ar_AE" w:bidi="ar_AE"/>
         </w:rPr>
+        <w:t>πληρωθῆτε τὴν ἐπίγνωσιν τοῦ θελήματος αὐτοῦ</w:t>
+      </w:r>
+    </w:p>
+    <w:p>
+      <w:pPr>
+        <w:bidi/>
+      </w:pPr>
+      <w:r>
+        <w:rPr>
+          <w:lang w:val="ar_AE" w:bidi="ar_AE"/>
+        </w:rPr>
+      </w:r>
+      <w:r>
+        <w:rPr>
+          <w:b/>
+          <w:lang w:val="ar_AE" w:bidi="ar_AE"/>
+        </w:rPr>
         <w:t>"مِنْ مَعْرِفَةِ مَشِيئَتِهِ"</w:t>
       </w:r>
     </w:p>
@@ -4353,6 +4472,23 @@
           <w:b/>
           <w:lang w:val="ar_AE" w:bidi="ar_AE"/>
         </w:rPr>
+        <w:t>πληρωθῆτε τὴν ἐπίγνωσιν τοῦ θελήματος αὐτοῦ ἐν πάσῃ σοφίᾳ καὶ συνέσει πνευματικῇ</w:t>
+      </w:r>
+    </w:p>
+    <w:p>
+      <w:pPr>
+        <w:bidi/>
+      </w:pPr>
+      <w:r>
+        <w:rPr>
+          <w:lang w:val="ar_AE" w:bidi="ar_AE"/>
+        </w:rPr>
+      </w:r>
+      <w:r>
+        <w:rPr>
+          <w:b/>
+          <w:lang w:val="ar_AE" w:bidi="ar_AE"/>
+        </w:rPr>
         <w:t>"أَنْ تَمْتَلِئُوا مِنْ مَعْرِفَةِ مَشِيئَتِهِ، فِي كُلِّ حِكْمَةٍ وَفَهْمٍ رُوحِيٍّ"</w:t>
       </w:r>
     </w:p>
@@ -5220,6 +5356,23 @@
           <w:b/>
           <w:lang w:val="ar_AE" w:bidi="ar_AE"/>
         </w:rPr>
+        <w:t>αὐξανόμενοι τῇ ἐπιγνώσει τοῦ Θεοῦ</w:t>
+      </w:r>
+    </w:p>
+    <w:p>
+      <w:pPr>
+        <w:bidi/>
+      </w:pPr>
+      <w:r>
+        <w:rPr>
+          <w:lang w:val="ar_AE" w:bidi="ar_AE"/>
+        </w:rPr>
+      </w:r>
+      <w:r>
+        <w:rPr>
+          <w:b/>
+          <w:lang w:val="ar_AE" w:bidi="ar_AE"/>
+        </w:rPr>
         <w:t>"نَامِينَ فِي مَعْرِفَةِ اللهِ"</w:t>
       </w:r>
     </w:p>
@@ -5974,6 +6127,23 @@
           <w:b/>
           <w:lang w:val="ar_AE" w:bidi="ar_AE"/>
         </w:rPr>
+        <w:t>πᾶσαν ὑπομονὴν καὶ μακροθυμίαν μετὰ χαρᾶς</w:t>
+      </w:r>
+    </w:p>
+    <w:p>
+      <w:pPr>
+        <w:bidi/>
+      </w:pPr>
+      <w:r>
+        <w:rPr>
+          <w:lang w:val="ar_AE" w:bidi="ar_AE"/>
+        </w:rPr>
+      </w:r>
+      <w:r>
+        <w:rPr>
+          <w:b/>
+          <w:lang w:val="ar_AE" w:bidi="ar_AE"/>
+        </w:rPr>
         <w:t>"لِكُلِّ صَبْرٍ وَطُولِ أَنَاةٍ بِفَرَحٍ"</w:t>
       </w:r>
     </w:p>
@@ -6244,6 +6414,23 @@
         <w:rPr>
           <w:lang w:val="ar_AE" w:bidi="ar_AE"/>
         </w:rPr>
+      </w:r>
+    </w:p>
+    <w:p>
+      <w:pPr>
+        <w:bidi/>
+      </w:pPr>
+      <w:r>
+        <w:rPr>
+          <w:lang w:val="ar_AE" w:bidi="ar_AE"/>
+        </w:rPr>
+      </w:r>
+      <w:r>
+        <w:rPr>
+          <w:b/>
+          <w:lang w:val="ar_AE" w:bidi="ar_AE"/>
+        </w:rPr>
+        <w:t>ἱκανώσαντι ὑμᾶς</w:t>
       </w:r>
     </w:p>
     <w:p>
@@ -6849,6 +7036,23 @@
           <w:b/>
           <w:lang w:val="ar_AE" w:bidi="ar_AE"/>
         </w:rPr>
+        <w:t>τῆς ἐξουσίας τοῦ σκότους</w:t>
+      </w:r>
+    </w:p>
+    <w:p>
+      <w:pPr>
+        <w:bidi/>
+      </w:pPr>
+      <w:r>
+        <w:rPr>
+          <w:lang w:val="ar_AE" w:bidi="ar_AE"/>
+        </w:rPr>
+      </w:r>
+      <w:r>
+        <w:rPr>
+          <w:b/>
+          <w:lang w:val="ar_AE" w:bidi="ar_AE"/>
+        </w:rPr>
         <w:t>"سُلْطَانِ الظُّلْمَةِ"</w:t>
       </w:r>
     </w:p>
@@ -8045,6 +8249,23 @@
           <w:b/>
           <w:lang w:val="ar_AE" w:bidi="ar_AE"/>
         </w:rPr>
+        <w:t>ἔχομεν τὴν ἀπολύτρωσιν, τὴν ἄφεσιν τῶν ἁμαρτιῶν</w:t>
+      </w:r>
+    </w:p>
+    <w:p>
+      <w:pPr>
+        <w:bidi/>
+      </w:pPr>
+      <w:r>
+        <w:rPr>
+          <w:lang w:val="ar_AE" w:bidi="ar_AE"/>
+        </w:rPr>
+      </w:r>
+      <w:r>
+        <w:rPr>
+          <w:b/>
+          <w:lang w:val="ar_AE" w:bidi="ar_AE"/>
+        </w:rPr>
         <w:t>"الَّذِي لَنَا فِيهِ الْفِدَاءُ، ...غُفْرَانُ الْخَطَايَا."</w:t>
       </w:r>
     </w:p>
@@ -8903,6 +9124,678 @@
           <w:b/>
           <w:lang w:val="ar_AE" w:bidi="ar_AE"/>
         </w:rPr>
+        <w:t>ὅτι ἐν αὐτῷ ἐκτίσθη τὰ πάντα</w:t>
+      </w:r>
+    </w:p>
+    <w:p>
+      <w:pPr>
+        <w:bidi/>
+      </w:pPr>
+      <w:r>
+        <w:rPr>
+          <w:lang w:val="ar_AE" w:bidi="ar_AE"/>
+        </w:rPr>
+      </w:r>
+      <w:r>
+        <w:rPr>
+          <w:b/>
+          <w:lang w:val="ar_AE" w:bidi="ar_AE"/>
+        </w:rPr>
+        <w:t>"فَإِنَّهُ فِيهِ خُلِقَ الْكُلُّ"</w:t>
+      </w:r>
+    </w:p>
+    <w:p>
+      <w:pPr>
+        <w:bidi/>
+      </w:pPr>
+      <w:r>
+        <w:rPr>
+          <w:lang w:val="ar_AE" w:bidi="ar_AE"/>
+        </w:rPr>
+      </w:r>
+      <w:r>
+        <w:rPr>
+          <w:lang w:val="ar_AE" w:bidi="ar_AE"/>
+        </w:rPr>
+        <w:t>إذا كانت لغتك لا تستخدم صيغة المبني للمجهول، يمكنك التعبير عن الفكرة بصيغة المبني للمعلوم، مع جعل الله هو الفاعل. الترجمة البديلة: "لأن الله خلق جميع الأشياء"</w:t>
+      </w:r>
+    </w:p>
+    <w:p>
+      <w:pPr>
+        <w:bidi/>
+      </w:pPr>
+      <w:r>
+        <w:rPr>
+          <w:lang w:val="ar_AE" w:bidi="ar_AE"/>
+        </w:rPr>
+      </w:r>
+      <w:r>
+        <w:rPr>
+          <w:lang w:val="ar_AE" w:bidi="ar_AE"/>
+        </w:rPr>
+        <w:t xml:space="preserve">انظر: </w:t>
+      </w:r>
+      <w:r>
+        <w:rPr>
+          <w:lang w:val="ar_AE" w:bidi="ar_AE"/>
+        </w:rPr>
+        <w:t>المبني للمعلوم أو المبني للمجهول</w:t>
+      </w:r>
+    </w:p>
+    <w:p>
+      <w:pPr>
+        <w:bidi/>
+      </w:pPr>
+      <w:r>
+        <w:rPr>
+          <w:lang w:val="ar_AE" w:bidi="ar_AE"/>
+        </w:rPr>
+      </w:r>
+    </w:p>
+    <w:p>
+      <w:pPr>
+        <w:bidi/>
+      </w:pPr>
+      <w:r>
+        <w:rPr>
+          <w:lang w:val="ar_AE" w:bidi="ar_AE"/>
+        </w:rPr>
+        <w:br/>
+      </w:r>
+      <w:r>
+        <w:rPr>
+          <w:lang w:val="ar_AE" w:bidi="ar_AE"/>
+        </w:rPr>
+      </w:r>
+      <w:r>
+        <w:rPr>
+          <w:lang w:val="ar_AE" w:bidi="ar_AE"/>
+        </w:rPr>
+      </w:r>
+    </w:p>
+    <w:p>
+      <w:pPr>
+        <w:bidi/>
+      </w:pPr>
+      <w:r>
+        <w:rPr>
+          <w:lang w:val="ar_AE" w:bidi="ar_AE"/>
+        </w:rPr>
+      </w:r>
+    </w:p>
+    <w:p>
+      <w:pPr>
+        <w:pStyle w:val="Heading2"/>
+        <w:bidi/>
+      </w:pPr>
+      <w:r>
+        <w:rPr>
+          <w:lang w:val="ar_AE" w:bidi="ar_AE"/>
+        </w:rPr>
+        <w:t>كولوسي 1: 16 (#2)</w:t>
+      </w:r>
+      <w:r>
+        <w:rPr>
+          <w:lang w:val="ar_AE" w:bidi="ar_AE"/>
+        </w:rPr>
+      </w:r>
+    </w:p>
+    <w:p>
+      <w:pPr>
+        <w:bidi/>
+      </w:pPr>
+      <w:r>
+        <w:rPr>
+          <w:lang w:val="ar_AE" w:bidi="ar_AE"/>
+        </w:rPr>
+      </w:r>
+      <w:r>
+        <w:rPr>
+          <w:b/>
+          <w:lang w:val="ar_AE" w:bidi="ar_AE"/>
+        </w:rPr>
+        <w:t>ἐν αὐτῷ ἐκτίσθη τὰ πάντα</w:t>
+      </w:r>
+    </w:p>
+    <w:p>
+      <w:pPr>
+        <w:bidi/>
+      </w:pPr>
+      <w:r>
+        <w:rPr>
+          <w:lang w:val="ar_AE" w:bidi="ar_AE"/>
+        </w:rPr>
+      </w:r>
+      <w:r>
+        <w:rPr>
+          <w:b/>
+          <w:lang w:val="ar_AE" w:bidi="ar_AE"/>
+        </w:rPr>
+        <w:t>"فَإِنَّهُ فِيهِ خُلِقَ الْكُلُّ"</w:t>
+      </w:r>
+    </w:p>
+    <w:p>
+      <w:pPr>
+        <w:bidi/>
+      </w:pPr>
+      <w:r>
+        <w:rPr>
+          <w:lang w:val="ar_AE" w:bidi="ar_AE"/>
+        </w:rPr>
+      </w:r>
+      <w:r>
+        <w:rPr>
+          <w:lang w:val="ar_AE" w:bidi="ar_AE"/>
+        </w:rPr>
+        <w:t>يبدو أن بولس هنا يتحدث كما لو أن الله خلق كل شيء في داخل الابن. هذه استعارة تصف مشاركة الابن في خلق الله لكل الأشياء، ويمكنك توضيح المعنى بجعل كلٍّ من الآب والابن فاعلين في فعل 'خلق'. وإذا كانت لغتك تُمكِّن من التمييز بوضوح بين أنواع الفاعلية، فيمكنك تحديد الله الآب كالفاعل الرئيسي، والله الابن كفاعل ثانوي. الترجمة البديلة: "الله الآب خلق كل الأشياء من خلال عمل الله الابن"</w:t>
+      </w:r>
+    </w:p>
+    <w:p>
+      <w:pPr>
+        <w:bidi/>
+      </w:pPr>
+      <w:r>
+        <w:rPr>
+          <w:lang w:val="ar_AE" w:bidi="ar_AE"/>
+        </w:rPr>
+      </w:r>
+      <w:r>
+        <w:rPr>
+          <w:lang w:val="ar_AE" w:bidi="ar_AE"/>
+        </w:rPr>
+        <w:t xml:space="preserve">انظر: </w:t>
+      </w:r>
+      <w:r>
+        <w:rPr>
+          <w:lang w:val="ar_AE" w:bidi="ar_AE"/>
+        </w:rPr>
+        <w:t>الاستعارة</w:t>
+      </w:r>
+    </w:p>
+    <w:p>
+      <w:pPr>
+        <w:bidi/>
+      </w:pPr>
+      <w:r>
+        <w:rPr>
+          <w:lang w:val="ar_AE" w:bidi="ar_AE"/>
+        </w:rPr>
+      </w:r>
+    </w:p>
+    <w:p>
+      <w:pPr>
+        <w:bidi/>
+      </w:pPr>
+      <w:r>
+        <w:rPr>
+          <w:lang w:val="ar_AE" w:bidi="ar_AE"/>
+        </w:rPr>
+        <w:br/>
+      </w:r>
+      <w:r>
+        <w:rPr>
+          <w:lang w:val="ar_AE" w:bidi="ar_AE"/>
+        </w:rPr>
+      </w:r>
+      <w:r>
+        <w:rPr>
+          <w:lang w:val="ar_AE" w:bidi="ar_AE"/>
+        </w:rPr>
+      </w:r>
+    </w:p>
+    <w:p>
+      <w:pPr>
+        <w:bidi/>
+      </w:pPr>
+      <w:r>
+        <w:rPr>
+          <w:lang w:val="ar_AE" w:bidi="ar_AE"/>
+        </w:rPr>
+      </w:r>
+    </w:p>
+    <w:p>
+      <w:pPr>
+        <w:pStyle w:val="Heading2"/>
+        <w:bidi/>
+      </w:pPr>
+      <w:r>
+        <w:rPr>
+          <w:lang w:val="ar_AE" w:bidi="ar_AE"/>
+        </w:rPr>
+        <w:t>كولوسي 1: 16 (#3)</w:t>
+      </w:r>
+      <w:r>
+        <w:rPr>
+          <w:lang w:val="ar_AE" w:bidi="ar_AE"/>
+        </w:rPr>
+      </w:r>
+    </w:p>
+    <w:p>
+      <w:pPr>
+        <w:bidi/>
+      </w:pPr>
+      <w:r>
+        <w:rPr>
+          <w:lang w:val="ar_AE" w:bidi="ar_AE"/>
+        </w:rPr>
+      </w:r>
+      <w:r>
+        <w:rPr>
+          <w:b/>
+          <w:lang w:val="ar_AE" w:bidi="ar_AE"/>
+        </w:rPr>
+        <w:t>ἐν τοῖς οὐρανοῖς καὶ ἐπὶ τῆς γῆς</w:t>
+      </w:r>
+    </w:p>
+    <w:p>
+      <w:pPr>
+        <w:bidi/>
+      </w:pPr>
+      <w:r>
+        <w:rPr>
+          <w:lang w:val="ar_AE" w:bidi="ar_AE"/>
+        </w:rPr>
+      </w:r>
+      <w:r>
+        <w:rPr>
+          <w:b/>
+          <w:lang w:val="ar_AE" w:bidi="ar_AE"/>
+        </w:rPr>
+        <w:t>"مَا في السَّمَاوَاتِ وَمَا عَلَى الأَرْضِ"</w:t>
+      </w:r>
+    </w:p>
+    <w:p>
+      <w:pPr>
+        <w:bidi/>
+      </w:pPr>
+      <w:r>
+        <w:rPr>
+          <w:lang w:val="ar_AE" w:bidi="ar_AE"/>
+        </w:rPr>
+      </w:r>
+      <w:r>
+        <w:rPr>
+          <w:lang w:val="ar_AE" w:bidi="ar_AE"/>
+        </w:rPr>
+        <w:t xml:space="preserve">يشير بولس إلى شيئين متضادين، </w:t>
+      </w:r>
+      <w:r>
+        <w:rPr>
+          <w:b/>
+          <w:lang w:val="ar_AE" w:bidi="ar_AE"/>
+        </w:rPr>
+        <w:t xml:space="preserve">السَّمَاوَات </w:t>
+      </w:r>
+      <w:r>
+        <w:rPr>
+          <w:lang w:val="ar_AE" w:bidi="ar_AE"/>
+        </w:rPr>
+        <w:t>و</w:t>
+      </w:r>
+      <w:r>
+        <w:rPr>
+          <w:b/>
+          <w:lang w:val="ar_AE" w:bidi="ar_AE"/>
+        </w:rPr>
+        <w:t>الأَرْض</w:t>
+      </w:r>
+      <w:r>
+        <w:rPr>
+          <w:lang w:val="ar_AE" w:bidi="ar_AE"/>
+        </w:rPr>
+        <w:t>، كوسيلة لدمج ليس فقط هذين الشيئين بل كل ما خلقه الله وابنه. إذا كان ذلك مناسبًا في لغتك، يمكنك استخدام تعبير موازي أو لغة مُبَسَّطة. الترجمة البديلة: "في كل جزء من الكون"</w:t>
+      </w:r>
+    </w:p>
+    <w:p>
+      <w:pPr>
+        <w:bidi/>
+      </w:pPr>
+      <w:r>
+        <w:rPr>
+          <w:lang w:val="ar_AE" w:bidi="ar_AE"/>
+        </w:rPr>
+      </w:r>
+      <w:r>
+        <w:rPr>
+          <w:lang w:val="ar_AE" w:bidi="ar_AE"/>
+        </w:rPr>
+        <w:t xml:space="preserve">انظر: </w:t>
+      </w:r>
+      <w:r>
+        <w:rPr>
+          <w:lang w:val="ar_AE" w:bidi="ar_AE"/>
+        </w:rPr>
+        <w:t>التقسيم المتضاد</w:t>
+      </w:r>
+    </w:p>
+    <w:p>
+      <w:pPr>
+        <w:bidi/>
+      </w:pPr>
+      <w:r>
+        <w:rPr>
+          <w:lang w:val="ar_AE" w:bidi="ar_AE"/>
+        </w:rPr>
+      </w:r>
+      <w:r>
+        <w:rPr>
+          <w:lang w:val="ar_AE" w:bidi="ar_AE"/>
+        </w:rPr>
+      </w:r>
+      <w:r>
+        <w:rPr>
+          <w:lang w:val="ar_AE" w:bidi="ar_AE"/>
+        </w:rPr>
+      </w:r>
+    </w:p>
+    <w:p>
+      <w:pPr>
+        <w:bidi/>
+      </w:pPr>
+      <w:r>
+        <w:rPr>
+          <w:lang w:val="ar_AE" w:bidi="ar_AE"/>
+        </w:rPr>
+      </w:r>
+    </w:p>
+    <w:p>
+      <w:pPr>
+        <w:pStyle w:val="Heading2"/>
+        <w:bidi/>
+      </w:pPr>
+      <w:r>
+        <w:rPr>
+          <w:lang w:val="ar_AE" w:bidi="ar_AE"/>
+        </w:rPr>
+        <w:t>كولوسي 1: 16 (#4)</w:t>
+      </w:r>
+      <w:r>
+        <w:rPr>
+          <w:lang w:val="ar_AE" w:bidi="ar_AE"/>
+        </w:rPr>
+      </w:r>
+    </w:p>
+    <w:p>
+      <w:pPr>
+        <w:bidi/>
+      </w:pPr>
+      <w:r>
+        <w:rPr>
+          <w:lang w:val="ar_AE" w:bidi="ar_AE"/>
+        </w:rPr>
+      </w:r>
+      <w:r>
+        <w:rPr>
+          <w:b/>
+          <w:lang w:val="ar_AE" w:bidi="ar_AE"/>
+        </w:rPr>
+        <w:t>τὰ ὁρατὰ καὶ τὰ ἀόρατα</w:t>
+      </w:r>
+    </w:p>
+    <w:p>
+      <w:pPr>
+        <w:bidi/>
+      </w:pPr>
+      <w:r>
+        <w:rPr>
+          <w:lang w:val="ar_AE" w:bidi="ar_AE"/>
+        </w:rPr>
+      </w:r>
+      <w:r>
+        <w:rPr>
+          <w:b/>
+          <w:lang w:val="ar_AE" w:bidi="ar_AE"/>
+        </w:rPr>
+        <w:t>"مَا يُرَى وَمَا لاَ يُرَى"</w:t>
+      </w:r>
+    </w:p>
+    <w:p>
+      <w:pPr>
+        <w:bidi/>
+      </w:pPr>
+      <w:r>
+        <w:rPr>
+          <w:lang w:val="ar_AE" w:bidi="ar_AE"/>
+        </w:rPr>
+      </w:r>
+      <w:r>
+        <w:rPr>
+          <w:lang w:val="ar_AE" w:bidi="ar_AE"/>
+        </w:rPr>
+        <w:t xml:space="preserve">يشير بولس إلى شيئين متضادين، </w:t>
+      </w:r>
+      <w:r>
+        <w:rPr>
+          <w:b/>
+          <w:lang w:val="ar_AE" w:bidi="ar_AE"/>
+        </w:rPr>
+        <w:t>مَا يُرَى وَمَا لاَ يُرَى</w:t>
+      </w:r>
+      <w:r>
+        <w:rPr>
+          <w:lang w:val="ar_AE" w:bidi="ar_AE"/>
+        </w:rPr>
+        <w:t>، كوسيلة أخرى للإشارة إلى كل ما خلقه الله وابنه. إذا كان ذلك مفيدًا في لغتك، يمكنك استخدام تعبير مماثل أو لغة مُبَسَّطة. الترجمة البديلة: "سواء يستطيع الناس رؤيتها أم لا"</w:t>
+      </w:r>
+    </w:p>
+    <w:p>
+      <w:pPr>
+        <w:bidi/>
+      </w:pPr>
+      <w:r>
+        <w:rPr>
+          <w:lang w:val="ar_AE" w:bidi="ar_AE"/>
+        </w:rPr>
+      </w:r>
+      <w:r>
+        <w:rPr>
+          <w:lang w:val="ar_AE" w:bidi="ar_AE"/>
+        </w:rPr>
+        <w:t xml:space="preserve">انظر: </w:t>
+      </w:r>
+      <w:r>
+        <w:rPr>
+          <w:lang w:val="ar_AE" w:bidi="ar_AE"/>
+        </w:rPr>
+        <w:t>التقسيم المتضاد</w:t>
+      </w:r>
+      <w:r>
+        <w:rPr>
+          <w:lang w:val="ar_AE" w:bidi="ar_AE"/>
+        </w:rPr>
+      </w:r>
+      <w:r>
+        <w:rPr>
+          <w:lang w:val="ar_AE" w:bidi="ar_AE"/>
+        </w:rPr>
+      </w:r>
+    </w:p>
+    <w:p>
+      <w:pPr>
+        <w:bidi/>
+      </w:pPr>
+      <w:r>
+        <w:rPr>
+          <w:lang w:val="ar_AE" w:bidi="ar_AE"/>
+        </w:rPr>
+      </w:r>
+    </w:p>
+    <w:p>
+      <w:pPr>
+        <w:pStyle w:val="Heading2"/>
+        <w:bidi/>
+      </w:pPr>
+      <w:r>
+        <w:rPr>
+          <w:lang w:val="ar_AE" w:bidi="ar_AE"/>
+        </w:rPr>
+        <w:t>كولوسي 1: 16 (#5)</w:t>
+      </w:r>
+      <w:r>
+        <w:rPr>
+          <w:lang w:val="ar_AE" w:bidi="ar_AE"/>
+        </w:rPr>
+      </w:r>
+    </w:p>
+    <w:p>
+      <w:pPr>
+        <w:bidi/>
+      </w:pPr>
+      <w:r>
+        <w:rPr>
+          <w:lang w:val="ar_AE" w:bidi="ar_AE"/>
+        </w:rPr>
+      </w:r>
+      <w:r>
+        <w:rPr>
+          <w:b/>
+          <w:lang w:val="ar_AE" w:bidi="ar_AE"/>
+        </w:rPr>
+        <w:t>εἴτε θρόνοι, εἴτε κυριότητες, εἴτε ἀρχαὶ, εἴτε ἐξουσίαι</w:t>
+      </w:r>
+    </w:p>
+    <w:p>
+      <w:pPr>
+        <w:bidi/>
+      </w:pPr>
+      <w:r>
+        <w:rPr>
+          <w:lang w:val="ar_AE" w:bidi="ar_AE"/>
+        </w:rPr>
+      </w:r>
+      <w:r>
+        <w:rPr>
+          <w:b/>
+          <w:lang w:val="ar_AE" w:bidi="ar_AE"/>
+        </w:rPr>
+        <w:t>"سَوَاءٌ كَانَ عُرُوشًا أَمْ سِيَادَاتٍ أَمْ رِيَاسَاتٍ أَمْ سَلاَطِينَ"</w:t>
+      </w:r>
+    </w:p>
+    <w:p>
+      <w:pPr>
+        <w:bidi/>
+      </w:pPr>
+      <w:r>
+        <w:rPr>
+          <w:lang w:val="ar_AE" w:bidi="ar_AE"/>
+        </w:rPr>
+      </w:r>
+      <w:r>
+        <w:rPr>
+          <w:lang w:val="ar_AE" w:bidi="ar_AE"/>
+        </w:rPr>
+        <w:t xml:space="preserve">تشير الكلمات </w:t>
+      </w:r>
+      <w:r>
+        <w:rPr>
+          <w:b/>
+          <w:lang w:val="ar_AE" w:bidi="ar_AE"/>
+        </w:rPr>
+        <w:t>عُرُوشًا، سِيَادَاتٍ، رِيَاسَاتٍ، سَلاَطِينَ</w:t>
+      </w:r>
+      <w:r>
+        <w:rPr>
+          <w:lang w:val="ar_AE" w:bidi="ar_AE"/>
+        </w:rPr>
+        <w:t xml:space="preserve"> هنا إلى أنواع مختلفة من الملائكة أو الكائنات الروحية الأخرى التي لم يتم تحديدها على أنها صالحة أو شريرة. إنها أمثلة على ما هو </w:t>
+      </w:r>
+      <w:r>
+        <w:rPr>
+          <w:b/>
+          <w:lang w:val="ar_AE" w:bidi="ar_AE"/>
+        </w:rPr>
+        <w:t>غَيْرِ الْمَنْظُورِ</w:t>
+      </w:r>
+      <w:r>
+        <w:rPr>
+          <w:lang w:val="ar_AE" w:bidi="ar_AE"/>
+        </w:rPr>
+        <w:t>. ربما كان ذلك لأن المعلمين الكذبة كانوا يروجون لعبادة هذه الكائنات. لكن بولس يؤكد هنا أن الله الآب خلق جميع هذه الكائنات الروحية بابنه، ولذلك فإن الابن أعظم بكثير من هذه الكائنات. إذا كان ذلك مفيدًا في لغتك، يمكنك: (1) تحديد أن هذه كائنات روحية، وقم بترجمة أكبر عدد ممكن من هذه الأسماء على قدر ما لديك من كلمات مختلفة لها. الترجمة البديلة: "بما في ذلك جميع الكائنات الروحية، التي يمكن أن تُسمى عروش أو سيادات أو حكام أو سلطات" (2) استخدام أسماء من ثقافتك تصف هذه الفئات المختلفة من الملائكة أو الكائنات الروحية. الترجمة البديلة: "سواء كانوا ملائكة أو رؤساء ملائكة أو رؤساء الأرواح" (3) التلخيص دون استخدام أسماء محددة. الترجمة البديلة: "بما في ذلك جميع أنواع الكائنات الروحية القوية"</w:t>
+      </w:r>
+    </w:p>
+    <w:p>
+      <w:pPr>
+        <w:bidi/>
+      </w:pPr>
+      <w:r>
+        <w:rPr>
+          <w:lang w:val="ar_AE" w:bidi="ar_AE"/>
+        </w:rPr>
+      </w:r>
+      <w:r>
+        <w:rPr>
+          <w:lang w:val="ar_AE" w:bidi="ar_AE"/>
+        </w:rPr>
+        <w:t xml:space="preserve">انظر: </w:t>
+      </w:r>
+      <w:r>
+        <w:rPr>
+          <w:lang w:val="ar_AE" w:bidi="ar_AE"/>
+        </w:rPr>
+        <w:t>ترجمة المجهولات</w:t>
+      </w:r>
+    </w:p>
+    <w:p>
+      <w:pPr>
+        <w:bidi/>
+      </w:pPr>
+      <w:r>
+        <w:rPr>
+          <w:lang w:val="ar_AE" w:bidi="ar_AE"/>
+        </w:rPr>
+      </w:r>
+      <w:r>
+        <w:rPr>
+          <w:lang w:val="ar_AE" w:bidi="ar_AE"/>
+        </w:rPr>
+      </w:r>
+      <w:r>
+        <w:rPr>
+          <w:lang w:val="ar_AE" w:bidi="ar_AE"/>
+        </w:rPr>
+      </w:r>
+    </w:p>
+    <w:p>
+      <w:pPr>
+        <w:bidi/>
+      </w:pPr>
+      <w:r>
+        <w:rPr>
+          <w:lang w:val="ar_AE" w:bidi="ar_AE"/>
+        </w:rPr>
+      </w:r>
+    </w:p>
+    <w:p>
+      <w:pPr>
+        <w:pStyle w:val="Heading2"/>
+        <w:bidi/>
+      </w:pPr>
+      <w:r>
+        <w:rPr>
+          <w:lang w:val="ar_AE" w:bidi="ar_AE"/>
+        </w:rPr>
+        <w:t>كولوسي 1: 16 (#6)</w:t>
+      </w:r>
+      <w:r>
+        <w:rPr>
+          <w:lang w:val="ar_AE" w:bidi="ar_AE"/>
+        </w:rPr>
+      </w:r>
+    </w:p>
+    <w:p>
+      <w:pPr>
+        <w:bidi/>
+      </w:pPr>
+      <w:r>
+        <w:rPr>
+          <w:lang w:val="ar_AE" w:bidi="ar_AE"/>
+        </w:rPr>
+      </w:r>
+      <w:r>
+        <w:rPr>
+          <w:b/>
+          <w:lang w:val="ar_AE" w:bidi="ar_AE"/>
+        </w:rPr>
         <w:t>τὰ πάντα δι’ αὐτοῦ καὶ εἰς αὐτὸν ἔκτισται</w:t>
       </w:r>
     </w:p>
@@ -8920,23 +9813,23 @@
           <w:b/>
           <w:lang w:val="ar_AE" w:bidi="ar_AE"/>
         </w:rPr>
-        <w:t>"فَإِنَّهُ فِيهِ خُلِقَ الْكُلُّ"</w:t>
-      </w:r>
-    </w:p>
-    <w:p>
-      <w:pPr>
-        <w:bidi/>
-      </w:pPr>
-      <w:r>
-        <w:rPr>
-          <w:lang w:val="ar_AE" w:bidi="ar_AE"/>
-        </w:rPr>
-      </w:r>
-      <w:r>
-        <w:rPr>
-          <w:lang w:val="ar_AE" w:bidi="ar_AE"/>
-        </w:rPr>
-        <w:t>إذا كانت لغتك لا تستخدم صيغة المبني للمجهول، يمكنك التعبير عن الفكرة بصيغة المبني للمعلوم، مع جعل الله هو الفاعل. الترجمة البديلة: "لأن الله خلق جميع الأشياء"</w:t>
+        <w:t>"الْكُلُّ بِهِ وَلَهُ قَدْ خُلِقَ"</w:t>
+      </w:r>
+    </w:p>
+    <w:p>
+      <w:pPr>
+        <w:bidi/>
+      </w:pPr>
+      <w:r>
+        <w:rPr>
+          <w:lang w:val="ar_AE" w:bidi="ar_AE"/>
+        </w:rPr>
+      </w:r>
+      <w:r>
+        <w:rPr>
+          <w:lang w:val="ar_AE" w:bidi="ar_AE"/>
+        </w:rPr>
+        <w:t>إذا كانت لغتك لا تستخدم صيغة المبني للمجهول، يمكنك التعبير عن الفكرة بصيغة المبني للمعلوم، مع اعتبار ٱلله هو الفاعل. الترجمة البديلة: "من خلاله وله خلق ٱلله كل الأشياء"</w:t>
       </w:r>
     </w:p>
     <w:p>
@@ -8970,17 +9863,6 @@
           <w:lang w:val="ar_AE" w:bidi="ar_AE"/>
         </w:rPr>
       </w:r>
-    </w:p>
-    <w:p>
-      <w:pPr>
-        <w:bidi/>
-      </w:pPr>
-      <w:r>
-        <w:rPr>
-          <w:lang w:val="ar_AE" w:bidi="ar_AE"/>
-        </w:rPr>
-        <w:br/>
-      </w:r>
       <w:r>
         <w:rPr>
           <w:lang w:val="ar_AE" w:bidi="ar_AE"/>
@@ -9011,656 +9893,29 @@
         <w:rPr>
           <w:lang w:val="ar_AE" w:bidi="ar_AE"/>
         </w:rPr>
-        <w:t>كولوسي 1: 16 (#2)</w:t>
-      </w:r>
-      <w:r>
-        <w:rPr>
-          <w:lang w:val="ar_AE" w:bidi="ar_AE"/>
-        </w:rPr>
-      </w:r>
-    </w:p>
-    <w:p>
-      <w:pPr>
-        <w:bidi/>
-      </w:pPr>
-      <w:r>
-        <w:rPr>
-          <w:lang w:val="ar_AE" w:bidi="ar_AE"/>
-        </w:rPr>
-      </w:r>
-      <w:r>
-        <w:rPr>
-          <w:b/>
-          <w:lang w:val="ar_AE" w:bidi="ar_AE"/>
-        </w:rPr>
-        <w:t>ἐν αὐτῷ ἐκτίσθη τὰ πάντα</w:t>
-      </w:r>
-    </w:p>
-    <w:p>
-      <w:pPr>
-        <w:bidi/>
-      </w:pPr>
-      <w:r>
-        <w:rPr>
-          <w:lang w:val="ar_AE" w:bidi="ar_AE"/>
-        </w:rPr>
-      </w:r>
-      <w:r>
-        <w:rPr>
-          <w:b/>
-          <w:lang w:val="ar_AE" w:bidi="ar_AE"/>
-        </w:rPr>
-        <w:t>"فَإِنَّهُ فِيهِ خُلِقَ الْكُلُّ"</w:t>
-      </w:r>
-    </w:p>
-    <w:p>
-      <w:pPr>
-        <w:bidi/>
-      </w:pPr>
-      <w:r>
-        <w:rPr>
-          <w:lang w:val="ar_AE" w:bidi="ar_AE"/>
-        </w:rPr>
-      </w:r>
-      <w:r>
-        <w:rPr>
-          <w:lang w:val="ar_AE" w:bidi="ar_AE"/>
-        </w:rPr>
-        <w:t>يبدو أن بولس هنا يتحدث كما لو أن الله خلق كل شيء في داخل الابن. هذه استعارة تصف مشاركة الابن في خلق الله لكل الأشياء، ويمكنك توضيح المعنى بجعل كلٍّ من الآب والابن فاعلين في فعل 'خلق'. وإذا كانت لغتك تُمكِّن من التمييز بوضوح بين أنواع الفاعلية، فيمكنك تحديد الله الآب كالفاعل الرئيسي، والله الابن كفاعل ثانوي. الترجمة البديلة: "الله الآب خلق كل الأشياء من خلال عمل الله الابن"</w:t>
-      </w:r>
-    </w:p>
-    <w:p>
-      <w:pPr>
-        <w:bidi/>
-      </w:pPr>
-      <w:r>
-        <w:rPr>
-          <w:lang w:val="ar_AE" w:bidi="ar_AE"/>
-        </w:rPr>
-      </w:r>
-      <w:r>
-        <w:rPr>
-          <w:lang w:val="ar_AE" w:bidi="ar_AE"/>
-        </w:rPr>
-        <w:t xml:space="preserve">انظر: </w:t>
-      </w:r>
-      <w:r>
-        <w:rPr>
-          <w:lang w:val="ar_AE" w:bidi="ar_AE"/>
-        </w:rPr>
-        <w:t>الاستعارة</w:t>
-      </w:r>
-    </w:p>
-    <w:p>
-      <w:pPr>
-        <w:bidi/>
-      </w:pPr>
-      <w:r>
-        <w:rPr>
-          <w:lang w:val="ar_AE" w:bidi="ar_AE"/>
-        </w:rPr>
-      </w:r>
-    </w:p>
-    <w:p>
-      <w:pPr>
-        <w:bidi/>
-      </w:pPr>
-      <w:r>
-        <w:rPr>
-          <w:lang w:val="ar_AE" w:bidi="ar_AE"/>
-        </w:rPr>
-        <w:br/>
-      </w:r>
-      <w:r>
-        <w:rPr>
-          <w:lang w:val="ar_AE" w:bidi="ar_AE"/>
-        </w:rPr>
-      </w:r>
-      <w:r>
-        <w:rPr>
-          <w:lang w:val="ar_AE" w:bidi="ar_AE"/>
-        </w:rPr>
-      </w:r>
-    </w:p>
-    <w:p>
-      <w:pPr>
-        <w:bidi/>
-      </w:pPr>
-      <w:r>
-        <w:rPr>
-          <w:lang w:val="ar_AE" w:bidi="ar_AE"/>
-        </w:rPr>
-      </w:r>
-    </w:p>
-    <w:p>
-      <w:pPr>
-        <w:pStyle w:val="Heading2"/>
-        <w:bidi/>
-      </w:pPr>
-      <w:r>
-        <w:rPr>
-          <w:lang w:val="ar_AE" w:bidi="ar_AE"/>
-        </w:rPr>
-        <w:t>كولوسي 1: 16 (#3)</w:t>
-      </w:r>
-      <w:r>
-        <w:rPr>
-          <w:lang w:val="ar_AE" w:bidi="ar_AE"/>
-        </w:rPr>
-      </w:r>
-    </w:p>
-    <w:p>
-      <w:pPr>
-        <w:bidi/>
-      </w:pPr>
-      <w:r>
-        <w:rPr>
-          <w:lang w:val="ar_AE" w:bidi="ar_AE"/>
-        </w:rPr>
-      </w:r>
-      <w:r>
-        <w:rPr>
-          <w:b/>
-          <w:lang w:val="ar_AE" w:bidi="ar_AE"/>
-        </w:rPr>
-        <w:t>ἐν τοῖς οὐρανοῖς καὶ ἐπὶ τῆς γῆς</w:t>
-      </w:r>
-    </w:p>
-    <w:p>
-      <w:pPr>
-        <w:bidi/>
-      </w:pPr>
-      <w:r>
-        <w:rPr>
-          <w:lang w:val="ar_AE" w:bidi="ar_AE"/>
-        </w:rPr>
-      </w:r>
-      <w:r>
-        <w:rPr>
-          <w:b/>
-          <w:lang w:val="ar_AE" w:bidi="ar_AE"/>
-        </w:rPr>
-        <w:t>"مَا في السَّمَاوَاتِ وَمَا عَلَى الأَرْضِ"</w:t>
-      </w:r>
-    </w:p>
-    <w:p>
-      <w:pPr>
-        <w:bidi/>
-      </w:pPr>
-      <w:r>
-        <w:rPr>
-          <w:lang w:val="ar_AE" w:bidi="ar_AE"/>
-        </w:rPr>
-      </w:r>
-      <w:r>
-        <w:rPr>
-          <w:lang w:val="ar_AE" w:bidi="ar_AE"/>
-        </w:rPr>
-        <w:t xml:space="preserve">يشير بولس إلى شيئين متضادين، </w:t>
-      </w:r>
-      <w:r>
-        <w:rPr>
-          <w:b/>
-          <w:lang w:val="ar_AE" w:bidi="ar_AE"/>
-        </w:rPr>
-        <w:t xml:space="preserve">السَّمَاوَات </w:t>
-      </w:r>
-      <w:r>
-        <w:rPr>
-          <w:lang w:val="ar_AE" w:bidi="ar_AE"/>
-        </w:rPr>
-        <w:t>و</w:t>
-      </w:r>
-      <w:r>
-        <w:rPr>
-          <w:b/>
-          <w:lang w:val="ar_AE" w:bidi="ar_AE"/>
-        </w:rPr>
-        <w:t>الأَرْض</w:t>
-      </w:r>
-      <w:r>
-        <w:rPr>
-          <w:lang w:val="ar_AE" w:bidi="ar_AE"/>
-        </w:rPr>
-        <w:t>، كوسيلة لدمج ليس فقط هذين الشيئين بل كل ما خلقه الله وابنه. إذا كان ذلك مناسبًا في لغتك، يمكنك استخدام تعبير موازي أو لغة مُبَسَّطة. الترجمة البديلة: "في كل جزء من الكون"</w:t>
-      </w:r>
-    </w:p>
-    <w:p>
-      <w:pPr>
-        <w:bidi/>
-      </w:pPr>
-      <w:r>
-        <w:rPr>
-          <w:lang w:val="ar_AE" w:bidi="ar_AE"/>
-        </w:rPr>
-      </w:r>
-      <w:r>
-        <w:rPr>
-          <w:lang w:val="ar_AE" w:bidi="ar_AE"/>
-        </w:rPr>
-        <w:t xml:space="preserve">انظر: </w:t>
-      </w:r>
-      <w:r>
-        <w:rPr>
-          <w:lang w:val="ar_AE" w:bidi="ar_AE"/>
-        </w:rPr>
-        <w:t>التقسيم المتضاد</w:t>
-      </w:r>
-    </w:p>
-    <w:p>
-      <w:pPr>
-        <w:bidi/>
-      </w:pPr>
-      <w:r>
-        <w:rPr>
-          <w:lang w:val="ar_AE" w:bidi="ar_AE"/>
-        </w:rPr>
-      </w:r>
-      <w:r>
-        <w:rPr>
-          <w:lang w:val="ar_AE" w:bidi="ar_AE"/>
-        </w:rPr>
-      </w:r>
-      <w:r>
-        <w:rPr>
-          <w:lang w:val="ar_AE" w:bidi="ar_AE"/>
-        </w:rPr>
-      </w:r>
-    </w:p>
-    <w:p>
-      <w:pPr>
-        <w:bidi/>
-      </w:pPr>
-      <w:r>
-        <w:rPr>
-          <w:lang w:val="ar_AE" w:bidi="ar_AE"/>
-        </w:rPr>
-      </w:r>
-    </w:p>
-    <w:p>
-      <w:pPr>
-        <w:pStyle w:val="Heading2"/>
-        <w:bidi/>
-      </w:pPr>
-      <w:r>
-        <w:rPr>
-          <w:lang w:val="ar_AE" w:bidi="ar_AE"/>
-        </w:rPr>
-        <w:t>كولوسي 1: 16 (#4)</w:t>
-      </w:r>
-      <w:r>
-        <w:rPr>
-          <w:lang w:val="ar_AE" w:bidi="ar_AE"/>
-        </w:rPr>
-      </w:r>
-    </w:p>
-    <w:p>
-      <w:pPr>
-        <w:bidi/>
-      </w:pPr>
-      <w:r>
-        <w:rPr>
-          <w:lang w:val="ar_AE" w:bidi="ar_AE"/>
-        </w:rPr>
-      </w:r>
-      <w:r>
-        <w:rPr>
-          <w:b/>
-          <w:lang w:val="ar_AE" w:bidi="ar_AE"/>
-        </w:rPr>
-        <w:t>τὰ ὁρατὰ καὶ τὰ ἀόρατα</w:t>
-      </w:r>
-    </w:p>
-    <w:p>
-      <w:pPr>
-        <w:bidi/>
-      </w:pPr>
-      <w:r>
-        <w:rPr>
-          <w:lang w:val="ar_AE" w:bidi="ar_AE"/>
-        </w:rPr>
-      </w:r>
-      <w:r>
-        <w:rPr>
-          <w:b/>
-          <w:lang w:val="ar_AE" w:bidi="ar_AE"/>
-        </w:rPr>
-        <w:t>"مَا يُرَى وَمَا لاَ يُرَى"</w:t>
-      </w:r>
-    </w:p>
-    <w:p>
-      <w:pPr>
-        <w:bidi/>
-      </w:pPr>
-      <w:r>
-        <w:rPr>
-          <w:lang w:val="ar_AE" w:bidi="ar_AE"/>
-        </w:rPr>
-      </w:r>
-      <w:r>
-        <w:rPr>
-          <w:lang w:val="ar_AE" w:bidi="ar_AE"/>
-        </w:rPr>
-        <w:t xml:space="preserve">يشير بولس إلى شيئين متضادين، </w:t>
-      </w:r>
-      <w:r>
-        <w:rPr>
-          <w:b/>
-          <w:lang w:val="ar_AE" w:bidi="ar_AE"/>
-        </w:rPr>
-        <w:t>مَا يُرَى وَمَا لاَ يُرَى</w:t>
-      </w:r>
-      <w:r>
-        <w:rPr>
-          <w:lang w:val="ar_AE" w:bidi="ar_AE"/>
-        </w:rPr>
-        <w:t>، كوسيلة أخرى للإشارة إلى كل ما خلقه الله وابنه. إذا كان ذلك مفيدًا في لغتك، يمكنك استخدام تعبير مماثل أو لغة مُبَسَّطة. الترجمة البديلة: "سواء يستطيع الناس رؤيتها أم لا"</w:t>
-      </w:r>
-    </w:p>
-    <w:p>
-      <w:pPr>
-        <w:bidi/>
-      </w:pPr>
-      <w:r>
-        <w:rPr>
-          <w:lang w:val="ar_AE" w:bidi="ar_AE"/>
-        </w:rPr>
-      </w:r>
-      <w:r>
-        <w:rPr>
-          <w:lang w:val="ar_AE" w:bidi="ar_AE"/>
-        </w:rPr>
-        <w:t xml:space="preserve">انظر: </w:t>
-      </w:r>
-      <w:r>
-        <w:rPr>
-          <w:lang w:val="ar_AE" w:bidi="ar_AE"/>
-        </w:rPr>
-        <w:t>التقسيم المتضاد</w:t>
-      </w:r>
-      <w:r>
-        <w:rPr>
-          <w:lang w:val="ar_AE" w:bidi="ar_AE"/>
-        </w:rPr>
-      </w:r>
-      <w:r>
-        <w:rPr>
-          <w:lang w:val="ar_AE" w:bidi="ar_AE"/>
-        </w:rPr>
-      </w:r>
-    </w:p>
-    <w:p>
-      <w:pPr>
-        <w:bidi/>
-      </w:pPr>
-      <w:r>
-        <w:rPr>
-          <w:lang w:val="ar_AE" w:bidi="ar_AE"/>
-        </w:rPr>
-      </w:r>
-    </w:p>
-    <w:p>
-      <w:pPr>
-        <w:pStyle w:val="Heading2"/>
-        <w:bidi/>
-      </w:pPr>
-      <w:r>
-        <w:rPr>
-          <w:lang w:val="ar_AE" w:bidi="ar_AE"/>
-        </w:rPr>
-        <w:t>كولوسي 1: 16 (#5)</w:t>
-      </w:r>
-      <w:r>
-        <w:rPr>
-          <w:lang w:val="ar_AE" w:bidi="ar_AE"/>
-        </w:rPr>
-      </w:r>
-    </w:p>
-    <w:p>
-      <w:pPr>
-        <w:bidi/>
-      </w:pPr>
-      <w:r>
-        <w:rPr>
-          <w:lang w:val="ar_AE" w:bidi="ar_AE"/>
-        </w:rPr>
-      </w:r>
-      <w:r>
-        <w:rPr>
-          <w:b/>
-          <w:lang w:val="ar_AE" w:bidi="ar_AE"/>
-        </w:rPr>
-        <w:t>εἴτε θρόνοι, εἴτε κυριότητες, εἴτε ἀρχαὶ, εἴτε ἐξουσίαι</w:t>
-      </w:r>
-    </w:p>
-    <w:p>
-      <w:pPr>
-        <w:bidi/>
-      </w:pPr>
-      <w:r>
-        <w:rPr>
-          <w:lang w:val="ar_AE" w:bidi="ar_AE"/>
-        </w:rPr>
-      </w:r>
-      <w:r>
-        <w:rPr>
-          <w:b/>
-          <w:lang w:val="ar_AE" w:bidi="ar_AE"/>
-        </w:rPr>
-        <w:t>"سَوَاءٌ كَانَ عُرُوشًا أَمْ سِيَادَاتٍ أَمْ رِيَاسَاتٍ أَمْ سَلاَطِينَ"</w:t>
-      </w:r>
-    </w:p>
-    <w:p>
-      <w:pPr>
-        <w:bidi/>
-      </w:pPr>
-      <w:r>
-        <w:rPr>
-          <w:lang w:val="ar_AE" w:bidi="ar_AE"/>
-        </w:rPr>
-      </w:r>
-      <w:r>
-        <w:rPr>
-          <w:lang w:val="ar_AE" w:bidi="ar_AE"/>
-        </w:rPr>
-        <w:t xml:space="preserve">تشير الكلمات </w:t>
-      </w:r>
-      <w:r>
-        <w:rPr>
-          <w:b/>
-          <w:lang w:val="ar_AE" w:bidi="ar_AE"/>
-        </w:rPr>
-        <w:t>عُرُوشًا، سِيَادَاتٍ، رِيَاسَاتٍ، سَلاَطِينَ</w:t>
-      </w:r>
-      <w:r>
-        <w:rPr>
-          <w:lang w:val="ar_AE" w:bidi="ar_AE"/>
-        </w:rPr>
-        <w:t xml:space="preserve"> هنا إلى أنواع مختلفة من الملائكة أو الكائنات الروحية الأخرى التي لم يتم تحديدها على أنها صالحة أو شريرة. إنها أمثلة على ما هو </w:t>
-      </w:r>
-      <w:r>
-        <w:rPr>
-          <w:b/>
-          <w:lang w:val="ar_AE" w:bidi="ar_AE"/>
-        </w:rPr>
-        <w:t>غَيْرِ الْمَنْظُورِ</w:t>
-      </w:r>
-      <w:r>
-        <w:rPr>
-          <w:lang w:val="ar_AE" w:bidi="ar_AE"/>
-        </w:rPr>
-        <w:t>. ربما كان ذلك لأن المعلمين الكذبة كانوا يروجون لعبادة هذه الكائنات. لكن بولس يؤكد هنا أن الله الآب خلق جميع هذه الكائنات الروحية بابنه، ولذلك فإن الابن أعظم بكثير من هذه الكائنات. إذا كان ذلك مفيدًا في لغتك، يمكنك: (1) تحديد أن هذه كائنات روحية، وقم بترجمة أكبر عدد ممكن من هذه الأسماء على قدر ما لديك من كلمات مختلفة لها. الترجمة البديلة: "بما في ذلك جميع الكائنات الروحية، التي يمكن أن تُسمى عروش أو سيادات أو حكام أو سلطات" (2) استخدام أسماء من ثقافتك تصف هذه الفئات المختلفة من الملائكة أو الكائنات الروحية. الترجمة البديلة: "سواء كانوا ملائكة أو رؤساء ملائكة أو رؤساء الأرواح" (3) التلخيص دون استخدام أسماء محددة. الترجمة البديلة: "بما في ذلك جميع أنواع الكائنات الروحية القوية"</w:t>
-      </w:r>
-    </w:p>
-    <w:p>
-      <w:pPr>
-        <w:bidi/>
-      </w:pPr>
-      <w:r>
-        <w:rPr>
-          <w:lang w:val="ar_AE" w:bidi="ar_AE"/>
-        </w:rPr>
-      </w:r>
-      <w:r>
-        <w:rPr>
-          <w:lang w:val="ar_AE" w:bidi="ar_AE"/>
-        </w:rPr>
-        <w:t xml:space="preserve">انظر: </w:t>
-      </w:r>
-      <w:r>
-        <w:rPr>
-          <w:lang w:val="ar_AE" w:bidi="ar_AE"/>
-        </w:rPr>
-        <w:t>ترجمة المجهولات</w:t>
-      </w:r>
-    </w:p>
-    <w:p>
-      <w:pPr>
-        <w:bidi/>
-      </w:pPr>
-      <w:r>
-        <w:rPr>
-          <w:lang w:val="ar_AE" w:bidi="ar_AE"/>
-        </w:rPr>
-      </w:r>
-      <w:r>
-        <w:rPr>
-          <w:lang w:val="ar_AE" w:bidi="ar_AE"/>
-        </w:rPr>
-      </w:r>
-      <w:r>
-        <w:rPr>
-          <w:lang w:val="ar_AE" w:bidi="ar_AE"/>
-        </w:rPr>
-      </w:r>
-    </w:p>
-    <w:p>
-      <w:pPr>
-        <w:bidi/>
-      </w:pPr>
-      <w:r>
-        <w:rPr>
-          <w:lang w:val="ar_AE" w:bidi="ar_AE"/>
-        </w:rPr>
-      </w:r>
-    </w:p>
-    <w:p>
-      <w:pPr>
-        <w:pStyle w:val="Heading2"/>
-        <w:bidi/>
-      </w:pPr>
-      <w:r>
-        <w:rPr>
-          <w:lang w:val="ar_AE" w:bidi="ar_AE"/>
-        </w:rPr>
-        <w:t>كولوسي 1: 16 (#6)</w:t>
-      </w:r>
-      <w:r>
-        <w:rPr>
-          <w:lang w:val="ar_AE" w:bidi="ar_AE"/>
-        </w:rPr>
-      </w:r>
-    </w:p>
-    <w:p>
-      <w:pPr>
-        <w:bidi/>
-      </w:pPr>
-      <w:r>
-        <w:rPr>
-          <w:lang w:val="ar_AE" w:bidi="ar_AE"/>
-        </w:rPr>
-      </w:r>
-      <w:r>
-        <w:rPr>
-          <w:b/>
-          <w:lang w:val="ar_AE" w:bidi="ar_AE"/>
-        </w:rPr>
-        <w:t>"الْكُلُّ بِهِ وَلَهُ قَدْ خُلِقَ"</w:t>
-      </w:r>
-    </w:p>
-    <w:p>
-      <w:pPr>
-        <w:bidi/>
-      </w:pPr>
-      <w:r>
-        <w:rPr>
-          <w:lang w:val="ar_AE" w:bidi="ar_AE"/>
-        </w:rPr>
-      </w:r>
-      <w:r>
-        <w:rPr>
-          <w:lang w:val="ar_AE" w:bidi="ar_AE"/>
-        </w:rPr>
-        <w:t>إذا كانت لغتك لا تستخدم صيغة المبني للمجهول، يمكنك التعبير عن الفكرة بصيغة المبني للمعلوم، مع اعتبار ٱلله هو الفاعل. الترجمة البديلة: "من خلاله وله خلق ٱلله كل الأشياء"</w:t>
-      </w:r>
-    </w:p>
-    <w:p>
-      <w:pPr>
-        <w:bidi/>
-      </w:pPr>
-      <w:r>
-        <w:rPr>
-          <w:lang w:val="ar_AE" w:bidi="ar_AE"/>
-        </w:rPr>
-      </w:r>
-      <w:r>
-        <w:rPr>
-          <w:lang w:val="ar_AE" w:bidi="ar_AE"/>
-        </w:rPr>
-        <w:t xml:space="preserve">انظر: </w:t>
-      </w:r>
-      <w:r>
-        <w:rPr>
-          <w:lang w:val="ar_AE" w:bidi="ar_AE"/>
-        </w:rPr>
-        <w:t>المبني للمعلوم أو المبني للمجهول</w:t>
-      </w:r>
-    </w:p>
-    <w:p>
-      <w:pPr>
-        <w:bidi/>
-      </w:pPr>
-      <w:r>
-        <w:rPr>
-          <w:lang w:val="ar_AE" w:bidi="ar_AE"/>
-        </w:rPr>
-      </w:r>
-      <w:r>
-        <w:rPr>
-          <w:lang w:val="ar_AE" w:bidi="ar_AE"/>
-        </w:rPr>
-      </w:r>
-      <w:r>
-        <w:rPr>
-          <w:lang w:val="ar_AE" w:bidi="ar_AE"/>
-        </w:rPr>
-      </w:r>
-    </w:p>
-    <w:p>
-      <w:pPr>
-        <w:bidi/>
-      </w:pPr>
-      <w:r>
-        <w:rPr>
-          <w:lang w:val="ar_AE" w:bidi="ar_AE"/>
-        </w:rPr>
-      </w:r>
-    </w:p>
-    <w:p>
-      <w:pPr>
-        <w:pStyle w:val="Heading2"/>
-        <w:bidi/>
-      </w:pPr>
-      <w:r>
-        <w:rPr>
-          <w:lang w:val="ar_AE" w:bidi="ar_AE"/>
-        </w:rPr>
         <w:t>كولوسي ١: ١٦ (#٧)</w:t>
       </w:r>
       <w:r>
         <w:rPr>
           <w:lang w:val="ar_AE" w:bidi="ar_AE"/>
         </w:rPr>
+      </w:r>
+    </w:p>
+    <w:p>
+      <w:pPr>
+        <w:bidi/>
+      </w:pPr>
+      <w:r>
+        <w:rPr>
+          <w:lang w:val="ar_AE" w:bidi="ar_AE"/>
+        </w:rPr>
+      </w:r>
+      <w:r>
+        <w:rPr>
+          <w:b/>
+          <w:lang w:val="ar_AE" w:bidi="ar_AE"/>
+        </w:rPr>
+        <w:t>δι’ αὐτοῦ &amp; ἔκτισται</w:t>
       </w:r>
     </w:p>
     <w:p>
@@ -12246,6 +12501,23 @@
           <w:b/>
           <w:lang w:val="ar_AE" w:bidi="ar_AE"/>
         </w:rPr>
+        <w:t>τὰ πάντα εἰς αὐτόν &amp; εἴτε τὰ ἐπὶ τῆς γῆς, εἴτε τὰ ἐν τοῖς οὐρανοῖς</w:t>
+      </w:r>
+    </w:p>
+    <w:p>
+      <w:pPr>
+        <w:bidi/>
+      </w:pPr>
+      <w:r>
+        <w:rPr>
+          <w:lang w:val="ar_AE" w:bidi="ar_AE"/>
+        </w:rPr>
+      </w:r>
+      <w:r>
+        <w:rPr>
+          <w:b/>
+          <w:lang w:val="ar_AE" w:bidi="ar_AE"/>
+        </w:rPr>
         <w:t>"الْكُلَّ لِنَفْسِهِ،"</w:t>
       </w:r>
       <w:r>
@@ -12411,6 +12683,23 @@
           <w:b/>
           <w:lang w:val="ar_AE" w:bidi="ar_AE"/>
         </w:rPr>
+        <w:t>εἴτε τὰ ἐπὶ τῆς γῆς, εἴτε τὰ ἐν τοῖς οὐρανοῖς</w:t>
+      </w:r>
+    </w:p>
+    <w:p>
+      <w:pPr>
+        <w:bidi/>
+      </w:pPr>
+      <w:r>
+        <w:rPr>
+          <w:lang w:val="ar_AE" w:bidi="ar_AE"/>
+        </w:rPr>
+      </w:r>
+      <w:r>
+        <w:rPr>
+          <w:b/>
+          <w:lang w:val="ar_AE" w:bidi="ar_AE"/>
+        </w:rPr>
         <w:t>"سَوَاءٌ كَانَ: مَا عَلَى الأَرْضِ، أَمْ مَا فِي السَّمَاوَاتِ."</w:t>
       </w:r>
     </w:p>
@@ -13908,6 +14197,23 @@
           <w:b/>
           <w:lang w:val="ar_AE" w:bidi="ar_AE"/>
         </w:rPr>
+        <w:t>παραστῆσαι ὑμᾶς ἁγίους, καὶ ἀμώμους, καὶ ἀνεγκλήτους, κατενώπιον αὐτοῦ</w:t>
+      </w:r>
+    </w:p>
+    <w:p>
+      <w:pPr>
+        <w:bidi/>
+      </w:pPr>
+      <w:r>
+        <w:rPr>
+          <w:lang w:val="ar_AE" w:bidi="ar_AE"/>
+        </w:rPr>
+      </w:r>
+      <w:r>
+        <w:rPr>
+          <w:b/>
+          <w:lang w:val="ar_AE" w:bidi="ar_AE"/>
+        </w:rPr>
         <w:t>"لِيُحْضِرَكُمْ قِدِّيسِينَ وَبِلاَ لَوْمٍ وَلاَ شَكْوَى أَمَامَهُ"</w:t>
       </w:r>
     </w:p>
@@ -15862,6 +16168,23 @@
           <w:b/>
           <w:lang w:val="ar_AE" w:bidi="ar_AE"/>
         </w:rPr>
+        <w:t>ἐν τοῖς παθήμασιν ὑπὲρ ὑμῶν</w:t>
+      </w:r>
+    </w:p>
+    <w:p>
+      <w:pPr>
+        <w:bidi/>
+      </w:pPr>
+      <w:r>
+        <w:rPr>
+          <w:lang w:val="ar_AE" w:bidi="ar_AE"/>
+        </w:rPr>
+      </w:r>
+      <w:r>
+        <w:rPr>
+          <w:b/>
+          <w:lang w:val="ar_AE" w:bidi="ar_AE"/>
+        </w:rPr>
         <w:t>"فِي آلاَمِي لأَجْلِكُمْ"</w:t>
       </w:r>
     </w:p>
@@ -17074,6 +17397,23 @@
           <w:b/>
           <w:lang w:val="ar_AE" w:bidi="ar_AE"/>
         </w:rPr>
+        <w:t>τὴν δοθεῖσάν μοι</w:t>
+      </w:r>
+    </w:p>
+    <w:p>
+      <w:pPr>
+        <w:bidi/>
+      </w:pPr>
+      <w:r>
+        <w:rPr>
+          <w:lang w:val="ar_AE" w:bidi="ar_AE"/>
+        </w:rPr>
+      </w:r>
+      <w:r>
+        <w:rPr>
+          <w:b/>
+          <w:lang w:val="ar_AE" w:bidi="ar_AE"/>
+        </w:rPr>
         <w:t>"الْمُعْطَى لِي"</w:t>
       </w:r>
     </w:p>
@@ -17424,6 +17764,23 @@
         <w:rPr>
           <w:lang w:val="ar_AE" w:bidi="ar_AE"/>
         </w:rPr>
+      </w:r>
+    </w:p>
+    <w:p>
+      <w:pPr>
+        <w:bidi/>
+      </w:pPr>
+      <w:r>
+        <w:rPr>
+          <w:lang w:val="ar_AE" w:bidi="ar_AE"/>
+        </w:rPr>
+      </w:r>
+      <w:r>
+        <w:rPr>
+          <w:b/>
+          <w:lang w:val="ar_AE" w:bidi="ar_AE"/>
+        </w:rPr>
+        <w:t>τὸ μυστήριον τὸ ἀποκεκρυμμένον</w:t>
       </w:r>
     </w:p>
     <w:p>
@@ -19317,6 +19674,23 @@
           <w:b/>
           <w:lang w:val="ar_AE" w:bidi="ar_AE"/>
         </w:rPr>
+        <w:t>ἡμεῖς καταγγέλλομεν &amp; παραστήσωμεν</w:t>
+      </w:r>
+    </w:p>
+    <w:p>
+      <w:pPr>
+        <w:bidi/>
+      </w:pPr>
+      <w:r>
+        <w:rPr>
+          <w:lang w:val="ar_AE" w:bidi="ar_AE"/>
+        </w:rPr>
+      </w:r>
+      <w:r>
+        <w:rPr>
+          <w:b/>
+          <w:lang w:val="ar_AE" w:bidi="ar_AE"/>
+        </w:rPr>
         <w:t>"نُنَادِي"</w:t>
       </w:r>
       <w:r>
@@ -20546,6 +20920,23 @@
         <w:rPr>
           <w:lang w:val="ar_AE" w:bidi="ar_AE"/>
         </w:rPr>
+      </w:r>
+    </w:p>
+    <w:p>
+      <w:pPr>
+        <w:bidi/>
+      </w:pPr>
+      <w:r>
+        <w:rPr>
+          <w:lang w:val="ar_AE" w:bidi="ar_AE"/>
+        </w:rPr>
+      </w:r>
+      <w:r>
+        <w:rPr>
+          <w:b/>
+          <w:lang w:val="ar_AE" w:bidi="ar_AE"/>
+        </w:rPr>
+        <w:t>κατὰ τὴν ἐνέργειαν αὐτοῦ, τὴν ἐνεργουμένην</w:t>
       </w:r>
     </w:p>
     <w:p>
@@ -21268,6 +21659,23 @@
           <w:b/>
           <w:lang w:val="ar_AE" w:bidi="ar_AE"/>
         </w:rPr>
+        <w:t>ὑπὲρ ὑμῶν, καὶ τῶν ἐν Λαοδικίᾳ, καὶ ὅσοι οὐχ ἑόρακαν τὸ πρόσωπόν μου ἐν σαρκί</w:t>
+      </w:r>
+    </w:p>
+    <w:p>
+      <w:pPr>
+        <w:bidi/>
+      </w:pPr>
+      <w:r>
+        <w:rPr>
+          <w:lang w:val="ar_AE" w:bidi="ar_AE"/>
+        </w:rPr>
+      </w:r>
+      <w:r>
+        <w:rPr>
+          <w:b/>
+          <w:lang w:val="ar_AE" w:bidi="ar_AE"/>
+        </w:rPr>
         <w:t>"لأَجْلِكُمْ، وَلأَجْلِ الَّذِينَ فِي لاَوُدِكِيَّةَ، وَجَمِيعِ الَّذِينَ لَمْ يَرَوْا وَجْهِي فِي الْجَسَدِ"</w:t>
       </w:r>
     </w:p>
@@ -22059,6 +22467,23 @@
           <w:b/>
           <w:lang w:val="ar_AE" w:bidi="ar_AE"/>
         </w:rPr>
+        <w:t>παρακληθῶσιν αἱ καρδίαι αὐτῶν, συμβιβασθέντες</w:t>
+      </w:r>
+    </w:p>
+    <w:p>
+      <w:pPr>
+        <w:bidi/>
+      </w:pPr>
+      <w:r>
+        <w:rPr>
+          <w:lang w:val="ar_AE" w:bidi="ar_AE"/>
+        </w:rPr>
+      </w:r>
+      <w:r>
+        <w:rPr>
+          <w:b/>
+          <w:lang w:val="ar_AE" w:bidi="ar_AE"/>
+        </w:rPr>
         <w:t>"لِكَيْ تَتَعَزَّى قُلُوبُهُمْ مُقْتَرِنَةً"</w:t>
       </w:r>
     </w:p>
@@ -22648,6 +23073,23 @@
           <w:b/>
           <w:lang w:val="ar_AE" w:bidi="ar_AE"/>
         </w:rPr>
+        <w:t>εἰς πᾶν πλοῦτος τῆς πληροφορίας τῆς συνέσεως; εἰς ἐπίγνωσιν τοῦ μυστηρίου τοῦ Θεοῦ, Χριστοῦ</w:t>
+      </w:r>
+    </w:p>
+    <w:p>
+      <w:pPr>
+        <w:bidi/>
+      </w:pPr>
+      <w:r>
+        <w:rPr>
+          <w:lang w:val="ar_AE" w:bidi="ar_AE"/>
+        </w:rPr>
+      </w:r>
+      <w:r>
+        <w:rPr>
+          <w:b/>
+          <w:lang w:val="ar_AE" w:bidi="ar_AE"/>
+        </w:rPr>
         <w:t>"لِكُلِّ غِنَى يَقِينِ الْفَهْمِ، لِمَعْرِفَةِ سِرِّ اللهِ الآبِ وَالْمَسِيحِ"</w:t>
       </w:r>
     </w:p>
@@ -23260,6 +23702,23 @@
         <w:rPr>
           <w:lang w:val="ar_AE" w:bidi="ar_AE"/>
         </w:rPr>
+      </w:r>
+    </w:p>
+    <w:p>
+      <w:pPr>
+        <w:bidi/>
+      </w:pPr>
+      <w:r>
+        <w:rPr>
+          <w:lang w:val="ar_AE" w:bidi="ar_AE"/>
+        </w:rPr>
+      </w:r>
+      <w:r>
+        <w:rPr>
+          <w:b/>
+          <w:lang w:val="ar_AE" w:bidi="ar_AE"/>
+        </w:rPr>
+        <w:t>εἰσιν πάντες οἱ θησαυροὶ τῆς σοφίας καὶ γνώσεως ἀπόκρυφοι</w:t>
       </w:r>
     </w:p>
     <w:p>
@@ -24147,6 +24606,23 @@
           <w:b/>
           <w:lang w:val="ar_AE" w:bidi="ar_AE"/>
         </w:rPr>
+        <w:t>μηδεὶς ὑμᾶς παραλογίζηται</w:t>
+      </w:r>
+    </w:p>
+    <w:p>
+      <w:pPr>
+        <w:bidi/>
+      </w:pPr>
+      <w:r>
+        <w:rPr>
+          <w:lang w:val="ar_AE" w:bidi="ar_AE"/>
+        </w:rPr>
+      </w:r>
+      <w:r>
+        <w:rPr>
+          <w:b/>
+          <w:lang w:val="ar_AE" w:bidi="ar_AE"/>
+        </w:rPr>
         <w:t>"لِئَلاَّ يَخْدَعَكُمْ أَحَدٌ"</w:t>
       </w:r>
     </w:p>
@@ -30036,6 +30512,23 @@
           <w:b/>
           <w:lang w:val="ar_AE" w:bidi="ar_AE"/>
         </w:rPr>
+        <w:t>καὶ περιετμήθητε περιτομῇ ἀχειροποιήτῳ, ἐν τῇ ἀπεκδύσει τοῦ σώματος τῆς σαρκός, ἐν τῇ περιτομῇ τοῦ Χριστοῦ</w:t>
+      </w:r>
+    </w:p>
+    <w:p>
+      <w:pPr>
+        <w:bidi/>
+      </w:pPr>
+      <w:r>
+        <w:rPr>
+          <w:lang w:val="ar_AE" w:bidi="ar_AE"/>
+        </w:rPr>
+      </w:r>
+      <w:r>
+        <w:rPr>
+          <w:b/>
+          <w:lang w:val="ar_AE" w:bidi="ar_AE"/>
+        </w:rPr>
         <w:t>"وَبِهِ أَيْضًا خُتِنْتُمْ خِتَانًا غَيْرَ مَصْنُوعٍ بِيَدٍ، بِخَلْعِ جِسْمِ خَطَايَا الْبَشَرِيَّةِ، بِخِتَانِ الْمَسِيحِ."</w:t>
       </w:r>
     </w:p>
@@ -30216,6 +30709,23 @@
           <w:b/>
           <w:lang w:val="ar_AE" w:bidi="ar_AE"/>
         </w:rPr>
+        <w:t>ἐν ᾧ καὶ περιετμήθητε</w:t>
+      </w:r>
+    </w:p>
+    <w:p>
+      <w:pPr>
+        <w:bidi/>
+      </w:pPr>
+      <w:r>
+        <w:rPr>
+          <w:lang w:val="ar_AE" w:bidi="ar_AE"/>
+        </w:rPr>
+      </w:r>
+      <w:r>
+        <w:rPr>
+          <w:b/>
+          <w:lang w:val="ar_AE" w:bidi="ar_AE"/>
+        </w:rPr>
         <w:t>"بِهِ أَيْضًا خُتِنْتُمْ"</w:t>
       </w:r>
     </w:p>
@@ -30328,6 +30838,23 @@
           <w:b/>
           <w:lang w:val="ar_AE" w:bidi="ar_AE"/>
         </w:rPr>
+        <w:t>ἐν τῇ ἀπεκδύσει τοῦ σώματος τῆς σαρκός</w:t>
+      </w:r>
+    </w:p>
+    <w:p>
+      <w:pPr>
+        <w:bidi/>
+      </w:pPr>
+      <w:r>
+        <w:rPr>
+          <w:lang w:val="ar_AE" w:bidi="ar_AE"/>
+        </w:rPr>
+      </w:r>
+      <w:r>
+        <w:rPr>
+          <w:b/>
+          <w:lang w:val="ar_AE" w:bidi="ar_AE"/>
+        </w:rPr>
         <w:t>"بِخَلْعِ جِسْمِ خَطَايَا الْبَشَرِيَّةِ"</w:t>
       </w:r>
     </w:p>
@@ -31406,6 +31933,23 @@
           <w:b/>
           <w:lang w:val="ar_AE" w:bidi="ar_AE"/>
         </w:rPr>
+        <w:t>συνηγέρθητε &amp; τοῦ ἐγείραντος αὐτὸν ἐκ νεκρῶν</w:t>
+      </w:r>
+    </w:p>
+    <w:p>
+      <w:pPr>
+        <w:bidi/>
+      </w:pPr>
+      <w:r>
+        <w:rPr>
+          <w:lang w:val="ar_AE" w:bidi="ar_AE"/>
+        </w:rPr>
+      </w:r>
+      <w:r>
+        <w:rPr>
+          <w:b/>
+          <w:lang w:val="ar_AE" w:bidi="ar_AE"/>
+        </w:rPr>
         <w:t>"الَّتِي فِيهَا أُقِمْتُمْ"</w:t>
       </w:r>
       <w:r>
@@ -31811,6 +32355,23 @@
           <w:b/>
           <w:lang w:val="ar_AE" w:bidi="ar_AE"/>
         </w:rPr>
+        <w:t>ὑμᾶς νεκροὺς ὄντας ἐν τοῖς παραπτώμασιν καὶ τῇ ἀκροβυστίᾳ τῆς σαρκὸς ὑμῶν, συνεζωοποίησεν ὑμᾶς</w:t>
+      </w:r>
+    </w:p>
+    <w:p>
+      <w:pPr>
+        <w:bidi/>
+      </w:pPr>
+      <w:r>
+        <w:rPr>
+          <w:lang w:val="ar_AE" w:bidi="ar_AE"/>
+        </w:rPr>
+      </w:r>
+      <w:r>
+        <w:rPr>
+          <w:b/>
+          <w:lang w:val="ar_AE" w:bidi="ar_AE"/>
+        </w:rPr>
         <w:t>"وَإِذْ كُنْتُمْ أَمْوَاتًا فِي الْخَطَايَا وَغَلَفِ جَسَدِكُمْ، أَحْيَاكُمْ مَعَهُ"</w:t>
       </w:r>
     </w:p>
@@ -32371,6 +32932,23 @@
         <w:rPr>
           <w:lang w:val="ar_AE" w:bidi="ar_AE"/>
         </w:rPr>
+      </w:r>
+    </w:p>
+    <w:p>
+      <w:pPr>
+        <w:bidi/>
+      </w:pPr>
+      <w:r>
+        <w:rPr>
+          <w:lang w:val="ar_AE" w:bidi="ar_AE"/>
+        </w:rPr>
+      </w:r>
+      <w:r>
+        <w:rPr>
+          <w:b/>
+          <w:lang w:val="ar_AE" w:bidi="ar_AE"/>
+        </w:rPr>
+        <w:t>ἐν τοῖς παραπτώμασιν καὶ τῇ ἀκροβυστίᾳ τῆς σαρκὸς ὑμῶν</w:t>
       </w:r>
     </w:p>
     <w:p>
@@ -33044,6 +33622,23 @@
           <w:b/>
           <w:lang w:val="ar_AE" w:bidi="ar_AE"/>
         </w:rPr>
+        <w:t>ἐξαλείψας τὸ καθ’ ἡμῶν χειρόγραφον τοῖς δόγμασιν, ὃ ἦν ὑπεναντίον ἡμῖν, καὶ αὐτὸ ἦρκεν ἐκ τοῦ μέσου, προσηλώσας αὐτὸ τῷ σταυρῷ</w:t>
+      </w:r>
+    </w:p>
+    <w:p>
+      <w:pPr>
+        <w:bidi/>
+      </w:pPr>
+      <w:r>
+        <w:rPr>
+          <w:lang w:val="ar_AE" w:bidi="ar_AE"/>
+        </w:rPr>
+      </w:r>
+      <w:r>
+        <w:rPr>
+          <w:b/>
+          <w:lang w:val="ar_AE" w:bidi="ar_AE"/>
+        </w:rPr>
         <w:t>"إِذْ مَحَا الصَّكَّ الَّذِي عَلَيْنَا فِي الْفَرَائِضِ، الَّذِي كَانَ ضِدًّا لَنَا، وَقَدْ رَفَعَهُ مِنَ الْوَسَطِ مُسَمِّرًا إِيَّاهُ بِالصَّلِيبِ"</w:t>
       </w:r>
     </w:p>
@@ -33156,6 +33751,23 @@
         <w:rPr>
           <w:lang w:val="ar_AE" w:bidi="ar_AE"/>
         </w:rPr>
+      </w:r>
+    </w:p>
+    <w:p>
+      <w:pPr>
+        <w:bidi/>
+      </w:pPr>
+      <w:r>
+        <w:rPr>
+          <w:lang w:val="ar_AE" w:bidi="ar_AE"/>
+        </w:rPr>
+      </w:r>
+      <w:r>
+        <w:rPr>
+          <w:b/>
+          <w:lang w:val="ar_AE" w:bidi="ar_AE"/>
+        </w:rPr>
+        <w:t>καθ’ ἡμῶν &amp; ὃ ἦν ὑπεναντίον ἡμῖν</w:t>
       </w:r>
     </w:p>
     <w:p>
@@ -36301,6 +36913,23 @@
           <w:b/>
           <w:lang w:val="ar_AE" w:bidi="ar_AE"/>
         </w:rPr>
+        <w:t>εἰκῇ φυσιούμενος ὑπὸ τοῦ νοὸς τῆς σαρκὸς αὐτοῦ</w:t>
+      </w:r>
+    </w:p>
+    <w:p>
+      <w:pPr>
+        <w:bidi/>
+      </w:pPr>
+      <w:r>
+        <w:rPr>
+          <w:lang w:val="ar_AE" w:bidi="ar_AE"/>
+        </w:rPr>
+      </w:r>
+      <w:r>
+        <w:rPr>
+          <w:b/>
+          <w:lang w:val="ar_AE" w:bidi="ar_AE"/>
+        </w:rPr>
         <w:t>"مُنْتَفِخًا بَاطِلًا مِنْ قِبَلِ ذِهْنِهِ الْجَسَدِيِّ"</w:t>
       </w:r>
     </w:p>
@@ -36988,6 +37617,23 @@
           <w:b/>
           <w:lang w:val="ar_AE" w:bidi="ar_AE"/>
         </w:rPr>
+        <w:t>τὴν κεφαλήν, ἐξ οὗ πᾶν τὸ σῶμα διὰ τῶν ἁφῶν καὶ συνδέσμων ἐπιχορηγούμενον καὶ συμβιβαζόμενον, αὔξει τὴν αὔξησιν τοῦ Θεοῦ</w:t>
+      </w:r>
+    </w:p>
+    <w:p>
+      <w:pPr>
+        <w:bidi/>
+      </w:pPr>
+      <w:r>
+        <w:rPr>
+          <w:lang w:val="ar_AE" w:bidi="ar_AE"/>
+        </w:rPr>
+      </w:r>
+      <w:r>
+        <w:rPr>
+          <w:b/>
+          <w:lang w:val="ar_AE" w:bidi="ar_AE"/>
+        </w:rPr>
         <w:t>"وَغَيْرَ مُتَمَسِّكٍ بِالرَّأْسِ الَّذِي مِنْهُ كُلُّ الْجَسَدِ بِمَفَاصِلَ وَرُبُطٍ، مُتَوَازِرًا وَمُقْتَرِنًا يَنْمُو نُمُوًّا مِنَ اللهِ."</w:t>
       </w:r>
     </w:p>
@@ -37113,6 +37759,23 @@
         <w:rPr>
           <w:lang w:val="ar_AE" w:bidi="ar_AE"/>
         </w:rPr>
+      </w:r>
+    </w:p>
+    <w:p>
+      <w:pPr>
+        <w:bidi/>
+      </w:pPr>
+      <w:r>
+        <w:rPr>
+          <w:lang w:val="ar_AE" w:bidi="ar_AE"/>
+        </w:rPr>
+      </w:r>
+      <w:r>
+        <w:rPr>
+          <w:b/>
+          <w:lang w:val="ar_AE" w:bidi="ar_AE"/>
+        </w:rPr>
+        <w:t>ἐξ οὗ πᾶν τὸ σῶμα διὰ τῶν ἁφῶν καὶ συνδέσμων ἐπιχορηγούμενον καὶ συμβιβαζόμενον</w:t>
       </w:r>
     </w:p>
     <w:p>
@@ -38324,6 +38987,23 @@
           <w:b/>
           <w:lang w:val="ar_AE" w:bidi="ar_AE"/>
         </w:rPr>
+        <w:t>τί ὡς ζῶντες ἐν κόσμῳ δογματίζεσθε</w:t>
+      </w:r>
+    </w:p>
+    <w:p>
+      <w:pPr>
+        <w:bidi/>
+      </w:pPr>
+      <w:r>
+        <w:rPr>
+          <w:lang w:val="ar_AE" w:bidi="ar_AE"/>
+        </w:rPr>
+      </w:r>
+      <w:r>
+        <w:rPr>
+          <w:b/>
+          <w:lang w:val="ar_AE" w:bidi="ar_AE"/>
+        </w:rPr>
         <w:t>"فَلِمَاذَا كَأَنَّكُمْ عَائِشُونَ فِي الْعَالَمِ؟ تُفْرَضُ عَلَيْكُمْ فَرَائِضُ"</w:t>
       </w:r>
     </w:p>
@@ -38861,6 +39541,23 @@
         <w:rPr>
           <w:lang w:val="ar_AE" w:bidi="ar_AE"/>
         </w:rPr>
+      </w:r>
+    </w:p>
+    <w:p>
+      <w:pPr>
+        <w:bidi/>
+      </w:pPr>
+      <w:r>
+        <w:rPr>
+          <w:lang w:val="ar_AE" w:bidi="ar_AE"/>
+        </w:rPr>
+      </w:r>
+      <w:r>
+        <w:rPr>
+          <w:b/>
+          <w:lang w:val="ar_AE" w:bidi="ar_AE"/>
+        </w:rPr>
+        <w:t>δογματίζεσθε</w:t>
       </w:r>
     </w:p>
     <w:p>
@@ -40069,6 +40766,23 @@
           <w:b/>
           <w:lang w:val="ar_AE" w:bidi="ar_AE"/>
         </w:rPr>
+        <w:t>τὰ ἐντάλματα καὶ διδασκαλίας τῶν ἀνθρώπων</w:t>
+      </w:r>
+    </w:p>
+    <w:p>
+      <w:pPr>
+        <w:bidi/>
+      </w:pPr>
+      <w:r>
+        <w:rPr>
+          <w:lang w:val="ar_AE" w:bidi="ar_AE"/>
+        </w:rPr>
+      </w:r>
+      <w:r>
+        <w:rPr>
+          <w:b/>
+          <w:lang w:val="ar_AE" w:bidi="ar_AE"/>
+        </w:rPr>
         <w:t>"وَصَايَا وَتَعَالِيمِ النَّاسِ"</w:t>
       </w:r>
     </w:p>
@@ -40722,6 +41436,23 @@
         <w:rPr>
           <w:lang w:val="ar_AE" w:bidi="ar_AE"/>
         </w:rPr>
+      </w:r>
+    </w:p>
+    <w:p>
+      <w:pPr>
+        <w:bidi/>
+      </w:pPr>
+      <w:r>
+        <w:rPr>
+          <w:lang w:val="ar_AE" w:bidi="ar_AE"/>
+        </w:rPr>
+      </w:r>
+      <w:r>
+        <w:rPr>
+          <w:b/>
+          <w:lang w:val="ar_AE" w:bidi="ar_AE"/>
+        </w:rPr>
+        <w:t>λόγον μὲν ἔχοντα σοφίας ἐν ἐθελοθρησκείᾳ καὶ ταπεινοφροσύνῃ, ἀφειδίᾳ σώματος</w:t>
       </w:r>
     </w:p>
     <w:p>
@@ -43708,6 +44439,23 @@
           <w:b/>
           <w:lang w:val="ar_AE" w:bidi="ar_AE"/>
         </w:rPr>
+        <w:t>ἡ ζωὴ ὑμῶν κέκρυπται σὺν τῷ Χριστῷ ἐν τῷ Θεῷ</w:t>
+      </w:r>
+    </w:p>
+    <w:p>
+      <w:pPr>
+        <w:bidi/>
+      </w:pPr>
+      <w:r>
+        <w:rPr>
+          <w:lang w:val="ar_AE" w:bidi="ar_AE"/>
+        </w:rPr>
+      </w:r>
+      <w:r>
+        <w:rPr>
+          <w:b/>
+          <w:lang w:val="ar_AE" w:bidi="ar_AE"/>
+        </w:rPr>
         <w:t>"وحَيَاتُكُمْ مُسْتَتِرَةٌ مَعَ الْمَسِيحِ فِي اللهِ"</w:t>
       </w:r>
     </w:p>
@@ -45482,6 +46230,23 @@
         <w:rPr>
           <w:lang w:val="ar_AE" w:bidi="ar_AE"/>
         </w:rPr>
+      </w:r>
+    </w:p>
+    <w:p>
+      <w:pPr>
+        <w:bidi/>
+      </w:pPr>
+      <w:r>
+        <w:rPr>
+          <w:lang w:val="ar_AE" w:bidi="ar_AE"/>
+        </w:rPr>
+      </w:r>
+      <w:r>
+        <w:rPr>
+          <w:b/>
+          <w:lang w:val="ar_AE" w:bidi="ar_AE"/>
+        </w:rPr>
+        <w:t>πορνείαν, ἀκαθαρσίαν, πάθος, ἐπιθυμίαν κακήν, καὶ τὴν πλεονεξίαν, ἥτις ἐστὶν εἰδωλολατρία</w:t>
       </w:r>
     </w:p>
     <w:p>
@@ -48127,6 +48892,23 @@
           <w:b/>
           <w:lang w:val="ar_AE" w:bidi="ar_AE"/>
         </w:rPr>
+        <w:t>ὀργήν, θυμόν, κακίαν, βλασφημίαν, αἰσχρολογίαν ἐκ τοῦ στόματος ὑμῶν</w:t>
+      </w:r>
+    </w:p>
+    <w:p>
+      <w:pPr>
+        <w:bidi/>
+      </w:pPr>
+      <w:r>
+        <w:rPr>
+          <w:lang w:val="ar_AE" w:bidi="ar_AE"/>
+        </w:rPr>
+      </w:r>
+      <w:r>
+        <w:rPr>
+          <w:b/>
+          <w:lang w:val="ar_AE" w:bidi="ar_AE"/>
+        </w:rPr>
         <w:t>"الْغَضَبَ، السَّخَطَ، الْخُبْثَ، التَّجْدِيفَ، الْكَلاَمَ الْقَبِيحَ مِنْ أَفْوَاهِكُمْ"</w:t>
       </w:r>
     </w:p>
@@ -51548,6 +52330,23 @@
           <w:b/>
           <w:lang w:val="ar_AE" w:bidi="ar_AE"/>
         </w:rPr>
+        <w:t>οὐκ ἔνι Ἕλλην καὶ Ἰουδαῖος, περιτομὴ καὶ ἀκροβυστία, βάρβαρος, Σκύθης, δοῦλος, ἐλεύθερος</w:t>
+      </w:r>
+    </w:p>
+    <w:p>
+      <w:pPr>
+        <w:bidi/>
+      </w:pPr>
+      <w:r>
+        <w:rPr>
+          <w:lang w:val="ar_AE" w:bidi="ar_AE"/>
+        </w:rPr>
+      </w:r>
+      <w:r>
+        <w:rPr>
+          <w:b/>
+          <w:lang w:val="ar_AE" w:bidi="ar_AE"/>
+        </w:rPr>
         <w:t>"لَيْسَ يُونَانِيٌّ وَيَهُودِيٌّ، خِتَانٌ وَغُرْلَةٌ، بَرْبَرِيٌّ سِكِّيثِيٌّ، عَبْدٌ حُرٌّ"</w:t>
       </w:r>
     </w:p>
@@ -53601,6 +54400,23 @@
           <w:b/>
           <w:lang w:val="ar_AE" w:bidi="ar_AE"/>
         </w:rPr>
+        <w:t>ἀνεχόμενοι ἀλλήλων καὶ χαριζόμενοι ἑαυτοῖς, ἐάν τις πρός τινα ἔχῃ μομφήν</w:t>
+      </w:r>
+    </w:p>
+    <w:p>
+      <w:pPr>
+        <w:bidi/>
+      </w:pPr>
+      <w:r>
+        <w:rPr>
+          <w:lang w:val="ar_AE" w:bidi="ar_AE"/>
+        </w:rPr>
+      </w:r>
+      <w:r>
+        <w:rPr>
+          <w:b/>
+          <w:lang w:val="ar_AE" w:bidi="ar_AE"/>
+        </w:rPr>
         <w:t>"مُحْتَمِلِينَ بَعْضُكُمْ بَعْضًا، وَمُسَامِحِينَ بَعْضُكُمْ بَعْضًا إِنْ كَانَ لأَحَدٍ عَلَى أَحَدٍ شَكْوَى"</w:t>
       </w:r>
     </w:p>
@@ -54228,6 +55044,23 @@
         <w:rPr>
           <w:lang w:val="ar_AE" w:bidi="ar_AE"/>
         </w:rPr>
+      </w:r>
+    </w:p>
+    <w:p>
+      <w:pPr>
+        <w:bidi/>
+      </w:pPr>
+      <w:r>
+        <w:rPr>
+          <w:lang w:val="ar_AE" w:bidi="ar_AE"/>
+        </w:rPr>
+      </w:r>
+      <w:r>
+        <w:rPr>
+          <w:b/>
+          <w:lang w:val="ar_AE" w:bidi="ar_AE"/>
+        </w:rPr>
+        <w:t>καθὼς καὶ ὁ Κύριος ἐχαρίσατο ὑμῖν, οὕτως καὶ ὑμεῖς</w:t>
       </w:r>
     </w:p>
     <w:p>
@@ -56368,6 +57201,23 @@
           <w:b/>
           <w:lang w:val="ar_AE" w:bidi="ar_AE"/>
         </w:rPr>
+        <w:t>εὐχάριστοι γίνεσθε</w:t>
+      </w:r>
+    </w:p>
+    <w:p>
+      <w:pPr>
+        <w:bidi/>
+      </w:pPr>
+      <w:r>
+        <w:rPr>
+          <w:lang w:val="ar_AE" w:bidi="ar_AE"/>
+        </w:rPr>
+      </w:r>
+      <w:r>
+        <w:rPr>
+          <w:b/>
+          <w:lang w:val="ar_AE" w:bidi="ar_AE"/>
+        </w:rPr>
         <w:t>"كُونُوا شَاكِرِينَ"</w:t>
       </w:r>
     </w:p>
@@ -65550,6 +66400,23 @@
           <w:b/>
           <w:lang w:val="ar_AE" w:bidi="ar_AE"/>
         </w:rPr>
+        <w:t>τῇ προσευχῇ προσκαρτερεῖτε</w:t>
+      </w:r>
+    </w:p>
+    <w:p>
+      <w:pPr>
+        <w:bidi/>
+      </w:pPr>
+      <w:r>
+        <w:rPr>
+          <w:lang w:val="ar_AE" w:bidi="ar_AE"/>
+        </w:rPr>
+      </w:r>
+      <w:r>
+        <w:rPr>
+          <w:b/>
+          <w:lang w:val="ar_AE" w:bidi="ar_AE"/>
+        </w:rPr>
         <w:t>"وَاظِبُوا عَلَى الصَّلاَةِ"</w:t>
       </w:r>
     </w:p>
@@ -67726,6 +68593,23 @@
           <w:b/>
           <w:lang w:val="ar_AE" w:bidi="ar_AE"/>
         </w:rPr>
+        <w:t>φανερώσω αὐτὸ</w:t>
+      </w:r>
+    </w:p>
+    <w:p>
+      <w:pPr>
+        <w:bidi/>
+      </w:pPr>
+      <w:r>
+        <w:rPr>
+          <w:lang w:val="ar_AE" w:bidi="ar_AE"/>
+        </w:rPr>
+      </w:r>
+      <w:r>
+        <w:rPr>
+          <w:b/>
+          <w:lang w:val="ar_AE" w:bidi="ar_AE"/>
+        </w:rPr>
         <w:t>"أُظْهِرَهُ"</w:t>
       </w:r>
     </w:p>
@@ -69382,6 +70266,23 @@
           <w:b/>
           <w:lang w:val="ar_AE" w:bidi="ar_AE"/>
         </w:rPr>
+        <w:t>πῶς δεῖ ὑμᾶς &amp; ἀποκρίνεσθαι</w:t>
+      </w:r>
+    </w:p>
+    <w:p>
+      <w:pPr>
+        <w:bidi/>
+      </w:pPr>
+      <w:r>
+        <w:rPr>
+          <w:lang w:val="ar_AE" w:bidi="ar_AE"/>
+        </w:rPr>
+      </w:r>
+      <w:r>
+        <w:rPr>
+          <w:b/>
+          <w:lang w:val="ar_AE" w:bidi="ar_AE"/>
+        </w:rPr>
         <w:t>"كَيْفَ يَجِبُ أَنْ تُجَاوِبُوا"</w:t>
       </w:r>
     </w:p>
@@ -69592,6 +70493,23 @@
           <w:b/>
           <w:lang w:val="ar_AE" w:bidi="ar_AE"/>
         </w:rPr>
+        <w:t>τὰ κατ’ ἐμὲ πάντα γνωρίσει ὑμῖν Τυχικὸς, ὁ ἀγαπητὸς ἀδελφὸς, καὶ πιστὸς διάκονος, καὶ σύνδουλος ἐν Κυρίῳ</w:t>
+      </w:r>
+    </w:p>
+    <w:p>
+      <w:pPr>
+        <w:bidi/>
+      </w:pPr>
+      <w:r>
+        <w:rPr>
+          <w:lang w:val="ar_AE" w:bidi="ar_AE"/>
+        </w:rPr>
+      </w:r>
+      <w:r>
+        <w:rPr>
+          <w:b/>
+          <w:lang w:val="ar_AE" w:bidi="ar_AE"/>
+        </w:rPr>
         <w:t>"جَمِيعُ أَحْوَالِي سَيُعَرِّفُكُمْ بِهَا تِيخِيكُسُ الأَخُ الْحَبِيبُ، وَالْخَادِمُ الأَمِينُ، وَالْعَبْدُ مَعَنَا فِي الرَّبِّ،"</w:t>
       </w:r>
     </w:p>
@@ -69829,6 +70747,23 @@
         <w:rPr>
           <w:lang w:val="ar_AE" w:bidi="ar_AE"/>
         </w:rPr>
+      </w:r>
+    </w:p>
+    <w:p>
+      <w:pPr>
+        <w:bidi/>
+      </w:pPr>
+      <w:r>
+        <w:rPr>
+          <w:lang w:val="ar_AE" w:bidi="ar_AE"/>
+        </w:rPr>
+      </w:r>
+      <w:r>
+        <w:rPr>
+          <w:b/>
+          <w:lang w:val="ar_AE" w:bidi="ar_AE"/>
+        </w:rPr>
+        <w:t>Τυχικὸς</w:t>
       </w:r>
     </w:p>
     <w:p>
@@ -71414,6 +72349,23 @@
           <w:b/>
           <w:lang w:val="ar_AE" w:bidi="ar_AE"/>
         </w:rPr>
+        <w:t>Ὀνησίμῳ</w:t>
+      </w:r>
+    </w:p>
+    <w:p>
+      <w:pPr>
+        <w:bidi/>
+      </w:pPr>
+      <w:r>
+        <w:rPr>
+          <w:lang w:val="ar_AE" w:bidi="ar_AE"/>
+        </w:rPr>
+      </w:r>
+      <w:r>
+        <w:rPr>
+          <w:b/>
+          <w:lang w:val="ar_AE" w:bidi="ar_AE"/>
+        </w:rPr>
         <w:t>"أُنِسِيمُسَ"</w:t>
       </w:r>
     </w:p>
@@ -71915,6 +72867,23 @@
           <w:b/>
           <w:lang w:val="ar_AE" w:bidi="ar_AE"/>
         </w:rPr>
+        <w:t>Ἀρίσταρχος &amp; Μᾶρκος &amp; Βαρναβᾶ</w:t>
+      </w:r>
+    </w:p>
+    <w:p>
+      <w:pPr>
+        <w:bidi/>
+      </w:pPr>
+      <w:r>
+        <w:rPr>
+          <w:lang w:val="ar_AE" w:bidi="ar_AE"/>
+        </w:rPr>
+      </w:r>
+      <w:r>
+        <w:rPr>
+          <w:b/>
+          <w:lang w:val="ar_AE" w:bidi="ar_AE"/>
+        </w:rPr>
         <w:t>"أَرِسْتَرْخُسُ،"</w:t>
       </w:r>
       <w:r>
@@ -73043,6 +74012,23 @@
         <w:rPr>
           <w:lang w:val="ar_AE" w:bidi="ar_AE"/>
         </w:rPr>
+      </w:r>
+    </w:p>
+    <w:p>
+      <w:pPr>
+        <w:bidi/>
+      </w:pPr>
+      <w:r>
+        <w:rPr>
+          <w:lang w:val="ar_AE" w:bidi="ar_AE"/>
+        </w:rPr>
+      </w:r>
+      <w:r>
+        <w:rPr>
+          <w:b/>
+          <w:lang w:val="ar_AE" w:bidi="ar_AE"/>
+        </w:rPr>
+        <w:t>Ἰησοῦς &amp; Ἰοῦστος</w:t>
       </w:r>
     </w:p>
     <w:p>
@@ -75978,6 +76964,23 @@
           <w:b/>
           <w:lang w:val="ar_AE" w:bidi="ar_AE"/>
         </w:rPr>
+        <w:t>Λουκᾶς &amp; Δημᾶς</w:t>
+      </w:r>
+    </w:p>
+    <w:p>
+      <w:pPr>
+        <w:bidi/>
+      </w:pPr>
+      <w:r>
+        <w:rPr>
+          <w:lang w:val="ar_AE" w:bidi="ar_AE"/>
+        </w:rPr>
+      </w:r>
+      <w:r>
+        <w:rPr>
+          <w:b/>
+          <w:lang w:val="ar_AE" w:bidi="ar_AE"/>
+        </w:rPr>
         <w:t>"لُوقَا،"</w:t>
       </w:r>
       <w:r>
@@ -76478,6 +77481,23 @@
           <w:b/>
           <w:lang w:val="ar_AE" w:bidi="ar_AE"/>
         </w:rPr>
+        <w:t>Νύμφαν</w:t>
+      </w:r>
+    </w:p>
+    <w:p>
+      <w:pPr>
+        <w:bidi/>
+      </w:pPr>
+      <w:r>
+        <w:rPr>
+          <w:lang w:val="ar_AE" w:bidi="ar_AE"/>
+        </w:rPr>
+      </w:r>
+      <w:r>
+        <w:rPr>
+          <w:b/>
+          <w:lang w:val="ar_AE" w:bidi="ar_AE"/>
+        </w:rPr>
         <w:t>"نِمْفَاسَ"</w:t>
       </w:r>
     </w:p>
@@ -76847,6 +77867,23 @@
           <w:b/>
           <w:lang w:val="ar_AE" w:bidi="ar_AE"/>
         </w:rPr>
+        <w:t>ἀναγνωσθῇ παρ’ ὑμῖν ἡ ἐπιστολή &amp; ἀναγνωσθῇ</w:t>
+      </w:r>
+    </w:p>
+    <w:p>
+      <w:pPr>
+        <w:bidi/>
+      </w:pPr>
+      <w:r>
+        <w:rPr>
+          <w:lang w:val="ar_AE" w:bidi="ar_AE"/>
+        </w:rPr>
+      </w:r>
+      <w:r>
+        <w:rPr>
+          <w:b/>
+          <w:lang w:val="ar_AE" w:bidi="ar_AE"/>
+        </w:rPr>
         <w:t>"وَمَتَى قُرِئَتْ عِنْدَكُمْ هذِهِ الرِّسَالَةُ،"</w:t>
       </w:r>
       <w:r>
@@ -76936,6 +77973,23 @@
         <w:rPr>
           <w:lang w:val="ar_AE" w:bidi="ar_AE"/>
         </w:rPr>
+      </w:r>
+    </w:p>
+    <w:p>
+      <w:pPr>
+        <w:bidi/>
+      </w:pPr>
+      <w:r>
+        <w:rPr>
+          <w:lang w:val="ar_AE" w:bidi="ar_AE"/>
+        </w:rPr>
+      </w:r>
+      <w:r>
+        <w:rPr>
+          <w:b/>
+          <w:lang w:val="ar_AE" w:bidi="ar_AE"/>
+        </w:rPr>
+        <w:t>ποιήσατε ἵνα καὶ ἐν τῇ Λαοδικαίων ἐκκλησίᾳ ἀναγνωσθῇ, καὶ τὴν ἐκ Λαοδικίας ἵνα καὶ ὑμεῖς ἀναγνῶτε</w:t>
       </w:r>
     </w:p>
     <w:p>
@@ -77284,6 +78338,23 @@
           <w:b/>
           <w:lang w:val="ar_AE" w:bidi="ar_AE"/>
         </w:rPr>
+        <w:t>Ἀρχίππῳ</w:t>
+      </w:r>
+    </w:p>
+    <w:p>
+      <w:pPr>
+        <w:bidi/>
+      </w:pPr>
+      <w:r>
+        <w:rPr>
+          <w:lang w:val="ar_AE" w:bidi="ar_AE"/>
+        </w:rPr>
+      </w:r>
+      <w:r>
+        <w:rPr>
+          <w:b/>
+          <w:lang w:val="ar_AE" w:bidi="ar_AE"/>
+        </w:rPr>
         <w:t>"لأَرْخِبُّسَ"</w:t>
       </w:r>
     </w:p>
@@ -77383,6 +78454,23 @@
           <w:b/>
           <w:lang w:val="ar_AE" w:bidi="ar_AE"/>
         </w:rPr>
+        <w:t>βλέπε τὴν διακονίαν ἣν παρέλαβες ἐν Κυρίῳ, ἵνα αὐτὴν πληροῖς</w:t>
+      </w:r>
+    </w:p>
+    <w:p>
+      <w:pPr>
+        <w:bidi/>
+      </w:pPr>
+      <w:r>
+        <w:rPr>
+          <w:lang w:val="ar_AE" w:bidi="ar_AE"/>
+        </w:rPr>
+      </w:r>
+      <w:r>
+        <w:rPr>
+          <w:b/>
+          <w:lang w:val="ar_AE" w:bidi="ar_AE"/>
+        </w:rPr>
         <w:t>"انْظُرْ إِلَى الْخِدْمَةِ الَّتِي قَبِلْتَهَا فِي الرَّبِّ لِكَيْ تُتَمِّمَهَا"</w:t>
       </w:r>
     </w:p>
@@ -77459,6 +78547,23 @@
         <w:rPr>
           <w:lang w:val="ar_AE" w:bidi="ar_AE"/>
         </w:rPr>
+      </w:r>
+    </w:p>
+    <w:p>
+      <w:pPr>
+        <w:bidi/>
+      </w:pPr>
+      <w:r>
+        <w:rPr>
+          <w:lang w:val="ar_AE" w:bidi="ar_AE"/>
+        </w:rPr>
+      </w:r>
+      <w:r>
+        <w:rPr>
+          <w:b/>
+          <w:lang w:val="ar_AE" w:bidi="ar_AE"/>
+        </w:rPr>
+        <w:t>εἴπατε Ἀρχίππῳ, βλέπε τὴν διακονίαν ἣν παρέλαβες ἐν Κυρίῳ, ἵνα αὐτὴν πληροῖς</w:t>
       </w:r>
     </w:p>
     <w:p>
